--- a/notes.docx
+++ b/notes.docx
@@ -8,37 +8,1116 @@
         <w:spacing w:after="0" w:line="285" w:lineRule="atLeast"/>
         <w:rPr>
           <w:rFonts w:ascii="Consolas" w:eastAsia="Times New Roman" w:hAnsi="Consolas" w:cs="Times New Roman"/>
+          <w:color w:val="BBBEBF"/>
+          <w:sz w:val="21"/>
+          <w:szCs w:val="21"/>
+        </w:rPr>
+      </w:pPr>
+      <w:r>
+        <w:rPr>
+          <w:rFonts w:ascii="Consolas" w:eastAsia="Times New Roman" w:hAnsi="Consolas" w:cs="Times New Roman"/>
+          <w:color w:val="C586C0"/>
+          <w:sz w:val="21"/>
+          <w:szCs w:val="21"/>
+        </w:rPr>
+        <w:t>import</w:t>
+      </w:r>
+      <w:r>
+        <w:rPr>
+          <w:rFonts w:ascii="Consolas" w:eastAsia="Times New Roman" w:hAnsi="Consolas" w:cs="Times New Roman"/>
+          <w:color w:val="BBBEBF"/>
+          <w:sz w:val="21"/>
+          <w:szCs w:val="21"/>
+        </w:rPr>
+        <w:t xml:space="preserve"> </w:t>
+      </w:r>
+      <w:r>
+        <w:rPr>
+          <w:rFonts w:ascii="Consolas" w:eastAsia="Times New Roman" w:hAnsi="Consolas" w:cs="Times New Roman"/>
+          <w:color w:val="4EC9B0"/>
+          <w:sz w:val="21"/>
+          <w:szCs w:val="21"/>
+        </w:rPr>
+        <w:t>psycopg2</w:t>
+      </w:r>
+    </w:p>
+    <w:p>
+      <w:pPr>
+        <w:shd w:val="clear" w:color="auto" w:fill="121314"/>
+        <w:spacing w:after="0" w:line="285" w:lineRule="atLeast"/>
+        <w:rPr>
+          <w:rFonts w:ascii="Consolas" w:eastAsia="Times New Roman" w:hAnsi="Consolas" w:cs="Times New Roman"/>
+          <w:color w:val="BBBEBF"/>
+          <w:sz w:val="21"/>
+          <w:szCs w:val="21"/>
+        </w:rPr>
+      </w:pPr>
+    </w:p>
+    <w:p>
+      <w:pPr>
+        <w:shd w:val="clear" w:color="auto" w:fill="121314"/>
+        <w:spacing w:after="0" w:line="285" w:lineRule="atLeast"/>
+        <w:rPr>
+          <w:rFonts w:ascii="Consolas" w:eastAsia="Times New Roman" w:hAnsi="Consolas" w:cs="Times New Roman"/>
+          <w:color w:val="BBBEBF"/>
+          <w:sz w:val="21"/>
+          <w:szCs w:val="21"/>
+        </w:rPr>
+      </w:pPr>
+      <w:r>
+        <w:rPr>
+          <w:rFonts w:ascii="Consolas" w:eastAsia="Times New Roman" w:hAnsi="Consolas" w:cs="Times New Roman"/>
+          <w:color w:val="8B949E"/>
+          <w:sz w:val="21"/>
+          <w:szCs w:val="21"/>
+        </w:rPr>
+        <w:t xml:space="preserve">#establish connection to </w:t>
+      </w:r>
+      <w:proofErr w:type="spellStart"/>
+      <w:r>
+        <w:rPr>
+          <w:rFonts w:ascii="Consolas" w:eastAsia="Times New Roman" w:hAnsi="Consolas" w:cs="Times New Roman"/>
+          <w:color w:val="8B949E"/>
+          <w:sz w:val="21"/>
+          <w:szCs w:val="21"/>
+        </w:rPr>
+        <w:t>Postgres</w:t>
+      </w:r>
+      <w:proofErr w:type="spellEnd"/>
+    </w:p>
+    <w:p>
+      <w:pPr>
+        <w:shd w:val="clear" w:color="auto" w:fill="121314"/>
+        <w:spacing w:after="0" w:line="285" w:lineRule="atLeast"/>
+        <w:rPr>
+          <w:rFonts w:ascii="Consolas" w:eastAsia="Times New Roman" w:hAnsi="Consolas" w:cs="Times New Roman"/>
+          <w:color w:val="BBBEBF"/>
+          <w:sz w:val="21"/>
+          <w:szCs w:val="21"/>
+        </w:rPr>
+      </w:pPr>
+      <w:r>
+        <w:rPr>
+          <w:rFonts w:ascii="Consolas" w:eastAsia="Times New Roman" w:hAnsi="Consolas" w:cs="Times New Roman"/>
           <w:color w:val="C9D1D9"/>
           <w:sz w:val="21"/>
           <w:szCs w:val="21"/>
         </w:rPr>
-      </w:pPr>
-    </w:p>
-    <w:p>
-      <w:pPr>
-        <w:shd w:val="clear" w:color="auto" w:fill="121314"/>
-        <w:spacing w:after="0" w:line="285" w:lineRule="atLeast"/>
+        <w:t>conn</w:t>
+      </w:r>
+      <w:r>
+        <w:rPr>
+          <w:rFonts w:ascii="Consolas" w:eastAsia="Times New Roman" w:hAnsi="Consolas" w:cs="Times New Roman"/>
+          <w:color w:val="BBBEBF"/>
+          <w:sz w:val="21"/>
+          <w:szCs w:val="21"/>
+        </w:rPr>
+        <w:t xml:space="preserve"> </w:t>
+      </w:r>
+      <w:r>
+        <w:rPr>
+          <w:rFonts w:ascii="Consolas" w:eastAsia="Times New Roman" w:hAnsi="Consolas" w:cs="Times New Roman"/>
+          <w:color w:val="D4D4D4"/>
+          <w:sz w:val="21"/>
+          <w:szCs w:val="21"/>
+        </w:rPr>
+        <w:t>=</w:t>
+      </w:r>
+      <w:r>
+        <w:rPr>
+          <w:rFonts w:ascii="Consolas" w:eastAsia="Times New Roman" w:hAnsi="Consolas" w:cs="Times New Roman"/>
+          <w:color w:val="BBBEBF"/>
+          <w:sz w:val="21"/>
+          <w:szCs w:val="21"/>
+        </w:rPr>
+        <w:t xml:space="preserve"> </w:t>
+      </w:r>
+      <w:r>
+        <w:rPr>
+          <w:rFonts w:ascii="Consolas" w:eastAsia="Times New Roman" w:hAnsi="Consolas" w:cs="Times New Roman"/>
+          <w:color w:val="4EC9B0"/>
+          <w:sz w:val="21"/>
+          <w:szCs w:val="21"/>
+        </w:rPr>
+        <w:t>psycopg2</w:t>
+      </w:r>
+      <w:r>
+        <w:rPr>
+          <w:rFonts w:ascii="Consolas" w:eastAsia="Times New Roman" w:hAnsi="Consolas" w:cs="Times New Roman"/>
+          <w:color w:val="BBBEBF"/>
+          <w:sz w:val="21"/>
+          <w:szCs w:val="21"/>
+        </w:rPr>
+        <w:t>.</w:t>
+      </w:r>
+      <w:r>
+        <w:rPr>
+          <w:rFonts w:ascii="Consolas" w:eastAsia="Times New Roman" w:hAnsi="Consolas" w:cs="Times New Roman"/>
+          <w:color w:val="D2A8FF"/>
+          <w:sz w:val="21"/>
+          <w:szCs w:val="21"/>
+        </w:rPr>
+        <w:t>connect</w:t>
+      </w:r>
+      <w:r>
+        <w:rPr>
+          <w:rFonts w:ascii="Consolas" w:eastAsia="Times New Roman" w:hAnsi="Consolas" w:cs="Times New Roman"/>
+          <w:color w:val="BBBEBF"/>
+          <w:sz w:val="21"/>
+          <w:szCs w:val="21"/>
+        </w:rPr>
+        <w:t>(</w:t>
+      </w:r>
+      <w:r>
+        <w:rPr>
+          <w:rFonts w:ascii="Consolas" w:eastAsia="Times New Roman" w:hAnsi="Consolas" w:cs="Times New Roman"/>
+          <w:color w:val="FFA657"/>
+          <w:sz w:val="21"/>
+          <w:szCs w:val="21"/>
+        </w:rPr>
+        <w:t>host</w:t>
+      </w:r>
+      <w:r>
+        <w:rPr>
+          <w:rFonts w:ascii="Consolas" w:eastAsia="Times New Roman" w:hAnsi="Consolas" w:cs="Times New Roman"/>
+          <w:color w:val="D4D4D4"/>
+          <w:sz w:val="21"/>
+          <w:szCs w:val="21"/>
+        </w:rPr>
+        <w:t>=</w:t>
+      </w:r>
+      <w:r>
+        <w:rPr>
+          <w:rFonts w:ascii="Consolas" w:eastAsia="Times New Roman" w:hAnsi="Consolas" w:cs="Times New Roman"/>
+          <w:color w:val="A5D6FF"/>
+          <w:sz w:val="21"/>
+          <w:szCs w:val="21"/>
+        </w:rPr>
+        <w:t>'localhost</w:t>
+      </w:r>
+      <w:proofErr w:type="gramStart"/>
+      <w:r>
+        <w:rPr>
+          <w:rFonts w:ascii="Consolas" w:eastAsia="Times New Roman" w:hAnsi="Consolas" w:cs="Times New Roman"/>
+          <w:color w:val="A5D6FF"/>
+          <w:sz w:val="21"/>
+          <w:szCs w:val="21"/>
+        </w:rPr>
+        <w:t>'</w:t>
+      </w:r>
+      <w:r>
+        <w:rPr>
+          <w:rFonts w:ascii="Consolas" w:eastAsia="Times New Roman" w:hAnsi="Consolas" w:cs="Times New Roman"/>
+          <w:color w:val="BBBEBF"/>
+          <w:sz w:val="21"/>
+          <w:szCs w:val="21"/>
+        </w:rPr>
+        <w:t>,</w:t>
+      </w:r>
+      <w:r>
+        <w:rPr>
+          <w:rFonts w:ascii="Consolas" w:eastAsia="Times New Roman" w:hAnsi="Consolas" w:cs="Times New Roman"/>
+          <w:color w:val="FFA657"/>
+          <w:sz w:val="21"/>
+          <w:szCs w:val="21"/>
+        </w:rPr>
+        <w:t>port</w:t>
+      </w:r>
+      <w:proofErr w:type="gramEnd"/>
+      <w:r>
+        <w:rPr>
+          <w:rFonts w:ascii="Consolas" w:eastAsia="Times New Roman" w:hAnsi="Consolas" w:cs="Times New Roman"/>
+          <w:color w:val="D4D4D4"/>
+          <w:sz w:val="21"/>
+          <w:szCs w:val="21"/>
+        </w:rPr>
+        <w:t>=</w:t>
+      </w:r>
+      <w:r>
+        <w:rPr>
+          <w:rFonts w:ascii="Consolas" w:eastAsia="Times New Roman" w:hAnsi="Consolas" w:cs="Times New Roman"/>
+          <w:color w:val="A5D6FF"/>
+          <w:sz w:val="21"/>
+          <w:szCs w:val="21"/>
+        </w:rPr>
+        <w:t>'5432'</w:t>
+      </w:r>
+      <w:r>
+        <w:rPr>
+          <w:rFonts w:ascii="Consolas" w:eastAsia="Times New Roman" w:hAnsi="Consolas" w:cs="Times New Roman"/>
+          <w:color w:val="BBBEBF"/>
+          <w:sz w:val="21"/>
+          <w:szCs w:val="21"/>
+        </w:rPr>
+        <w:t>,</w:t>
+      </w:r>
+      <w:r>
+        <w:rPr>
+          <w:rFonts w:ascii="Consolas" w:eastAsia="Times New Roman" w:hAnsi="Consolas" w:cs="Times New Roman"/>
+          <w:color w:val="FFA657"/>
+          <w:sz w:val="21"/>
+          <w:szCs w:val="21"/>
+        </w:rPr>
+        <w:t>user</w:t>
+      </w:r>
+      <w:r>
+        <w:rPr>
+          <w:rFonts w:ascii="Consolas" w:eastAsia="Times New Roman" w:hAnsi="Consolas" w:cs="Times New Roman"/>
+          <w:color w:val="D4D4D4"/>
+          <w:sz w:val="21"/>
+          <w:szCs w:val="21"/>
+        </w:rPr>
+        <w:t>=</w:t>
+      </w:r>
+      <w:r>
+        <w:rPr>
+          <w:rFonts w:ascii="Consolas" w:eastAsia="Times New Roman" w:hAnsi="Consolas" w:cs="Times New Roman"/>
+          <w:color w:val="A5D6FF"/>
+          <w:sz w:val="21"/>
+          <w:szCs w:val="21"/>
+        </w:rPr>
+        <w:t>'postgres'</w:t>
+      </w:r>
+      <w:r>
+        <w:rPr>
+          <w:rFonts w:ascii="Consolas" w:eastAsia="Times New Roman" w:hAnsi="Consolas" w:cs="Times New Roman"/>
+          <w:color w:val="BBBEBF"/>
+          <w:sz w:val="21"/>
+          <w:szCs w:val="21"/>
+        </w:rPr>
+        <w:t>,</w:t>
+      </w:r>
+      <w:r>
+        <w:rPr>
+          <w:rFonts w:ascii="Consolas" w:eastAsia="Times New Roman" w:hAnsi="Consolas" w:cs="Times New Roman"/>
+          <w:color w:val="FFA657"/>
+          <w:sz w:val="21"/>
+          <w:szCs w:val="21"/>
+        </w:rPr>
+        <w:t>password</w:t>
+      </w:r>
+      <w:r>
+        <w:rPr>
+          <w:rFonts w:ascii="Consolas" w:eastAsia="Times New Roman" w:hAnsi="Consolas" w:cs="Times New Roman"/>
+          <w:color w:val="D4D4D4"/>
+          <w:sz w:val="21"/>
+          <w:szCs w:val="21"/>
+        </w:rPr>
+        <w:t>=</w:t>
+      </w:r>
+      <w:r>
+        <w:rPr>
+          <w:rFonts w:ascii="Consolas" w:eastAsia="Times New Roman" w:hAnsi="Consolas" w:cs="Times New Roman"/>
+          <w:color w:val="A5D6FF"/>
+          <w:sz w:val="21"/>
+          <w:szCs w:val="21"/>
+        </w:rPr>
+        <w:t>'Thrill254.'</w:t>
+      </w:r>
+      <w:r>
+        <w:rPr>
+          <w:rFonts w:ascii="Consolas" w:eastAsia="Times New Roman" w:hAnsi="Consolas" w:cs="Times New Roman"/>
+          <w:color w:val="BBBEBF"/>
+          <w:sz w:val="21"/>
+          <w:szCs w:val="21"/>
+        </w:rPr>
+        <w:t>,</w:t>
+      </w:r>
+      <w:r>
+        <w:rPr>
+          <w:rFonts w:ascii="Consolas" w:eastAsia="Times New Roman" w:hAnsi="Consolas" w:cs="Times New Roman"/>
+          <w:color w:val="FFA657"/>
+          <w:sz w:val="21"/>
+          <w:szCs w:val="21"/>
+        </w:rPr>
+        <w:t>dbname</w:t>
+      </w:r>
+      <w:r>
+        <w:rPr>
+          <w:rFonts w:ascii="Consolas" w:eastAsia="Times New Roman" w:hAnsi="Consolas" w:cs="Times New Roman"/>
+          <w:color w:val="D4D4D4"/>
+          <w:sz w:val="21"/>
+          <w:szCs w:val="21"/>
+        </w:rPr>
+        <w:t>=</w:t>
+      </w:r>
+      <w:r>
+        <w:rPr>
+          <w:rFonts w:ascii="Consolas" w:eastAsia="Times New Roman" w:hAnsi="Consolas" w:cs="Times New Roman"/>
+          <w:color w:val="A5D6FF"/>
+          <w:sz w:val="21"/>
+          <w:szCs w:val="21"/>
+        </w:rPr>
+        <w:t>'myduka'</w:t>
+      </w:r>
+      <w:r>
+        <w:rPr>
+          <w:rFonts w:ascii="Consolas" w:eastAsia="Times New Roman" w:hAnsi="Consolas" w:cs="Times New Roman"/>
+          <w:color w:val="BBBEBF"/>
+          <w:sz w:val="21"/>
+          <w:szCs w:val="21"/>
+        </w:rPr>
+        <w:t>)</w:t>
+      </w:r>
+    </w:p>
+    <w:p>
+      <w:pPr>
+        <w:shd w:val="clear" w:color="auto" w:fill="121314"/>
+        <w:spacing w:after="0" w:line="285" w:lineRule="atLeast"/>
+        <w:rPr>
+          <w:rFonts w:ascii="Consolas" w:eastAsia="Times New Roman" w:hAnsi="Consolas" w:cs="Times New Roman"/>
+          <w:color w:val="BBBEBF"/>
+          <w:sz w:val="21"/>
+          <w:szCs w:val="21"/>
+        </w:rPr>
+      </w:pPr>
+    </w:p>
+    <w:p>
+      <w:pPr>
+        <w:shd w:val="clear" w:color="auto" w:fill="121314"/>
+        <w:spacing w:after="0" w:line="285" w:lineRule="atLeast"/>
+        <w:rPr>
+          <w:rFonts w:ascii="Consolas" w:eastAsia="Times New Roman" w:hAnsi="Consolas" w:cs="Times New Roman"/>
+          <w:color w:val="BBBEBF"/>
+          <w:sz w:val="21"/>
+          <w:szCs w:val="21"/>
+        </w:rPr>
+      </w:pPr>
+      <w:r>
+        <w:rPr>
+          <w:rFonts w:ascii="Consolas" w:eastAsia="Times New Roman" w:hAnsi="Consolas" w:cs="Times New Roman"/>
+          <w:color w:val="8B949E"/>
+          <w:sz w:val="21"/>
+          <w:szCs w:val="21"/>
+        </w:rPr>
+        <w:t xml:space="preserve">#object for </w:t>
+      </w:r>
+      <w:proofErr w:type="spellStart"/>
+      <w:r>
+        <w:rPr>
+          <w:rFonts w:ascii="Consolas" w:eastAsia="Times New Roman" w:hAnsi="Consolas" w:cs="Times New Roman"/>
+          <w:color w:val="8B949E"/>
+          <w:sz w:val="21"/>
+          <w:szCs w:val="21"/>
+        </w:rPr>
+        <w:t>db</w:t>
+      </w:r>
+      <w:proofErr w:type="spellEnd"/>
+      <w:r>
+        <w:rPr>
+          <w:rFonts w:ascii="Consolas" w:eastAsia="Times New Roman" w:hAnsi="Consolas" w:cs="Times New Roman"/>
+          <w:color w:val="8B949E"/>
+          <w:sz w:val="21"/>
+          <w:szCs w:val="21"/>
+        </w:rPr>
+        <w:t xml:space="preserve"> operations</w:t>
+      </w:r>
+    </w:p>
+    <w:p>
+      <w:pPr>
+        <w:shd w:val="clear" w:color="auto" w:fill="121314"/>
+        <w:spacing w:after="0" w:line="285" w:lineRule="atLeast"/>
+        <w:rPr>
+          <w:rFonts w:ascii="Consolas" w:eastAsia="Times New Roman" w:hAnsi="Consolas" w:cs="Times New Roman"/>
+          <w:color w:val="BBBEBF"/>
+          <w:sz w:val="21"/>
+          <w:szCs w:val="21"/>
+        </w:rPr>
+      </w:pPr>
+      <w:r>
         <w:rPr>
           <w:rFonts w:ascii="Consolas" w:eastAsia="Times New Roman" w:hAnsi="Consolas" w:cs="Times New Roman"/>
           <w:color w:val="C9D1D9"/>
           <w:sz w:val="21"/>
           <w:szCs w:val="21"/>
         </w:rPr>
-      </w:pPr>
-    </w:p>
-    <w:p>
-      <w:pPr>
-        <w:shd w:val="clear" w:color="auto" w:fill="121314"/>
-        <w:spacing w:after="0" w:line="285" w:lineRule="atLeast"/>
-        <w:rPr>
-          <w:rFonts w:ascii="Consolas" w:eastAsia="Times New Roman" w:hAnsi="Consolas" w:cs="Times New Roman"/>
-          <w:color w:val="BBBEBF"/>
-          <w:sz w:val="21"/>
-          <w:szCs w:val="21"/>
-        </w:rPr>
-      </w:pPr>
+        <w:t>cur</w:t>
+      </w:r>
+      <w:r>
+        <w:rPr>
+          <w:rFonts w:ascii="Consolas" w:eastAsia="Times New Roman" w:hAnsi="Consolas" w:cs="Times New Roman"/>
+          <w:color w:val="BBBEBF"/>
+          <w:sz w:val="21"/>
+          <w:szCs w:val="21"/>
+        </w:rPr>
+        <w:t xml:space="preserve"> </w:t>
+      </w:r>
+      <w:r>
+        <w:rPr>
+          <w:rFonts w:ascii="Consolas" w:eastAsia="Times New Roman" w:hAnsi="Consolas" w:cs="Times New Roman"/>
+          <w:color w:val="D4D4D4"/>
+          <w:sz w:val="21"/>
+          <w:szCs w:val="21"/>
+        </w:rPr>
+        <w:t>=</w:t>
+      </w:r>
+      <w:r>
+        <w:rPr>
+          <w:rFonts w:ascii="Consolas" w:eastAsia="Times New Roman" w:hAnsi="Consolas" w:cs="Times New Roman"/>
+          <w:color w:val="BBBEBF"/>
+          <w:sz w:val="21"/>
+          <w:szCs w:val="21"/>
+        </w:rPr>
+        <w:t xml:space="preserve"> </w:t>
+      </w:r>
+      <w:proofErr w:type="spellStart"/>
+      <w:proofErr w:type="gramStart"/>
+      <w:r>
+        <w:rPr>
+          <w:rFonts w:ascii="Consolas" w:eastAsia="Times New Roman" w:hAnsi="Consolas" w:cs="Times New Roman"/>
+          <w:color w:val="C9D1D9"/>
+          <w:sz w:val="21"/>
+          <w:szCs w:val="21"/>
+        </w:rPr>
+        <w:t>conn</w:t>
+      </w:r>
+      <w:r>
+        <w:rPr>
+          <w:rFonts w:ascii="Consolas" w:eastAsia="Times New Roman" w:hAnsi="Consolas" w:cs="Times New Roman"/>
+          <w:color w:val="BBBEBF"/>
+          <w:sz w:val="21"/>
+          <w:szCs w:val="21"/>
+        </w:rPr>
+        <w:t>.</w:t>
+      </w:r>
+      <w:r>
+        <w:rPr>
+          <w:rFonts w:ascii="Consolas" w:eastAsia="Times New Roman" w:hAnsi="Consolas" w:cs="Times New Roman"/>
+          <w:color w:val="D2A8FF"/>
+          <w:sz w:val="21"/>
+          <w:szCs w:val="21"/>
+        </w:rPr>
+        <w:t>cursor</w:t>
+      </w:r>
+      <w:proofErr w:type="spellEnd"/>
+      <w:proofErr w:type="gramEnd"/>
+      <w:r>
+        <w:rPr>
+          <w:rFonts w:ascii="Consolas" w:eastAsia="Times New Roman" w:hAnsi="Consolas" w:cs="Times New Roman"/>
+          <w:color w:val="BBBEBF"/>
+          <w:sz w:val="21"/>
+          <w:szCs w:val="21"/>
+        </w:rPr>
+        <w:t>()</w:t>
+      </w:r>
+    </w:p>
+    <w:p>
+      <w:pPr>
+        <w:shd w:val="clear" w:color="auto" w:fill="121314"/>
+        <w:spacing w:after="0" w:line="285" w:lineRule="atLeast"/>
+        <w:rPr>
+          <w:rFonts w:ascii="Consolas" w:eastAsia="Times New Roman" w:hAnsi="Consolas" w:cs="Times New Roman"/>
+          <w:color w:val="BBBEBF"/>
+          <w:sz w:val="21"/>
+          <w:szCs w:val="21"/>
+        </w:rPr>
+      </w:pPr>
+    </w:p>
+    <w:p>
+      <w:pPr>
+        <w:shd w:val="clear" w:color="auto" w:fill="121314"/>
+        <w:spacing w:after="0" w:line="285" w:lineRule="atLeast"/>
+        <w:rPr>
+          <w:rFonts w:ascii="Consolas" w:eastAsia="Times New Roman" w:hAnsi="Consolas" w:cs="Times New Roman"/>
+          <w:color w:val="BBBEBF"/>
+          <w:sz w:val="21"/>
+          <w:szCs w:val="21"/>
+        </w:rPr>
+      </w:pPr>
+      <w:r>
+        <w:rPr>
+          <w:rFonts w:ascii="Consolas" w:eastAsia="Times New Roman" w:hAnsi="Consolas" w:cs="Times New Roman"/>
+          <w:color w:val="8B949E"/>
+          <w:sz w:val="21"/>
+          <w:szCs w:val="21"/>
+        </w:rPr>
+        <w:t xml:space="preserve">#function used to perform your </w:t>
+      </w:r>
+      <w:proofErr w:type="spellStart"/>
+      <w:r>
+        <w:rPr>
+          <w:rFonts w:ascii="Consolas" w:eastAsia="Times New Roman" w:hAnsi="Consolas" w:cs="Times New Roman"/>
+          <w:color w:val="8B949E"/>
+          <w:sz w:val="21"/>
+          <w:szCs w:val="21"/>
+        </w:rPr>
+        <w:t>db</w:t>
+      </w:r>
+      <w:proofErr w:type="spellEnd"/>
+      <w:r>
+        <w:rPr>
+          <w:rFonts w:ascii="Consolas" w:eastAsia="Times New Roman" w:hAnsi="Consolas" w:cs="Times New Roman"/>
+          <w:color w:val="8B949E"/>
+          <w:sz w:val="21"/>
+          <w:szCs w:val="21"/>
+        </w:rPr>
+        <w:t xml:space="preserve"> operations</w:t>
+      </w:r>
+    </w:p>
+    <w:p>
+      <w:pPr>
+        <w:shd w:val="clear" w:color="auto" w:fill="121314"/>
+        <w:spacing w:after="0" w:line="285" w:lineRule="atLeast"/>
+        <w:rPr>
+          <w:rFonts w:ascii="Consolas" w:eastAsia="Times New Roman" w:hAnsi="Consolas" w:cs="Times New Roman"/>
+          <w:color w:val="BBBEBF"/>
+          <w:sz w:val="21"/>
+          <w:szCs w:val="21"/>
+        </w:rPr>
+      </w:pPr>
+      <w:proofErr w:type="spellStart"/>
+      <w:proofErr w:type="gramStart"/>
+      <w:r>
+        <w:rPr>
+          <w:rFonts w:ascii="Consolas" w:eastAsia="Times New Roman" w:hAnsi="Consolas" w:cs="Times New Roman"/>
+          <w:color w:val="C9D1D9"/>
+          <w:sz w:val="21"/>
+          <w:szCs w:val="21"/>
+        </w:rPr>
+        <w:t>cur</w:t>
+      </w:r>
+      <w:r>
+        <w:rPr>
+          <w:rFonts w:ascii="Consolas" w:eastAsia="Times New Roman" w:hAnsi="Consolas" w:cs="Times New Roman"/>
+          <w:color w:val="BBBEBF"/>
+          <w:sz w:val="21"/>
+          <w:szCs w:val="21"/>
+        </w:rPr>
+        <w:t>.</w:t>
+      </w:r>
+      <w:r>
+        <w:rPr>
+          <w:rFonts w:ascii="Consolas" w:eastAsia="Times New Roman" w:hAnsi="Consolas" w:cs="Times New Roman"/>
+          <w:color w:val="D2A8FF"/>
+          <w:sz w:val="21"/>
+          <w:szCs w:val="21"/>
+        </w:rPr>
+        <w:t>execute</w:t>
+      </w:r>
+      <w:proofErr w:type="spellEnd"/>
+      <w:proofErr w:type="gramEnd"/>
+      <w:r>
+        <w:rPr>
+          <w:rFonts w:ascii="Consolas" w:eastAsia="Times New Roman" w:hAnsi="Consolas" w:cs="Times New Roman"/>
+          <w:color w:val="BBBEBF"/>
+          <w:sz w:val="21"/>
+          <w:szCs w:val="21"/>
+        </w:rPr>
+        <w:t>(</w:t>
+      </w:r>
+      <w:r>
+        <w:rPr>
+          <w:rFonts w:ascii="Consolas" w:eastAsia="Times New Roman" w:hAnsi="Consolas" w:cs="Times New Roman"/>
+          <w:color w:val="A5D6FF"/>
+          <w:sz w:val="21"/>
+          <w:szCs w:val="21"/>
+        </w:rPr>
+        <w:t>"select * from products"</w:t>
+      </w:r>
+      <w:r>
+        <w:rPr>
+          <w:rFonts w:ascii="Consolas" w:eastAsia="Times New Roman" w:hAnsi="Consolas" w:cs="Times New Roman"/>
+          <w:color w:val="BBBEBF"/>
+          <w:sz w:val="21"/>
+          <w:szCs w:val="21"/>
+        </w:rPr>
+        <w:t>)</w:t>
+      </w:r>
+    </w:p>
+    <w:p>
+      <w:pPr>
+        <w:shd w:val="clear" w:color="auto" w:fill="121314"/>
+        <w:spacing w:after="0" w:line="285" w:lineRule="atLeast"/>
+        <w:rPr>
+          <w:rFonts w:ascii="Consolas" w:eastAsia="Times New Roman" w:hAnsi="Consolas" w:cs="Times New Roman"/>
+          <w:color w:val="BBBEBF"/>
+          <w:sz w:val="21"/>
+          <w:szCs w:val="21"/>
+        </w:rPr>
+      </w:pPr>
+    </w:p>
+    <w:p>
+      <w:pPr>
+        <w:shd w:val="clear" w:color="auto" w:fill="121314"/>
+        <w:spacing w:after="0" w:line="285" w:lineRule="atLeast"/>
+        <w:rPr>
+          <w:rFonts w:ascii="Consolas" w:eastAsia="Times New Roman" w:hAnsi="Consolas" w:cs="Times New Roman"/>
+          <w:color w:val="BBBEBF"/>
+          <w:sz w:val="21"/>
+          <w:szCs w:val="21"/>
+        </w:rPr>
+      </w:pPr>
+      <w:r>
+        <w:rPr>
+          <w:rFonts w:ascii="Consolas" w:eastAsia="Times New Roman" w:hAnsi="Consolas" w:cs="Times New Roman"/>
+          <w:color w:val="8B949E"/>
+          <w:sz w:val="21"/>
+          <w:szCs w:val="21"/>
+        </w:rPr>
+        <w:t xml:space="preserve">#function that </w:t>
+      </w:r>
+      <w:proofErr w:type="spellStart"/>
+      <w:r>
+        <w:rPr>
+          <w:rFonts w:ascii="Consolas" w:eastAsia="Times New Roman" w:hAnsi="Consolas" w:cs="Times New Roman"/>
+          <w:color w:val="8B949E"/>
+          <w:sz w:val="21"/>
+          <w:szCs w:val="21"/>
+        </w:rPr>
+        <w:t>retreives</w:t>
+      </w:r>
+      <w:proofErr w:type="spellEnd"/>
+      <w:r>
+        <w:rPr>
+          <w:rFonts w:ascii="Consolas" w:eastAsia="Times New Roman" w:hAnsi="Consolas" w:cs="Times New Roman"/>
+          <w:color w:val="8B949E"/>
+          <w:sz w:val="21"/>
+          <w:szCs w:val="21"/>
+        </w:rPr>
+        <w:t xml:space="preserve"> data from the query and gives it back to Python</w:t>
+      </w:r>
+    </w:p>
+    <w:p>
+      <w:pPr>
+        <w:shd w:val="clear" w:color="auto" w:fill="121314"/>
+        <w:spacing w:after="0" w:line="285" w:lineRule="atLeast"/>
+        <w:rPr>
+          <w:rFonts w:ascii="Consolas" w:eastAsia="Times New Roman" w:hAnsi="Consolas" w:cs="Times New Roman"/>
+          <w:color w:val="BBBEBF"/>
+          <w:sz w:val="21"/>
+          <w:szCs w:val="21"/>
+        </w:rPr>
+      </w:pPr>
+      <w:r>
+        <w:rPr>
+          <w:rFonts w:ascii="Consolas" w:eastAsia="Times New Roman" w:hAnsi="Consolas" w:cs="Times New Roman"/>
+          <w:color w:val="C9D1D9"/>
+          <w:sz w:val="21"/>
+          <w:szCs w:val="21"/>
+        </w:rPr>
+        <w:t>products</w:t>
+      </w:r>
+      <w:r>
+        <w:rPr>
+          <w:rFonts w:ascii="Consolas" w:eastAsia="Times New Roman" w:hAnsi="Consolas" w:cs="Times New Roman"/>
+          <w:color w:val="BBBEBF"/>
+          <w:sz w:val="21"/>
+          <w:szCs w:val="21"/>
+        </w:rPr>
+        <w:t xml:space="preserve"> </w:t>
+      </w:r>
+      <w:r>
+        <w:rPr>
+          <w:rFonts w:ascii="Consolas" w:eastAsia="Times New Roman" w:hAnsi="Consolas" w:cs="Times New Roman"/>
+          <w:color w:val="D4D4D4"/>
+          <w:sz w:val="21"/>
+          <w:szCs w:val="21"/>
+        </w:rPr>
+        <w:t>=</w:t>
+      </w:r>
+      <w:r>
+        <w:rPr>
+          <w:rFonts w:ascii="Consolas" w:eastAsia="Times New Roman" w:hAnsi="Consolas" w:cs="Times New Roman"/>
+          <w:color w:val="BBBEBF"/>
+          <w:sz w:val="21"/>
+          <w:szCs w:val="21"/>
+        </w:rPr>
+        <w:t xml:space="preserve"> </w:t>
+      </w:r>
+      <w:proofErr w:type="spellStart"/>
+      <w:proofErr w:type="gramStart"/>
+      <w:r>
+        <w:rPr>
+          <w:rFonts w:ascii="Consolas" w:eastAsia="Times New Roman" w:hAnsi="Consolas" w:cs="Times New Roman"/>
+          <w:color w:val="C9D1D9"/>
+          <w:sz w:val="21"/>
+          <w:szCs w:val="21"/>
+        </w:rPr>
+        <w:t>cur</w:t>
+      </w:r>
+      <w:r>
+        <w:rPr>
+          <w:rFonts w:ascii="Consolas" w:eastAsia="Times New Roman" w:hAnsi="Consolas" w:cs="Times New Roman"/>
+          <w:color w:val="BBBEBF"/>
+          <w:sz w:val="21"/>
+          <w:szCs w:val="21"/>
+        </w:rPr>
+        <w:t>.</w:t>
+      </w:r>
+      <w:r>
+        <w:rPr>
+          <w:rFonts w:ascii="Consolas" w:eastAsia="Times New Roman" w:hAnsi="Consolas" w:cs="Times New Roman"/>
+          <w:color w:val="D2A8FF"/>
+          <w:sz w:val="21"/>
+          <w:szCs w:val="21"/>
+        </w:rPr>
+        <w:t>fetchall</w:t>
+      </w:r>
+      <w:proofErr w:type="spellEnd"/>
+      <w:proofErr w:type="gramEnd"/>
+      <w:r>
+        <w:rPr>
+          <w:rFonts w:ascii="Consolas" w:eastAsia="Times New Roman" w:hAnsi="Consolas" w:cs="Times New Roman"/>
+          <w:color w:val="BBBEBF"/>
+          <w:sz w:val="21"/>
+          <w:szCs w:val="21"/>
+        </w:rPr>
+        <w:t>()</w:t>
+      </w:r>
+    </w:p>
+    <w:p>
+      <w:pPr>
+        <w:shd w:val="clear" w:color="auto" w:fill="121314"/>
+        <w:spacing w:after="0" w:line="285" w:lineRule="atLeast"/>
+        <w:rPr>
+          <w:rFonts w:ascii="Consolas" w:eastAsia="Times New Roman" w:hAnsi="Consolas" w:cs="Times New Roman"/>
+          <w:color w:val="BBBEBF"/>
+          <w:sz w:val="21"/>
+          <w:szCs w:val="21"/>
+        </w:rPr>
+      </w:pPr>
+      <w:r>
+        <w:rPr>
+          <w:rFonts w:ascii="Consolas" w:eastAsia="Times New Roman" w:hAnsi="Consolas" w:cs="Times New Roman"/>
+          <w:color w:val="D2A8FF"/>
+          <w:sz w:val="21"/>
+          <w:szCs w:val="21"/>
+        </w:rPr>
+        <w:t>print</w:t>
+      </w:r>
+      <w:r>
+        <w:rPr>
+          <w:rFonts w:ascii="Consolas" w:eastAsia="Times New Roman" w:hAnsi="Consolas" w:cs="Times New Roman"/>
+          <w:color w:val="BBBEBF"/>
+          <w:sz w:val="21"/>
+          <w:szCs w:val="21"/>
+        </w:rPr>
+        <w:t>(</w:t>
+      </w:r>
+      <w:r>
+        <w:rPr>
+          <w:rFonts w:ascii="Consolas" w:eastAsia="Times New Roman" w:hAnsi="Consolas" w:cs="Times New Roman"/>
+          <w:color w:val="C9D1D9"/>
+          <w:sz w:val="21"/>
+          <w:szCs w:val="21"/>
+        </w:rPr>
+        <w:t>products</w:t>
+      </w:r>
+      <w:r>
+        <w:rPr>
+          <w:rFonts w:ascii="Consolas" w:eastAsia="Times New Roman" w:hAnsi="Consolas" w:cs="Times New Roman"/>
+          <w:color w:val="BBBEBF"/>
+          <w:sz w:val="21"/>
+          <w:szCs w:val="21"/>
+        </w:rPr>
+        <w:t>)</w:t>
+      </w:r>
+    </w:p>
+    <w:p/>
+    <w:p>
+      <w:pPr>
+        <w:shd w:val="clear" w:color="auto" w:fill="121314"/>
+        <w:spacing w:after="0" w:line="285" w:lineRule="atLeast"/>
+        <w:rPr>
+          <w:rFonts w:ascii="Consolas" w:eastAsia="Times New Roman" w:hAnsi="Consolas" w:cs="Times New Roman"/>
+          <w:color w:val="BBBEBF"/>
+          <w:sz w:val="21"/>
+          <w:szCs w:val="21"/>
+        </w:rPr>
+      </w:pPr>
+      <w:r>
+        <w:rPr>
+          <w:rFonts w:ascii="Consolas" w:eastAsia="Times New Roman" w:hAnsi="Consolas" w:cs="Times New Roman"/>
+          <w:color w:val="8B949E"/>
+          <w:sz w:val="21"/>
+          <w:szCs w:val="21"/>
+        </w:rPr>
+        <w:t>#inserting data in pycopg2</w:t>
+      </w:r>
+    </w:p>
+    <w:p>
+      <w:pPr>
+        <w:shd w:val="clear" w:color="auto" w:fill="121314"/>
+        <w:spacing w:after="0" w:line="285" w:lineRule="atLeast"/>
+        <w:rPr>
+          <w:rFonts w:ascii="Consolas" w:eastAsia="Times New Roman" w:hAnsi="Consolas" w:cs="Times New Roman"/>
+          <w:color w:val="BBBEBF"/>
+          <w:sz w:val="21"/>
+          <w:szCs w:val="21"/>
+        </w:rPr>
+      </w:pPr>
+      <w:proofErr w:type="spellStart"/>
+      <w:proofErr w:type="gramStart"/>
+      <w:r>
+        <w:rPr>
+          <w:rFonts w:ascii="Consolas" w:eastAsia="Times New Roman" w:hAnsi="Consolas" w:cs="Times New Roman"/>
+          <w:color w:val="C9D1D9"/>
+          <w:sz w:val="21"/>
+          <w:szCs w:val="21"/>
+        </w:rPr>
+        <w:t>cur</w:t>
+      </w:r>
+      <w:r>
+        <w:rPr>
+          <w:rFonts w:ascii="Consolas" w:eastAsia="Times New Roman" w:hAnsi="Consolas" w:cs="Times New Roman"/>
+          <w:color w:val="BBBEBF"/>
+          <w:sz w:val="21"/>
+          <w:szCs w:val="21"/>
+        </w:rPr>
+        <w:t>.</w:t>
+      </w:r>
+      <w:r>
+        <w:rPr>
+          <w:rFonts w:ascii="Consolas" w:eastAsia="Times New Roman" w:hAnsi="Consolas" w:cs="Times New Roman"/>
+          <w:color w:val="D2A8FF"/>
+          <w:sz w:val="21"/>
+          <w:szCs w:val="21"/>
+        </w:rPr>
+        <w:t>execute</w:t>
+      </w:r>
+      <w:proofErr w:type="spellEnd"/>
+      <w:proofErr w:type="gramEnd"/>
+      <w:r>
+        <w:rPr>
+          <w:rFonts w:ascii="Consolas" w:eastAsia="Times New Roman" w:hAnsi="Consolas" w:cs="Times New Roman"/>
+          <w:color w:val="BBBEBF"/>
+          <w:sz w:val="21"/>
+          <w:szCs w:val="21"/>
+        </w:rPr>
+        <w:t>(</w:t>
+      </w:r>
+      <w:r>
+        <w:rPr>
+          <w:rFonts w:ascii="Consolas" w:eastAsia="Times New Roman" w:hAnsi="Consolas" w:cs="Times New Roman"/>
+          <w:color w:val="A5D6FF"/>
+          <w:sz w:val="21"/>
+          <w:szCs w:val="21"/>
+        </w:rPr>
+        <w:t>"insert into products(name,buying_price,selling_price)values('laptop',50000,60000)"</w:t>
+      </w:r>
+      <w:r>
+        <w:rPr>
+          <w:rFonts w:ascii="Consolas" w:eastAsia="Times New Roman" w:hAnsi="Consolas" w:cs="Times New Roman"/>
+          <w:color w:val="BBBEBF"/>
+          <w:sz w:val="21"/>
+          <w:szCs w:val="21"/>
+        </w:rPr>
+        <w:t>)</w:t>
+      </w:r>
+    </w:p>
+    <w:p>
+      <w:pPr>
+        <w:shd w:val="clear" w:color="auto" w:fill="121314"/>
+        <w:spacing w:after="0" w:line="285" w:lineRule="atLeast"/>
+        <w:rPr>
+          <w:rFonts w:ascii="Consolas" w:eastAsia="Times New Roman" w:hAnsi="Consolas" w:cs="Times New Roman"/>
+          <w:color w:val="BBBEBF"/>
+          <w:sz w:val="21"/>
+          <w:szCs w:val="21"/>
+        </w:rPr>
+      </w:pPr>
+      <w:proofErr w:type="spellStart"/>
+      <w:proofErr w:type="gramStart"/>
+      <w:r>
+        <w:rPr>
+          <w:rFonts w:ascii="Consolas" w:eastAsia="Times New Roman" w:hAnsi="Consolas" w:cs="Times New Roman"/>
+          <w:color w:val="C9D1D9"/>
+          <w:sz w:val="21"/>
+          <w:szCs w:val="21"/>
+        </w:rPr>
+        <w:t>conn</w:t>
+      </w:r>
+      <w:r>
+        <w:rPr>
+          <w:rFonts w:ascii="Consolas" w:eastAsia="Times New Roman" w:hAnsi="Consolas" w:cs="Times New Roman"/>
+          <w:color w:val="BBBEBF"/>
+          <w:sz w:val="21"/>
+          <w:szCs w:val="21"/>
+        </w:rPr>
+        <w:t>.</w:t>
+      </w:r>
+      <w:r>
+        <w:rPr>
+          <w:rFonts w:ascii="Consolas" w:eastAsia="Times New Roman" w:hAnsi="Consolas" w:cs="Times New Roman"/>
+          <w:color w:val="D2A8FF"/>
+          <w:sz w:val="21"/>
+          <w:szCs w:val="21"/>
+        </w:rPr>
+        <w:t>commit</w:t>
+      </w:r>
+      <w:proofErr w:type="spellEnd"/>
+      <w:proofErr w:type="gramEnd"/>
+      <w:r>
+        <w:rPr>
+          <w:rFonts w:ascii="Consolas" w:eastAsia="Times New Roman" w:hAnsi="Consolas" w:cs="Times New Roman"/>
+          <w:color w:val="BBBEBF"/>
+          <w:sz w:val="21"/>
+          <w:szCs w:val="21"/>
+        </w:rPr>
+        <w:t>()</w:t>
+      </w:r>
+    </w:p>
+    <w:p>
+      <w:pPr>
+        <w:shd w:val="clear" w:color="auto" w:fill="121314"/>
+        <w:spacing w:after="0" w:line="285" w:lineRule="atLeast"/>
+        <w:rPr>
+          <w:rFonts w:ascii="Consolas" w:eastAsia="Times New Roman" w:hAnsi="Consolas" w:cs="Times New Roman"/>
+          <w:color w:val="BBBEBF"/>
+          <w:sz w:val="21"/>
+          <w:szCs w:val="21"/>
+        </w:rPr>
+      </w:pPr>
+    </w:p>
+    <w:p>
+      <w:pPr>
+        <w:shd w:val="clear" w:color="auto" w:fill="121314"/>
+        <w:spacing w:after="0" w:line="285" w:lineRule="atLeast"/>
+        <w:rPr>
+          <w:rFonts w:ascii="Consolas" w:eastAsia="Times New Roman" w:hAnsi="Consolas" w:cs="Times New Roman"/>
+          <w:color w:val="BBBEBF"/>
+          <w:sz w:val="21"/>
+          <w:szCs w:val="21"/>
+        </w:rPr>
+      </w:pPr>
+    </w:p>
+    <w:p>
+      <w:pPr>
+        <w:shd w:val="clear" w:color="auto" w:fill="121314"/>
+        <w:spacing w:after="0" w:line="285" w:lineRule="atLeast"/>
+        <w:rPr>
+          <w:rFonts w:ascii="Consolas" w:eastAsia="Times New Roman" w:hAnsi="Consolas" w:cs="Times New Roman"/>
+          <w:color w:val="BBBEBF"/>
+          <w:sz w:val="21"/>
+          <w:szCs w:val="21"/>
+        </w:rPr>
+      </w:pPr>
+    </w:p>
+    <w:p>
+      <w:pPr>
+        <w:shd w:val="clear" w:color="auto" w:fill="121314"/>
+        <w:spacing w:after="0" w:line="285" w:lineRule="atLeast"/>
+        <w:rPr>
+          <w:rFonts w:ascii="Consolas" w:eastAsia="Times New Roman" w:hAnsi="Consolas" w:cs="Times New Roman"/>
+          <w:color w:val="BBBEBF"/>
+          <w:sz w:val="21"/>
+          <w:szCs w:val="21"/>
+        </w:rPr>
+      </w:pPr>
+    </w:p>
+    <w:p/>
+    <w:p/>
+    <w:p/>
+    <w:p>
+      <w:r>
+        <w:t>13</w:t>
+      </w:r>
+      <w:r>
+        <w:rPr>
+          <w:vertAlign w:val="superscript"/>
+        </w:rPr>
+        <w:t>th</w:t>
+      </w:r>
+      <w:r>
+        <w:t xml:space="preserve"> April</w:t>
+      </w:r>
       <w:bookmarkStart w:id="0" w:name="_GoBack"/>
       <w:bookmarkEnd w:id="0"/>
+    </w:p>
+    <w:p>
+      <w:pPr>
+        <w:shd w:val="clear" w:color="auto" w:fill="121314"/>
+        <w:spacing w:after="0" w:line="285" w:lineRule="atLeast"/>
+        <w:rPr>
+          <w:rFonts w:ascii="Consolas" w:eastAsia="Times New Roman" w:hAnsi="Consolas" w:cs="Times New Roman"/>
+          <w:color w:val="BBBEBF"/>
+          <w:sz w:val="21"/>
+          <w:szCs w:val="21"/>
+        </w:rPr>
+      </w:pPr>
+      <w:r>
+        <w:rPr>
+          <w:rFonts w:ascii="Consolas" w:eastAsia="Times New Roman" w:hAnsi="Consolas" w:cs="Times New Roman"/>
+          <w:color w:val="C586C0"/>
+          <w:sz w:val="21"/>
+          <w:szCs w:val="21"/>
+        </w:rPr>
+        <w:t>import</w:t>
+      </w:r>
+      <w:r>
+        <w:rPr>
+          <w:rFonts w:ascii="Consolas" w:eastAsia="Times New Roman" w:hAnsi="Consolas" w:cs="Times New Roman"/>
+          <w:color w:val="BBBEBF"/>
+          <w:sz w:val="21"/>
+          <w:szCs w:val="21"/>
+        </w:rPr>
+        <w:t xml:space="preserve"> </w:t>
+      </w:r>
+      <w:r>
+        <w:rPr>
+          <w:rFonts w:ascii="Consolas" w:eastAsia="Times New Roman" w:hAnsi="Consolas" w:cs="Times New Roman"/>
+          <w:color w:val="4EC9B0"/>
+          <w:sz w:val="21"/>
+          <w:szCs w:val="21"/>
+        </w:rPr>
+        <w:t>psycopg2</w:t>
+      </w:r>
+    </w:p>
+    <w:p>
+      <w:pPr>
+        <w:shd w:val="clear" w:color="auto" w:fill="121314"/>
+        <w:spacing w:after="0" w:line="285" w:lineRule="atLeast"/>
+        <w:rPr>
+          <w:rFonts w:ascii="Consolas" w:eastAsia="Times New Roman" w:hAnsi="Consolas" w:cs="Times New Roman"/>
+          <w:color w:val="BBBEBF"/>
+          <w:sz w:val="21"/>
+          <w:szCs w:val="21"/>
+        </w:rPr>
+      </w:pPr>
+    </w:p>
+    <w:p>
+      <w:pPr>
+        <w:shd w:val="clear" w:color="auto" w:fill="121314"/>
+        <w:spacing w:after="0" w:line="285" w:lineRule="atLeast"/>
+        <w:rPr>
+          <w:rFonts w:ascii="Consolas" w:eastAsia="Times New Roman" w:hAnsi="Consolas" w:cs="Times New Roman"/>
+          <w:color w:val="BBBEBF"/>
+          <w:sz w:val="21"/>
+          <w:szCs w:val="21"/>
+        </w:rPr>
+      </w:pPr>
+      <w:r>
+        <w:rPr>
+          <w:rFonts w:ascii="Consolas" w:eastAsia="Times New Roman" w:hAnsi="Consolas" w:cs="Times New Roman"/>
+          <w:color w:val="8B949E"/>
+          <w:sz w:val="21"/>
+          <w:szCs w:val="21"/>
+        </w:rPr>
+        <w:t xml:space="preserve">#establish connection to </w:t>
+      </w:r>
+      <w:proofErr w:type="spellStart"/>
+      <w:r>
+        <w:rPr>
+          <w:rFonts w:ascii="Consolas" w:eastAsia="Times New Roman" w:hAnsi="Consolas" w:cs="Times New Roman"/>
+          <w:color w:val="8B949E"/>
+          <w:sz w:val="21"/>
+          <w:szCs w:val="21"/>
+        </w:rPr>
+        <w:t>Postgres</w:t>
+      </w:r>
+      <w:proofErr w:type="spellEnd"/>
+    </w:p>
+    <w:p>
+      <w:pPr>
+        <w:shd w:val="clear" w:color="auto" w:fill="121314"/>
+        <w:spacing w:after="0" w:line="285" w:lineRule="atLeast"/>
+        <w:rPr>
+          <w:rFonts w:ascii="Consolas" w:eastAsia="Times New Roman" w:hAnsi="Consolas" w:cs="Times New Roman"/>
+          <w:color w:val="BBBEBF"/>
+          <w:sz w:val="21"/>
+          <w:szCs w:val="21"/>
+        </w:rPr>
+      </w:pPr>
       <w:r>
         <w:rPr>
           <w:rFonts w:ascii="Consolas" w:eastAsia="Times New Roman" w:hAnsi="Consolas" w:cs="Times New Roman"/>
@@ -301,6 +1380,3532 @@
           <w:szCs w:val="21"/>
         </w:rPr>
         <w:t>)</w:t>
+      </w:r>
+    </w:p>
+    <w:p>
+      <w:pPr>
+        <w:shd w:val="clear" w:color="auto" w:fill="121314"/>
+        <w:spacing w:after="0" w:line="285" w:lineRule="atLeast"/>
+        <w:rPr>
+          <w:rFonts w:ascii="Consolas" w:eastAsia="Times New Roman" w:hAnsi="Consolas" w:cs="Times New Roman"/>
+          <w:color w:val="BBBEBF"/>
+          <w:sz w:val="21"/>
+          <w:szCs w:val="21"/>
+        </w:rPr>
+      </w:pPr>
+      <w:r>
+        <w:rPr>
+          <w:rFonts w:ascii="Consolas" w:eastAsia="Times New Roman" w:hAnsi="Consolas" w:cs="Times New Roman"/>
+          <w:color w:val="C9D1D9"/>
+          <w:sz w:val="21"/>
+          <w:szCs w:val="21"/>
+        </w:rPr>
+        <w:t>cur</w:t>
+      </w:r>
+      <w:r>
+        <w:rPr>
+          <w:rFonts w:ascii="Consolas" w:eastAsia="Times New Roman" w:hAnsi="Consolas" w:cs="Times New Roman"/>
+          <w:color w:val="BBBEBF"/>
+          <w:sz w:val="21"/>
+          <w:szCs w:val="21"/>
+        </w:rPr>
+        <w:t xml:space="preserve"> </w:t>
+      </w:r>
+      <w:r>
+        <w:rPr>
+          <w:rFonts w:ascii="Consolas" w:eastAsia="Times New Roman" w:hAnsi="Consolas" w:cs="Times New Roman"/>
+          <w:color w:val="D4D4D4"/>
+          <w:sz w:val="21"/>
+          <w:szCs w:val="21"/>
+        </w:rPr>
+        <w:t>=</w:t>
+      </w:r>
+      <w:r>
+        <w:rPr>
+          <w:rFonts w:ascii="Consolas" w:eastAsia="Times New Roman" w:hAnsi="Consolas" w:cs="Times New Roman"/>
+          <w:color w:val="BBBEBF"/>
+          <w:sz w:val="21"/>
+          <w:szCs w:val="21"/>
+        </w:rPr>
+        <w:t xml:space="preserve"> </w:t>
+      </w:r>
+      <w:proofErr w:type="spellStart"/>
+      <w:proofErr w:type="gramStart"/>
+      <w:r>
+        <w:rPr>
+          <w:rFonts w:ascii="Consolas" w:eastAsia="Times New Roman" w:hAnsi="Consolas" w:cs="Times New Roman"/>
+          <w:color w:val="C9D1D9"/>
+          <w:sz w:val="21"/>
+          <w:szCs w:val="21"/>
+        </w:rPr>
+        <w:t>conn</w:t>
+      </w:r>
+      <w:r>
+        <w:rPr>
+          <w:rFonts w:ascii="Consolas" w:eastAsia="Times New Roman" w:hAnsi="Consolas" w:cs="Times New Roman"/>
+          <w:color w:val="BBBEBF"/>
+          <w:sz w:val="21"/>
+          <w:szCs w:val="21"/>
+        </w:rPr>
+        <w:t>.</w:t>
+      </w:r>
+      <w:r>
+        <w:rPr>
+          <w:rFonts w:ascii="Consolas" w:eastAsia="Times New Roman" w:hAnsi="Consolas" w:cs="Times New Roman"/>
+          <w:color w:val="D2A8FF"/>
+          <w:sz w:val="21"/>
+          <w:szCs w:val="21"/>
+        </w:rPr>
+        <w:t>cursor</w:t>
+      </w:r>
+      <w:proofErr w:type="spellEnd"/>
+      <w:proofErr w:type="gramEnd"/>
+      <w:r>
+        <w:rPr>
+          <w:rFonts w:ascii="Consolas" w:eastAsia="Times New Roman" w:hAnsi="Consolas" w:cs="Times New Roman"/>
+          <w:color w:val="BBBEBF"/>
+          <w:sz w:val="21"/>
+          <w:szCs w:val="21"/>
+        </w:rPr>
+        <w:t>()</w:t>
+      </w:r>
+    </w:p>
+    <w:p>
+      <w:pPr>
+        <w:shd w:val="clear" w:color="auto" w:fill="121314"/>
+        <w:spacing w:after="0" w:line="285" w:lineRule="atLeast"/>
+        <w:rPr>
+          <w:rFonts w:ascii="Consolas" w:eastAsia="Times New Roman" w:hAnsi="Consolas" w:cs="Times New Roman"/>
+          <w:color w:val="BBBEBF"/>
+          <w:sz w:val="21"/>
+          <w:szCs w:val="21"/>
+        </w:rPr>
+      </w:pPr>
+    </w:p>
+    <w:p>
+      <w:pPr>
+        <w:shd w:val="clear" w:color="auto" w:fill="121314"/>
+        <w:spacing w:after="0" w:line="285" w:lineRule="atLeast"/>
+        <w:rPr>
+          <w:rFonts w:ascii="Consolas" w:eastAsia="Times New Roman" w:hAnsi="Consolas" w:cs="Times New Roman"/>
+          <w:color w:val="BBBEBF"/>
+          <w:sz w:val="21"/>
+          <w:szCs w:val="21"/>
+        </w:rPr>
+      </w:pPr>
+      <w:r>
+        <w:rPr>
+          <w:rFonts w:ascii="Consolas" w:eastAsia="Times New Roman" w:hAnsi="Consolas" w:cs="Times New Roman"/>
+          <w:color w:val="8B949E"/>
+          <w:sz w:val="21"/>
+          <w:szCs w:val="21"/>
+        </w:rPr>
+        <w:t>#fetching products</w:t>
+      </w:r>
+    </w:p>
+    <w:p>
+      <w:pPr>
+        <w:shd w:val="clear" w:color="auto" w:fill="121314"/>
+        <w:spacing w:after="0" w:line="285" w:lineRule="atLeast"/>
+        <w:rPr>
+          <w:rFonts w:ascii="Consolas" w:eastAsia="Times New Roman" w:hAnsi="Consolas" w:cs="Times New Roman"/>
+          <w:color w:val="BBBEBF"/>
+          <w:sz w:val="21"/>
+          <w:szCs w:val="21"/>
+        </w:rPr>
+      </w:pPr>
+      <w:proofErr w:type="spellStart"/>
+      <w:r>
+        <w:rPr>
+          <w:rFonts w:ascii="Consolas" w:eastAsia="Times New Roman" w:hAnsi="Consolas" w:cs="Times New Roman"/>
+          <w:color w:val="FF7B72"/>
+          <w:sz w:val="21"/>
+          <w:szCs w:val="21"/>
+        </w:rPr>
+        <w:t>def</w:t>
+      </w:r>
+      <w:proofErr w:type="spellEnd"/>
+      <w:r>
+        <w:rPr>
+          <w:rFonts w:ascii="Consolas" w:eastAsia="Times New Roman" w:hAnsi="Consolas" w:cs="Times New Roman"/>
+          <w:color w:val="BBBEBF"/>
+          <w:sz w:val="21"/>
+          <w:szCs w:val="21"/>
+        </w:rPr>
+        <w:t xml:space="preserve"> </w:t>
+      </w:r>
+      <w:proofErr w:type="spellStart"/>
+      <w:r>
+        <w:rPr>
+          <w:rFonts w:ascii="Consolas" w:eastAsia="Times New Roman" w:hAnsi="Consolas" w:cs="Times New Roman"/>
+          <w:color w:val="D2A8FF"/>
+          <w:sz w:val="21"/>
+          <w:szCs w:val="21"/>
+        </w:rPr>
+        <w:t>get_</w:t>
+      </w:r>
+      <w:proofErr w:type="gramStart"/>
+      <w:r>
+        <w:rPr>
+          <w:rFonts w:ascii="Consolas" w:eastAsia="Times New Roman" w:hAnsi="Consolas" w:cs="Times New Roman"/>
+          <w:color w:val="D2A8FF"/>
+          <w:sz w:val="21"/>
+          <w:szCs w:val="21"/>
+        </w:rPr>
+        <w:t>products</w:t>
+      </w:r>
+      <w:proofErr w:type="spellEnd"/>
+      <w:r>
+        <w:rPr>
+          <w:rFonts w:ascii="Consolas" w:eastAsia="Times New Roman" w:hAnsi="Consolas" w:cs="Times New Roman"/>
+          <w:color w:val="BBBEBF"/>
+          <w:sz w:val="21"/>
+          <w:szCs w:val="21"/>
+        </w:rPr>
+        <w:t>(</w:t>
+      </w:r>
+      <w:proofErr w:type="gramEnd"/>
+      <w:r>
+        <w:rPr>
+          <w:rFonts w:ascii="Consolas" w:eastAsia="Times New Roman" w:hAnsi="Consolas" w:cs="Times New Roman"/>
+          <w:color w:val="BBBEBF"/>
+          <w:sz w:val="21"/>
+          <w:szCs w:val="21"/>
+        </w:rPr>
+        <w:t>):</w:t>
+      </w:r>
+    </w:p>
+    <w:p>
+      <w:pPr>
+        <w:shd w:val="clear" w:color="auto" w:fill="121314"/>
+        <w:spacing w:after="0" w:line="285" w:lineRule="atLeast"/>
+        <w:rPr>
+          <w:rFonts w:ascii="Consolas" w:eastAsia="Times New Roman" w:hAnsi="Consolas" w:cs="Times New Roman"/>
+          <w:color w:val="BBBEBF"/>
+          <w:sz w:val="21"/>
+          <w:szCs w:val="21"/>
+        </w:rPr>
+      </w:pPr>
+      <w:r>
+        <w:rPr>
+          <w:rFonts w:ascii="Consolas" w:eastAsia="Times New Roman" w:hAnsi="Consolas" w:cs="Times New Roman"/>
+          <w:color w:val="BBBEBF"/>
+          <w:sz w:val="21"/>
+          <w:szCs w:val="21"/>
+        </w:rPr>
+        <w:t xml:space="preserve">    </w:t>
+      </w:r>
+      <w:proofErr w:type="spellStart"/>
+      <w:proofErr w:type="gramStart"/>
+      <w:r>
+        <w:rPr>
+          <w:rFonts w:ascii="Consolas" w:eastAsia="Times New Roman" w:hAnsi="Consolas" w:cs="Times New Roman"/>
+          <w:color w:val="C9D1D9"/>
+          <w:sz w:val="21"/>
+          <w:szCs w:val="21"/>
+        </w:rPr>
+        <w:t>cur</w:t>
+      </w:r>
+      <w:r>
+        <w:rPr>
+          <w:rFonts w:ascii="Consolas" w:eastAsia="Times New Roman" w:hAnsi="Consolas" w:cs="Times New Roman"/>
+          <w:color w:val="BBBEBF"/>
+          <w:sz w:val="21"/>
+          <w:szCs w:val="21"/>
+        </w:rPr>
+        <w:t>.</w:t>
+      </w:r>
+      <w:r>
+        <w:rPr>
+          <w:rFonts w:ascii="Consolas" w:eastAsia="Times New Roman" w:hAnsi="Consolas" w:cs="Times New Roman"/>
+          <w:color w:val="D2A8FF"/>
+          <w:sz w:val="21"/>
+          <w:szCs w:val="21"/>
+        </w:rPr>
+        <w:t>execute</w:t>
+      </w:r>
+      <w:proofErr w:type="spellEnd"/>
+      <w:proofErr w:type="gramEnd"/>
+      <w:r>
+        <w:rPr>
+          <w:rFonts w:ascii="Consolas" w:eastAsia="Times New Roman" w:hAnsi="Consolas" w:cs="Times New Roman"/>
+          <w:color w:val="BBBEBF"/>
+          <w:sz w:val="21"/>
+          <w:szCs w:val="21"/>
+        </w:rPr>
+        <w:t>(</w:t>
+      </w:r>
+      <w:r>
+        <w:rPr>
+          <w:rFonts w:ascii="Consolas" w:eastAsia="Times New Roman" w:hAnsi="Consolas" w:cs="Times New Roman"/>
+          <w:color w:val="A5D6FF"/>
+          <w:sz w:val="21"/>
+          <w:szCs w:val="21"/>
+        </w:rPr>
+        <w:t>"select * from products"</w:t>
+      </w:r>
+      <w:r>
+        <w:rPr>
+          <w:rFonts w:ascii="Consolas" w:eastAsia="Times New Roman" w:hAnsi="Consolas" w:cs="Times New Roman"/>
+          <w:color w:val="BBBEBF"/>
+          <w:sz w:val="21"/>
+          <w:szCs w:val="21"/>
+        </w:rPr>
+        <w:t>)</w:t>
+      </w:r>
+    </w:p>
+    <w:p>
+      <w:pPr>
+        <w:shd w:val="clear" w:color="auto" w:fill="121314"/>
+        <w:spacing w:after="0" w:line="285" w:lineRule="atLeast"/>
+        <w:rPr>
+          <w:rFonts w:ascii="Consolas" w:eastAsia="Times New Roman" w:hAnsi="Consolas" w:cs="Times New Roman"/>
+          <w:color w:val="BBBEBF"/>
+          <w:sz w:val="21"/>
+          <w:szCs w:val="21"/>
+        </w:rPr>
+      </w:pPr>
+      <w:r>
+        <w:rPr>
+          <w:rFonts w:ascii="Consolas" w:eastAsia="Times New Roman" w:hAnsi="Consolas" w:cs="Times New Roman"/>
+          <w:color w:val="BBBEBF"/>
+          <w:sz w:val="21"/>
+          <w:szCs w:val="21"/>
+        </w:rPr>
+        <w:t xml:space="preserve">    </w:t>
+      </w:r>
+      <w:r>
+        <w:rPr>
+          <w:rFonts w:ascii="Consolas" w:eastAsia="Times New Roman" w:hAnsi="Consolas" w:cs="Times New Roman"/>
+          <w:color w:val="C9D1D9"/>
+          <w:sz w:val="21"/>
+          <w:szCs w:val="21"/>
+        </w:rPr>
+        <w:t>products</w:t>
+      </w:r>
+      <w:r>
+        <w:rPr>
+          <w:rFonts w:ascii="Consolas" w:eastAsia="Times New Roman" w:hAnsi="Consolas" w:cs="Times New Roman"/>
+          <w:color w:val="BBBEBF"/>
+          <w:sz w:val="21"/>
+          <w:szCs w:val="21"/>
+        </w:rPr>
+        <w:t xml:space="preserve"> </w:t>
+      </w:r>
+      <w:r>
+        <w:rPr>
+          <w:rFonts w:ascii="Consolas" w:eastAsia="Times New Roman" w:hAnsi="Consolas" w:cs="Times New Roman"/>
+          <w:color w:val="D4D4D4"/>
+          <w:sz w:val="21"/>
+          <w:szCs w:val="21"/>
+        </w:rPr>
+        <w:t>=</w:t>
+      </w:r>
+      <w:r>
+        <w:rPr>
+          <w:rFonts w:ascii="Consolas" w:eastAsia="Times New Roman" w:hAnsi="Consolas" w:cs="Times New Roman"/>
+          <w:color w:val="BBBEBF"/>
+          <w:sz w:val="21"/>
+          <w:szCs w:val="21"/>
+        </w:rPr>
+        <w:t xml:space="preserve"> </w:t>
+      </w:r>
+      <w:proofErr w:type="spellStart"/>
+      <w:proofErr w:type="gramStart"/>
+      <w:r>
+        <w:rPr>
+          <w:rFonts w:ascii="Consolas" w:eastAsia="Times New Roman" w:hAnsi="Consolas" w:cs="Times New Roman"/>
+          <w:color w:val="C9D1D9"/>
+          <w:sz w:val="21"/>
+          <w:szCs w:val="21"/>
+        </w:rPr>
+        <w:t>cur</w:t>
+      </w:r>
+      <w:r>
+        <w:rPr>
+          <w:rFonts w:ascii="Consolas" w:eastAsia="Times New Roman" w:hAnsi="Consolas" w:cs="Times New Roman"/>
+          <w:color w:val="BBBEBF"/>
+          <w:sz w:val="21"/>
+          <w:szCs w:val="21"/>
+        </w:rPr>
+        <w:t>.</w:t>
+      </w:r>
+      <w:r>
+        <w:rPr>
+          <w:rFonts w:ascii="Consolas" w:eastAsia="Times New Roman" w:hAnsi="Consolas" w:cs="Times New Roman"/>
+          <w:color w:val="D2A8FF"/>
+          <w:sz w:val="21"/>
+          <w:szCs w:val="21"/>
+        </w:rPr>
+        <w:t>fetchall</w:t>
+      </w:r>
+      <w:proofErr w:type="spellEnd"/>
+      <w:proofErr w:type="gramEnd"/>
+      <w:r>
+        <w:rPr>
+          <w:rFonts w:ascii="Consolas" w:eastAsia="Times New Roman" w:hAnsi="Consolas" w:cs="Times New Roman"/>
+          <w:color w:val="BBBEBF"/>
+          <w:sz w:val="21"/>
+          <w:szCs w:val="21"/>
+        </w:rPr>
+        <w:t>()</w:t>
+      </w:r>
+    </w:p>
+    <w:p>
+      <w:pPr>
+        <w:shd w:val="clear" w:color="auto" w:fill="121314"/>
+        <w:spacing w:after="0" w:line="285" w:lineRule="atLeast"/>
+        <w:rPr>
+          <w:rFonts w:ascii="Consolas" w:eastAsia="Times New Roman" w:hAnsi="Consolas" w:cs="Times New Roman"/>
+          <w:color w:val="BBBEBF"/>
+          <w:sz w:val="21"/>
+          <w:szCs w:val="21"/>
+        </w:rPr>
+      </w:pPr>
+      <w:r>
+        <w:rPr>
+          <w:rFonts w:ascii="Consolas" w:eastAsia="Times New Roman" w:hAnsi="Consolas" w:cs="Times New Roman"/>
+          <w:color w:val="BBBEBF"/>
+          <w:sz w:val="21"/>
+          <w:szCs w:val="21"/>
+        </w:rPr>
+        <w:t xml:space="preserve">    </w:t>
+      </w:r>
+      <w:r>
+        <w:rPr>
+          <w:rFonts w:ascii="Consolas" w:eastAsia="Times New Roman" w:hAnsi="Consolas" w:cs="Times New Roman"/>
+          <w:color w:val="C586C0"/>
+          <w:sz w:val="21"/>
+          <w:szCs w:val="21"/>
+        </w:rPr>
+        <w:t>return</w:t>
+      </w:r>
+      <w:r>
+        <w:rPr>
+          <w:rFonts w:ascii="Consolas" w:eastAsia="Times New Roman" w:hAnsi="Consolas" w:cs="Times New Roman"/>
+          <w:color w:val="BBBEBF"/>
+          <w:sz w:val="21"/>
+          <w:szCs w:val="21"/>
+        </w:rPr>
+        <w:t xml:space="preserve"> </w:t>
+      </w:r>
+      <w:r>
+        <w:rPr>
+          <w:rFonts w:ascii="Consolas" w:eastAsia="Times New Roman" w:hAnsi="Consolas" w:cs="Times New Roman"/>
+          <w:color w:val="C9D1D9"/>
+          <w:sz w:val="21"/>
+          <w:szCs w:val="21"/>
+        </w:rPr>
+        <w:t>products</w:t>
+      </w:r>
+    </w:p>
+    <w:p>
+      <w:pPr>
+        <w:shd w:val="clear" w:color="auto" w:fill="121314"/>
+        <w:spacing w:after="0" w:line="285" w:lineRule="atLeast"/>
+        <w:rPr>
+          <w:rFonts w:ascii="Consolas" w:eastAsia="Times New Roman" w:hAnsi="Consolas" w:cs="Times New Roman"/>
+          <w:color w:val="BBBEBF"/>
+          <w:sz w:val="21"/>
+          <w:szCs w:val="21"/>
+        </w:rPr>
+      </w:pPr>
+    </w:p>
+    <w:p>
+      <w:pPr>
+        <w:shd w:val="clear" w:color="auto" w:fill="121314"/>
+        <w:spacing w:after="0" w:line="285" w:lineRule="atLeast"/>
+        <w:rPr>
+          <w:rFonts w:ascii="Consolas" w:eastAsia="Times New Roman" w:hAnsi="Consolas" w:cs="Times New Roman"/>
+          <w:color w:val="BBBEBF"/>
+          <w:sz w:val="21"/>
+          <w:szCs w:val="21"/>
+        </w:rPr>
+      </w:pPr>
+      <w:proofErr w:type="spellStart"/>
+      <w:r>
+        <w:rPr>
+          <w:rFonts w:ascii="Consolas" w:eastAsia="Times New Roman" w:hAnsi="Consolas" w:cs="Times New Roman"/>
+          <w:color w:val="C9D1D9"/>
+          <w:sz w:val="21"/>
+          <w:szCs w:val="21"/>
+        </w:rPr>
+        <w:t>products_data</w:t>
+      </w:r>
+      <w:proofErr w:type="spellEnd"/>
+      <w:r>
+        <w:rPr>
+          <w:rFonts w:ascii="Consolas" w:eastAsia="Times New Roman" w:hAnsi="Consolas" w:cs="Times New Roman"/>
+          <w:color w:val="BBBEBF"/>
+          <w:sz w:val="21"/>
+          <w:szCs w:val="21"/>
+        </w:rPr>
+        <w:t xml:space="preserve"> </w:t>
+      </w:r>
+      <w:r>
+        <w:rPr>
+          <w:rFonts w:ascii="Consolas" w:eastAsia="Times New Roman" w:hAnsi="Consolas" w:cs="Times New Roman"/>
+          <w:color w:val="D4D4D4"/>
+          <w:sz w:val="21"/>
+          <w:szCs w:val="21"/>
+        </w:rPr>
+        <w:t>=</w:t>
+      </w:r>
+      <w:r>
+        <w:rPr>
+          <w:rFonts w:ascii="Consolas" w:eastAsia="Times New Roman" w:hAnsi="Consolas" w:cs="Times New Roman"/>
+          <w:color w:val="BBBEBF"/>
+          <w:sz w:val="21"/>
+          <w:szCs w:val="21"/>
+        </w:rPr>
+        <w:t xml:space="preserve"> </w:t>
+      </w:r>
+      <w:proofErr w:type="spellStart"/>
+      <w:r>
+        <w:rPr>
+          <w:rFonts w:ascii="Consolas" w:eastAsia="Times New Roman" w:hAnsi="Consolas" w:cs="Times New Roman"/>
+          <w:color w:val="D2A8FF"/>
+          <w:sz w:val="21"/>
+          <w:szCs w:val="21"/>
+        </w:rPr>
+        <w:t>get_</w:t>
+      </w:r>
+      <w:proofErr w:type="gramStart"/>
+      <w:r>
+        <w:rPr>
+          <w:rFonts w:ascii="Consolas" w:eastAsia="Times New Roman" w:hAnsi="Consolas" w:cs="Times New Roman"/>
+          <w:color w:val="D2A8FF"/>
+          <w:sz w:val="21"/>
+          <w:szCs w:val="21"/>
+        </w:rPr>
+        <w:t>products</w:t>
+      </w:r>
+      <w:proofErr w:type="spellEnd"/>
+      <w:r>
+        <w:rPr>
+          <w:rFonts w:ascii="Consolas" w:eastAsia="Times New Roman" w:hAnsi="Consolas" w:cs="Times New Roman"/>
+          <w:color w:val="BBBEBF"/>
+          <w:sz w:val="21"/>
+          <w:szCs w:val="21"/>
+        </w:rPr>
+        <w:t>(</w:t>
+      </w:r>
+      <w:proofErr w:type="gramEnd"/>
+      <w:r>
+        <w:rPr>
+          <w:rFonts w:ascii="Consolas" w:eastAsia="Times New Roman" w:hAnsi="Consolas" w:cs="Times New Roman"/>
+          <w:color w:val="BBBEBF"/>
+          <w:sz w:val="21"/>
+          <w:szCs w:val="21"/>
+        </w:rPr>
+        <w:t>)</w:t>
+      </w:r>
+    </w:p>
+    <w:p>
+      <w:pPr>
+        <w:shd w:val="clear" w:color="auto" w:fill="121314"/>
+        <w:spacing w:after="0" w:line="285" w:lineRule="atLeast"/>
+        <w:rPr>
+          <w:rFonts w:ascii="Consolas" w:eastAsia="Times New Roman" w:hAnsi="Consolas" w:cs="Times New Roman"/>
+          <w:color w:val="BBBEBF"/>
+          <w:sz w:val="21"/>
+          <w:szCs w:val="21"/>
+        </w:rPr>
+      </w:pPr>
+      <w:r>
+        <w:rPr>
+          <w:rFonts w:ascii="Consolas" w:eastAsia="Times New Roman" w:hAnsi="Consolas" w:cs="Times New Roman"/>
+          <w:color w:val="D2A8FF"/>
+          <w:sz w:val="21"/>
+          <w:szCs w:val="21"/>
+        </w:rPr>
+        <w:t>print</w:t>
+      </w:r>
+      <w:r>
+        <w:rPr>
+          <w:rFonts w:ascii="Consolas" w:eastAsia="Times New Roman" w:hAnsi="Consolas" w:cs="Times New Roman"/>
+          <w:color w:val="BBBEBF"/>
+          <w:sz w:val="21"/>
+          <w:szCs w:val="21"/>
+        </w:rPr>
+        <w:t xml:space="preserve"> (</w:t>
+      </w:r>
+      <w:proofErr w:type="spellStart"/>
+      <w:r>
+        <w:rPr>
+          <w:rFonts w:ascii="Consolas" w:eastAsia="Times New Roman" w:hAnsi="Consolas" w:cs="Times New Roman"/>
+          <w:color w:val="C9D1D9"/>
+          <w:sz w:val="21"/>
+          <w:szCs w:val="21"/>
+        </w:rPr>
+        <w:t>products_data</w:t>
+      </w:r>
+      <w:proofErr w:type="spellEnd"/>
+      <w:r>
+        <w:rPr>
+          <w:rFonts w:ascii="Consolas" w:eastAsia="Times New Roman" w:hAnsi="Consolas" w:cs="Times New Roman"/>
+          <w:color w:val="BBBEBF"/>
+          <w:sz w:val="21"/>
+          <w:szCs w:val="21"/>
+        </w:rPr>
+        <w:t>)</w:t>
+      </w:r>
+    </w:p>
+    <w:p>
+      <w:pPr>
+        <w:shd w:val="clear" w:color="auto" w:fill="121314"/>
+        <w:spacing w:after="0" w:line="285" w:lineRule="atLeast"/>
+        <w:rPr>
+          <w:rFonts w:ascii="Consolas" w:eastAsia="Times New Roman" w:hAnsi="Consolas" w:cs="Times New Roman"/>
+          <w:color w:val="BBBEBF"/>
+          <w:sz w:val="21"/>
+          <w:szCs w:val="21"/>
+        </w:rPr>
+      </w:pPr>
+    </w:p>
+    <w:p>
+      <w:pPr>
+        <w:shd w:val="clear" w:color="auto" w:fill="121314"/>
+        <w:spacing w:after="0" w:line="285" w:lineRule="atLeast"/>
+        <w:rPr>
+          <w:rFonts w:ascii="Consolas" w:eastAsia="Times New Roman" w:hAnsi="Consolas" w:cs="Times New Roman"/>
+          <w:color w:val="BBBEBF"/>
+          <w:sz w:val="21"/>
+          <w:szCs w:val="21"/>
+        </w:rPr>
+      </w:pPr>
+      <w:r>
+        <w:rPr>
+          <w:rFonts w:ascii="Consolas" w:eastAsia="Times New Roman" w:hAnsi="Consolas" w:cs="Times New Roman"/>
+          <w:color w:val="8B949E"/>
+          <w:sz w:val="21"/>
+          <w:szCs w:val="21"/>
+        </w:rPr>
+        <w:t>#fetching sales</w:t>
+      </w:r>
+    </w:p>
+    <w:p>
+      <w:pPr>
+        <w:shd w:val="clear" w:color="auto" w:fill="121314"/>
+        <w:spacing w:after="0" w:line="285" w:lineRule="atLeast"/>
+        <w:rPr>
+          <w:rFonts w:ascii="Consolas" w:eastAsia="Times New Roman" w:hAnsi="Consolas" w:cs="Times New Roman"/>
+          <w:color w:val="BBBEBF"/>
+          <w:sz w:val="21"/>
+          <w:szCs w:val="21"/>
+        </w:rPr>
+      </w:pPr>
+      <w:proofErr w:type="spellStart"/>
+      <w:r>
+        <w:rPr>
+          <w:rFonts w:ascii="Consolas" w:eastAsia="Times New Roman" w:hAnsi="Consolas" w:cs="Times New Roman"/>
+          <w:color w:val="FF7B72"/>
+          <w:sz w:val="21"/>
+          <w:szCs w:val="21"/>
+        </w:rPr>
+        <w:lastRenderedPageBreak/>
+        <w:t>def</w:t>
+      </w:r>
+      <w:proofErr w:type="spellEnd"/>
+      <w:r>
+        <w:rPr>
+          <w:rFonts w:ascii="Consolas" w:eastAsia="Times New Roman" w:hAnsi="Consolas" w:cs="Times New Roman"/>
+          <w:color w:val="BBBEBF"/>
+          <w:sz w:val="21"/>
+          <w:szCs w:val="21"/>
+        </w:rPr>
+        <w:t xml:space="preserve"> </w:t>
+      </w:r>
+      <w:proofErr w:type="spellStart"/>
+      <w:r>
+        <w:rPr>
+          <w:rFonts w:ascii="Consolas" w:eastAsia="Times New Roman" w:hAnsi="Consolas" w:cs="Times New Roman"/>
+          <w:color w:val="D2A8FF"/>
+          <w:sz w:val="21"/>
+          <w:szCs w:val="21"/>
+        </w:rPr>
+        <w:t>get_</w:t>
+      </w:r>
+      <w:proofErr w:type="gramStart"/>
+      <w:r>
+        <w:rPr>
+          <w:rFonts w:ascii="Consolas" w:eastAsia="Times New Roman" w:hAnsi="Consolas" w:cs="Times New Roman"/>
+          <w:color w:val="D2A8FF"/>
+          <w:sz w:val="21"/>
+          <w:szCs w:val="21"/>
+        </w:rPr>
+        <w:t>sales</w:t>
+      </w:r>
+      <w:proofErr w:type="spellEnd"/>
+      <w:r>
+        <w:rPr>
+          <w:rFonts w:ascii="Consolas" w:eastAsia="Times New Roman" w:hAnsi="Consolas" w:cs="Times New Roman"/>
+          <w:color w:val="BBBEBF"/>
+          <w:sz w:val="21"/>
+          <w:szCs w:val="21"/>
+        </w:rPr>
+        <w:t>(</w:t>
+      </w:r>
+      <w:proofErr w:type="gramEnd"/>
+      <w:r>
+        <w:rPr>
+          <w:rFonts w:ascii="Consolas" w:eastAsia="Times New Roman" w:hAnsi="Consolas" w:cs="Times New Roman"/>
+          <w:color w:val="BBBEBF"/>
+          <w:sz w:val="21"/>
+          <w:szCs w:val="21"/>
+        </w:rPr>
+        <w:t>):</w:t>
+      </w:r>
+    </w:p>
+    <w:p>
+      <w:pPr>
+        <w:shd w:val="clear" w:color="auto" w:fill="121314"/>
+        <w:spacing w:after="0" w:line="285" w:lineRule="atLeast"/>
+        <w:rPr>
+          <w:rFonts w:ascii="Consolas" w:eastAsia="Times New Roman" w:hAnsi="Consolas" w:cs="Times New Roman"/>
+          <w:color w:val="BBBEBF"/>
+          <w:sz w:val="21"/>
+          <w:szCs w:val="21"/>
+        </w:rPr>
+      </w:pPr>
+      <w:r>
+        <w:rPr>
+          <w:rFonts w:ascii="Consolas" w:eastAsia="Times New Roman" w:hAnsi="Consolas" w:cs="Times New Roman"/>
+          <w:color w:val="BBBEBF"/>
+          <w:sz w:val="21"/>
+          <w:szCs w:val="21"/>
+        </w:rPr>
+        <w:t xml:space="preserve">    </w:t>
+      </w:r>
+      <w:proofErr w:type="spellStart"/>
+      <w:proofErr w:type="gramStart"/>
+      <w:r>
+        <w:rPr>
+          <w:rFonts w:ascii="Consolas" w:eastAsia="Times New Roman" w:hAnsi="Consolas" w:cs="Times New Roman"/>
+          <w:color w:val="C9D1D9"/>
+          <w:sz w:val="21"/>
+          <w:szCs w:val="21"/>
+        </w:rPr>
+        <w:t>cur</w:t>
+      </w:r>
+      <w:r>
+        <w:rPr>
+          <w:rFonts w:ascii="Consolas" w:eastAsia="Times New Roman" w:hAnsi="Consolas" w:cs="Times New Roman"/>
+          <w:color w:val="BBBEBF"/>
+          <w:sz w:val="21"/>
+          <w:szCs w:val="21"/>
+        </w:rPr>
+        <w:t>.</w:t>
+      </w:r>
+      <w:r>
+        <w:rPr>
+          <w:rFonts w:ascii="Consolas" w:eastAsia="Times New Roman" w:hAnsi="Consolas" w:cs="Times New Roman"/>
+          <w:color w:val="D2A8FF"/>
+          <w:sz w:val="21"/>
+          <w:szCs w:val="21"/>
+        </w:rPr>
+        <w:t>execute</w:t>
+      </w:r>
+      <w:proofErr w:type="spellEnd"/>
+      <w:proofErr w:type="gramEnd"/>
+      <w:r>
+        <w:rPr>
+          <w:rFonts w:ascii="Consolas" w:eastAsia="Times New Roman" w:hAnsi="Consolas" w:cs="Times New Roman"/>
+          <w:color w:val="BBBEBF"/>
+          <w:sz w:val="21"/>
+          <w:szCs w:val="21"/>
+        </w:rPr>
+        <w:t>(</w:t>
+      </w:r>
+      <w:r>
+        <w:rPr>
+          <w:rFonts w:ascii="Consolas" w:eastAsia="Times New Roman" w:hAnsi="Consolas" w:cs="Times New Roman"/>
+          <w:color w:val="A5D6FF"/>
+          <w:sz w:val="21"/>
+          <w:szCs w:val="21"/>
+        </w:rPr>
+        <w:t>"select * from sales"</w:t>
+      </w:r>
+      <w:r>
+        <w:rPr>
+          <w:rFonts w:ascii="Consolas" w:eastAsia="Times New Roman" w:hAnsi="Consolas" w:cs="Times New Roman"/>
+          <w:color w:val="BBBEBF"/>
+          <w:sz w:val="21"/>
+          <w:szCs w:val="21"/>
+        </w:rPr>
+        <w:t>)</w:t>
+      </w:r>
+    </w:p>
+    <w:p>
+      <w:pPr>
+        <w:shd w:val="clear" w:color="auto" w:fill="121314"/>
+        <w:spacing w:after="0" w:line="285" w:lineRule="atLeast"/>
+        <w:rPr>
+          <w:rFonts w:ascii="Consolas" w:eastAsia="Times New Roman" w:hAnsi="Consolas" w:cs="Times New Roman"/>
+          <w:color w:val="BBBEBF"/>
+          <w:sz w:val="21"/>
+          <w:szCs w:val="21"/>
+        </w:rPr>
+      </w:pPr>
+      <w:r>
+        <w:rPr>
+          <w:rFonts w:ascii="Consolas" w:eastAsia="Times New Roman" w:hAnsi="Consolas" w:cs="Times New Roman"/>
+          <w:color w:val="BBBEBF"/>
+          <w:sz w:val="21"/>
+          <w:szCs w:val="21"/>
+        </w:rPr>
+        <w:t xml:space="preserve">    </w:t>
+      </w:r>
+      <w:r>
+        <w:rPr>
+          <w:rFonts w:ascii="Consolas" w:eastAsia="Times New Roman" w:hAnsi="Consolas" w:cs="Times New Roman"/>
+          <w:color w:val="C9D1D9"/>
+          <w:sz w:val="21"/>
+          <w:szCs w:val="21"/>
+        </w:rPr>
+        <w:t>sales</w:t>
+      </w:r>
+      <w:r>
+        <w:rPr>
+          <w:rFonts w:ascii="Consolas" w:eastAsia="Times New Roman" w:hAnsi="Consolas" w:cs="Times New Roman"/>
+          <w:color w:val="BBBEBF"/>
+          <w:sz w:val="21"/>
+          <w:szCs w:val="21"/>
+        </w:rPr>
+        <w:t xml:space="preserve"> </w:t>
+      </w:r>
+      <w:r>
+        <w:rPr>
+          <w:rFonts w:ascii="Consolas" w:eastAsia="Times New Roman" w:hAnsi="Consolas" w:cs="Times New Roman"/>
+          <w:color w:val="D4D4D4"/>
+          <w:sz w:val="21"/>
+          <w:szCs w:val="21"/>
+        </w:rPr>
+        <w:t>=</w:t>
+      </w:r>
+      <w:r>
+        <w:rPr>
+          <w:rFonts w:ascii="Consolas" w:eastAsia="Times New Roman" w:hAnsi="Consolas" w:cs="Times New Roman"/>
+          <w:color w:val="BBBEBF"/>
+          <w:sz w:val="21"/>
+          <w:szCs w:val="21"/>
+        </w:rPr>
+        <w:t xml:space="preserve"> </w:t>
+      </w:r>
+      <w:proofErr w:type="spellStart"/>
+      <w:proofErr w:type="gramStart"/>
+      <w:r>
+        <w:rPr>
+          <w:rFonts w:ascii="Consolas" w:eastAsia="Times New Roman" w:hAnsi="Consolas" w:cs="Times New Roman"/>
+          <w:color w:val="C9D1D9"/>
+          <w:sz w:val="21"/>
+          <w:szCs w:val="21"/>
+        </w:rPr>
+        <w:t>cur</w:t>
+      </w:r>
+      <w:r>
+        <w:rPr>
+          <w:rFonts w:ascii="Consolas" w:eastAsia="Times New Roman" w:hAnsi="Consolas" w:cs="Times New Roman"/>
+          <w:color w:val="BBBEBF"/>
+          <w:sz w:val="21"/>
+          <w:szCs w:val="21"/>
+        </w:rPr>
+        <w:t>.</w:t>
+      </w:r>
+      <w:r>
+        <w:rPr>
+          <w:rFonts w:ascii="Consolas" w:eastAsia="Times New Roman" w:hAnsi="Consolas" w:cs="Times New Roman"/>
+          <w:color w:val="D2A8FF"/>
+          <w:sz w:val="21"/>
+          <w:szCs w:val="21"/>
+        </w:rPr>
+        <w:t>fetchall</w:t>
+      </w:r>
+      <w:proofErr w:type="spellEnd"/>
+      <w:proofErr w:type="gramEnd"/>
+      <w:r>
+        <w:rPr>
+          <w:rFonts w:ascii="Consolas" w:eastAsia="Times New Roman" w:hAnsi="Consolas" w:cs="Times New Roman"/>
+          <w:color w:val="BBBEBF"/>
+          <w:sz w:val="21"/>
+          <w:szCs w:val="21"/>
+        </w:rPr>
+        <w:t>()</w:t>
+      </w:r>
+    </w:p>
+    <w:p>
+      <w:pPr>
+        <w:shd w:val="clear" w:color="auto" w:fill="121314"/>
+        <w:spacing w:after="0" w:line="285" w:lineRule="atLeast"/>
+        <w:rPr>
+          <w:rFonts w:ascii="Consolas" w:eastAsia="Times New Roman" w:hAnsi="Consolas" w:cs="Times New Roman"/>
+          <w:color w:val="BBBEBF"/>
+          <w:sz w:val="21"/>
+          <w:szCs w:val="21"/>
+        </w:rPr>
+      </w:pPr>
+      <w:r>
+        <w:rPr>
+          <w:rFonts w:ascii="Consolas" w:eastAsia="Times New Roman" w:hAnsi="Consolas" w:cs="Times New Roman"/>
+          <w:color w:val="BBBEBF"/>
+          <w:sz w:val="21"/>
+          <w:szCs w:val="21"/>
+        </w:rPr>
+        <w:t xml:space="preserve">    </w:t>
+      </w:r>
+      <w:r>
+        <w:rPr>
+          <w:rFonts w:ascii="Consolas" w:eastAsia="Times New Roman" w:hAnsi="Consolas" w:cs="Times New Roman"/>
+          <w:color w:val="C586C0"/>
+          <w:sz w:val="21"/>
+          <w:szCs w:val="21"/>
+        </w:rPr>
+        <w:t>return</w:t>
+      </w:r>
+      <w:r>
+        <w:rPr>
+          <w:rFonts w:ascii="Consolas" w:eastAsia="Times New Roman" w:hAnsi="Consolas" w:cs="Times New Roman"/>
+          <w:color w:val="BBBEBF"/>
+          <w:sz w:val="21"/>
+          <w:szCs w:val="21"/>
+        </w:rPr>
+        <w:t xml:space="preserve"> </w:t>
+      </w:r>
+      <w:r>
+        <w:rPr>
+          <w:rFonts w:ascii="Consolas" w:eastAsia="Times New Roman" w:hAnsi="Consolas" w:cs="Times New Roman"/>
+          <w:color w:val="C9D1D9"/>
+          <w:sz w:val="21"/>
+          <w:szCs w:val="21"/>
+        </w:rPr>
+        <w:t>sales</w:t>
+      </w:r>
+    </w:p>
+    <w:p>
+      <w:pPr>
+        <w:shd w:val="clear" w:color="auto" w:fill="121314"/>
+        <w:spacing w:after="0" w:line="285" w:lineRule="atLeast"/>
+        <w:rPr>
+          <w:rFonts w:ascii="Consolas" w:eastAsia="Times New Roman" w:hAnsi="Consolas" w:cs="Times New Roman"/>
+          <w:color w:val="BBBEBF"/>
+          <w:sz w:val="21"/>
+          <w:szCs w:val="21"/>
+        </w:rPr>
+      </w:pPr>
+    </w:p>
+    <w:p>
+      <w:pPr>
+        <w:shd w:val="clear" w:color="auto" w:fill="121314"/>
+        <w:spacing w:after="0" w:line="285" w:lineRule="atLeast"/>
+        <w:rPr>
+          <w:rFonts w:ascii="Consolas" w:eastAsia="Times New Roman" w:hAnsi="Consolas" w:cs="Times New Roman"/>
+          <w:color w:val="BBBEBF"/>
+          <w:sz w:val="21"/>
+          <w:szCs w:val="21"/>
+        </w:rPr>
+      </w:pPr>
+      <w:proofErr w:type="spellStart"/>
+      <w:r>
+        <w:rPr>
+          <w:rFonts w:ascii="Consolas" w:eastAsia="Times New Roman" w:hAnsi="Consolas" w:cs="Times New Roman"/>
+          <w:color w:val="C9D1D9"/>
+          <w:sz w:val="21"/>
+          <w:szCs w:val="21"/>
+        </w:rPr>
+        <w:t>sales_data</w:t>
+      </w:r>
+      <w:proofErr w:type="spellEnd"/>
+      <w:r>
+        <w:rPr>
+          <w:rFonts w:ascii="Consolas" w:eastAsia="Times New Roman" w:hAnsi="Consolas" w:cs="Times New Roman"/>
+          <w:color w:val="BBBEBF"/>
+          <w:sz w:val="21"/>
+          <w:szCs w:val="21"/>
+        </w:rPr>
+        <w:t xml:space="preserve"> </w:t>
+      </w:r>
+      <w:r>
+        <w:rPr>
+          <w:rFonts w:ascii="Consolas" w:eastAsia="Times New Roman" w:hAnsi="Consolas" w:cs="Times New Roman"/>
+          <w:color w:val="D4D4D4"/>
+          <w:sz w:val="21"/>
+          <w:szCs w:val="21"/>
+        </w:rPr>
+        <w:t>=</w:t>
+      </w:r>
+      <w:r>
+        <w:rPr>
+          <w:rFonts w:ascii="Consolas" w:eastAsia="Times New Roman" w:hAnsi="Consolas" w:cs="Times New Roman"/>
+          <w:color w:val="BBBEBF"/>
+          <w:sz w:val="21"/>
+          <w:szCs w:val="21"/>
+        </w:rPr>
+        <w:t xml:space="preserve"> </w:t>
+      </w:r>
+      <w:proofErr w:type="spellStart"/>
+      <w:r>
+        <w:rPr>
+          <w:rFonts w:ascii="Consolas" w:eastAsia="Times New Roman" w:hAnsi="Consolas" w:cs="Times New Roman"/>
+          <w:color w:val="D2A8FF"/>
+          <w:sz w:val="21"/>
+          <w:szCs w:val="21"/>
+        </w:rPr>
+        <w:t>get_</w:t>
+      </w:r>
+      <w:proofErr w:type="gramStart"/>
+      <w:r>
+        <w:rPr>
+          <w:rFonts w:ascii="Consolas" w:eastAsia="Times New Roman" w:hAnsi="Consolas" w:cs="Times New Roman"/>
+          <w:color w:val="D2A8FF"/>
+          <w:sz w:val="21"/>
+          <w:szCs w:val="21"/>
+        </w:rPr>
+        <w:t>sales</w:t>
+      </w:r>
+      <w:proofErr w:type="spellEnd"/>
+      <w:r>
+        <w:rPr>
+          <w:rFonts w:ascii="Consolas" w:eastAsia="Times New Roman" w:hAnsi="Consolas" w:cs="Times New Roman"/>
+          <w:color w:val="BBBEBF"/>
+          <w:sz w:val="21"/>
+          <w:szCs w:val="21"/>
+        </w:rPr>
+        <w:t>(</w:t>
+      </w:r>
+      <w:proofErr w:type="gramEnd"/>
+      <w:r>
+        <w:rPr>
+          <w:rFonts w:ascii="Consolas" w:eastAsia="Times New Roman" w:hAnsi="Consolas" w:cs="Times New Roman"/>
+          <w:color w:val="BBBEBF"/>
+          <w:sz w:val="21"/>
+          <w:szCs w:val="21"/>
+        </w:rPr>
+        <w:t>)</w:t>
+      </w:r>
+    </w:p>
+    <w:p>
+      <w:pPr>
+        <w:shd w:val="clear" w:color="auto" w:fill="121314"/>
+        <w:spacing w:after="0" w:line="285" w:lineRule="atLeast"/>
+        <w:rPr>
+          <w:rFonts w:ascii="Consolas" w:eastAsia="Times New Roman" w:hAnsi="Consolas" w:cs="Times New Roman"/>
+          <w:color w:val="BBBEBF"/>
+          <w:sz w:val="21"/>
+          <w:szCs w:val="21"/>
+        </w:rPr>
+      </w:pPr>
+      <w:r>
+        <w:rPr>
+          <w:rFonts w:ascii="Consolas" w:eastAsia="Times New Roman" w:hAnsi="Consolas" w:cs="Times New Roman"/>
+          <w:color w:val="D2A8FF"/>
+          <w:sz w:val="21"/>
+          <w:szCs w:val="21"/>
+        </w:rPr>
+        <w:t>print</w:t>
+      </w:r>
+      <w:r>
+        <w:rPr>
+          <w:rFonts w:ascii="Consolas" w:eastAsia="Times New Roman" w:hAnsi="Consolas" w:cs="Times New Roman"/>
+          <w:color w:val="BBBEBF"/>
+          <w:sz w:val="21"/>
+          <w:szCs w:val="21"/>
+        </w:rPr>
+        <w:t xml:space="preserve"> (</w:t>
+      </w:r>
+      <w:proofErr w:type="spellStart"/>
+      <w:r>
+        <w:rPr>
+          <w:rFonts w:ascii="Consolas" w:eastAsia="Times New Roman" w:hAnsi="Consolas" w:cs="Times New Roman"/>
+          <w:color w:val="C9D1D9"/>
+          <w:sz w:val="21"/>
+          <w:szCs w:val="21"/>
+        </w:rPr>
+        <w:t>sales_data</w:t>
+      </w:r>
+      <w:proofErr w:type="spellEnd"/>
+      <w:r>
+        <w:rPr>
+          <w:rFonts w:ascii="Consolas" w:eastAsia="Times New Roman" w:hAnsi="Consolas" w:cs="Times New Roman"/>
+          <w:color w:val="BBBEBF"/>
+          <w:sz w:val="21"/>
+          <w:szCs w:val="21"/>
+        </w:rPr>
+        <w:t>)</w:t>
+      </w:r>
+    </w:p>
+    <w:p>
+      <w:pPr>
+        <w:shd w:val="clear" w:color="auto" w:fill="121314"/>
+        <w:spacing w:after="0" w:line="285" w:lineRule="atLeast"/>
+        <w:rPr>
+          <w:rFonts w:ascii="Consolas" w:eastAsia="Times New Roman" w:hAnsi="Consolas" w:cs="Times New Roman"/>
+          <w:color w:val="BBBEBF"/>
+          <w:sz w:val="21"/>
+          <w:szCs w:val="21"/>
+        </w:rPr>
+      </w:pPr>
+    </w:p>
+    <w:p>
+      <w:pPr>
+        <w:shd w:val="clear" w:color="auto" w:fill="121314"/>
+        <w:spacing w:after="0" w:line="285" w:lineRule="atLeast"/>
+        <w:rPr>
+          <w:rFonts w:ascii="Consolas" w:eastAsia="Times New Roman" w:hAnsi="Consolas" w:cs="Times New Roman"/>
+          <w:color w:val="BBBEBF"/>
+          <w:sz w:val="21"/>
+          <w:szCs w:val="21"/>
+        </w:rPr>
+      </w:pPr>
+      <w:r>
+        <w:rPr>
+          <w:rFonts w:ascii="Consolas" w:eastAsia="Times New Roman" w:hAnsi="Consolas" w:cs="Times New Roman"/>
+          <w:color w:val="8B949E"/>
+          <w:sz w:val="21"/>
+          <w:szCs w:val="21"/>
+        </w:rPr>
+        <w:t>#fetching stock</w:t>
+      </w:r>
+    </w:p>
+    <w:p>
+      <w:pPr>
+        <w:shd w:val="clear" w:color="auto" w:fill="121314"/>
+        <w:spacing w:after="0" w:line="285" w:lineRule="atLeast"/>
+        <w:rPr>
+          <w:rFonts w:ascii="Consolas" w:eastAsia="Times New Roman" w:hAnsi="Consolas" w:cs="Times New Roman"/>
+          <w:color w:val="BBBEBF"/>
+          <w:sz w:val="21"/>
+          <w:szCs w:val="21"/>
+        </w:rPr>
+      </w:pPr>
+      <w:proofErr w:type="spellStart"/>
+      <w:r>
+        <w:rPr>
+          <w:rFonts w:ascii="Consolas" w:eastAsia="Times New Roman" w:hAnsi="Consolas" w:cs="Times New Roman"/>
+          <w:color w:val="FF7B72"/>
+          <w:sz w:val="21"/>
+          <w:szCs w:val="21"/>
+        </w:rPr>
+        <w:t>def</w:t>
+      </w:r>
+      <w:proofErr w:type="spellEnd"/>
+      <w:r>
+        <w:rPr>
+          <w:rFonts w:ascii="Consolas" w:eastAsia="Times New Roman" w:hAnsi="Consolas" w:cs="Times New Roman"/>
+          <w:color w:val="BBBEBF"/>
+          <w:sz w:val="21"/>
+          <w:szCs w:val="21"/>
+        </w:rPr>
+        <w:t xml:space="preserve"> </w:t>
+      </w:r>
+      <w:proofErr w:type="spellStart"/>
+      <w:r>
+        <w:rPr>
+          <w:rFonts w:ascii="Consolas" w:eastAsia="Times New Roman" w:hAnsi="Consolas" w:cs="Times New Roman"/>
+          <w:color w:val="D2A8FF"/>
+          <w:sz w:val="21"/>
+          <w:szCs w:val="21"/>
+        </w:rPr>
+        <w:t>get_</w:t>
+      </w:r>
+      <w:proofErr w:type="gramStart"/>
+      <w:r>
+        <w:rPr>
+          <w:rFonts w:ascii="Consolas" w:eastAsia="Times New Roman" w:hAnsi="Consolas" w:cs="Times New Roman"/>
+          <w:color w:val="D2A8FF"/>
+          <w:sz w:val="21"/>
+          <w:szCs w:val="21"/>
+        </w:rPr>
+        <w:t>stock</w:t>
+      </w:r>
+      <w:proofErr w:type="spellEnd"/>
+      <w:r>
+        <w:rPr>
+          <w:rFonts w:ascii="Consolas" w:eastAsia="Times New Roman" w:hAnsi="Consolas" w:cs="Times New Roman"/>
+          <w:color w:val="BBBEBF"/>
+          <w:sz w:val="21"/>
+          <w:szCs w:val="21"/>
+        </w:rPr>
+        <w:t>(</w:t>
+      </w:r>
+      <w:proofErr w:type="gramEnd"/>
+      <w:r>
+        <w:rPr>
+          <w:rFonts w:ascii="Consolas" w:eastAsia="Times New Roman" w:hAnsi="Consolas" w:cs="Times New Roman"/>
+          <w:color w:val="BBBEBF"/>
+          <w:sz w:val="21"/>
+          <w:szCs w:val="21"/>
+        </w:rPr>
+        <w:t>):</w:t>
+      </w:r>
+    </w:p>
+    <w:p>
+      <w:pPr>
+        <w:shd w:val="clear" w:color="auto" w:fill="121314"/>
+        <w:spacing w:after="0" w:line="285" w:lineRule="atLeast"/>
+        <w:rPr>
+          <w:rFonts w:ascii="Consolas" w:eastAsia="Times New Roman" w:hAnsi="Consolas" w:cs="Times New Roman"/>
+          <w:color w:val="BBBEBF"/>
+          <w:sz w:val="21"/>
+          <w:szCs w:val="21"/>
+        </w:rPr>
+      </w:pPr>
+      <w:r>
+        <w:rPr>
+          <w:rFonts w:ascii="Consolas" w:eastAsia="Times New Roman" w:hAnsi="Consolas" w:cs="Times New Roman"/>
+          <w:color w:val="BBBEBF"/>
+          <w:sz w:val="21"/>
+          <w:szCs w:val="21"/>
+        </w:rPr>
+        <w:t xml:space="preserve">    </w:t>
+      </w:r>
+      <w:proofErr w:type="spellStart"/>
+      <w:proofErr w:type="gramStart"/>
+      <w:r>
+        <w:rPr>
+          <w:rFonts w:ascii="Consolas" w:eastAsia="Times New Roman" w:hAnsi="Consolas" w:cs="Times New Roman"/>
+          <w:color w:val="C9D1D9"/>
+          <w:sz w:val="21"/>
+          <w:szCs w:val="21"/>
+        </w:rPr>
+        <w:t>cur</w:t>
+      </w:r>
+      <w:r>
+        <w:rPr>
+          <w:rFonts w:ascii="Consolas" w:eastAsia="Times New Roman" w:hAnsi="Consolas" w:cs="Times New Roman"/>
+          <w:color w:val="BBBEBF"/>
+          <w:sz w:val="21"/>
+          <w:szCs w:val="21"/>
+        </w:rPr>
+        <w:t>.</w:t>
+      </w:r>
+      <w:r>
+        <w:rPr>
+          <w:rFonts w:ascii="Consolas" w:eastAsia="Times New Roman" w:hAnsi="Consolas" w:cs="Times New Roman"/>
+          <w:color w:val="D2A8FF"/>
+          <w:sz w:val="21"/>
+          <w:szCs w:val="21"/>
+        </w:rPr>
+        <w:t>execute</w:t>
+      </w:r>
+      <w:proofErr w:type="spellEnd"/>
+      <w:proofErr w:type="gramEnd"/>
+      <w:r>
+        <w:rPr>
+          <w:rFonts w:ascii="Consolas" w:eastAsia="Times New Roman" w:hAnsi="Consolas" w:cs="Times New Roman"/>
+          <w:color w:val="BBBEBF"/>
+          <w:sz w:val="21"/>
+          <w:szCs w:val="21"/>
+        </w:rPr>
+        <w:t>(</w:t>
+      </w:r>
+      <w:r>
+        <w:rPr>
+          <w:rFonts w:ascii="Consolas" w:eastAsia="Times New Roman" w:hAnsi="Consolas" w:cs="Times New Roman"/>
+          <w:color w:val="A5D6FF"/>
+          <w:sz w:val="21"/>
+          <w:szCs w:val="21"/>
+        </w:rPr>
+        <w:t>"select * from stock"</w:t>
+      </w:r>
+      <w:r>
+        <w:rPr>
+          <w:rFonts w:ascii="Consolas" w:eastAsia="Times New Roman" w:hAnsi="Consolas" w:cs="Times New Roman"/>
+          <w:color w:val="BBBEBF"/>
+          <w:sz w:val="21"/>
+          <w:szCs w:val="21"/>
+        </w:rPr>
+        <w:t>)</w:t>
+      </w:r>
+    </w:p>
+    <w:p>
+      <w:pPr>
+        <w:shd w:val="clear" w:color="auto" w:fill="121314"/>
+        <w:spacing w:after="0" w:line="285" w:lineRule="atLeast"/>
+        <w:rPr>
+          <w:rFonts w:ascii="Consolas" w:eastAsia="Times New Roman" w:hAnsi="Consolas" w:cs="Times New Roman"/>
+          <w:color w:val="BBBEBF"/>
+          <w:sz w:val="21"/>
+          <w:szCs w:val="21"/>
+        </w:rPr>
+      </w:pPr>
+      <w:r>
+        <w:rPr>
+          <w:rFonts w:ascii="Consolas" w:eastAsia="Times New Roman" w:hAnsi="Consolas" w:cs="Times New Roman"/>
+          <w:color w:val="BBBEBF"/>
+          <w:sz w:val="21"/>
+          <w:szCs w:val="21"/>
+        </w:rPr>
+        <w:t xml:space="preserve">    </w:t>
+      </w:r>
+      <w:r>
+        <w:rPr>
+          <w:rFonts w:ascii="Consolas" w:eastAsia="Times New Roman" w:hAnsi="Consolas" w:cs="Times New Roman"/>
+          <w:color w:val="C9D1D9"/>
+          <w:sz w:val="21"/>
+          <w:szCs w:val="21"/>
+        </w:rPr>
+        <w:t>stock</w:t>
+      </w:r>
+      <w:r>
+        <w:rPr>
+          <w:rFonts w:ascii="Consolas" w:eastAsia="Times New Roman" w:hAnsi="Consolas" w:cs="Times New Roman"/>
+          <w:color w:val="BBBEBF"/>
+          <w:sz w:val="21"/>
+          <w:szCs w:val="21"/>
+        </w:rPr>
+        <w:t xml:space="preserve"> </w:t>
+      </w:r>
+      <w:r>
+        <w:rPr>
+          <w:rFonts w:ascii="Consolas" w:eastAsia="Times New Roman" w:hAnsi="Consolas" w:cs="Times New Roman"/>
+          <w:color w:val="D4D4D4"/>
+          <w:sz w:val="21"/>
+          <w:szCs w:val="21"/>
+        </w:rPr>
+        <w:t>=</w:t>
+      </w:r>
+      <w:r>
+        <w:rPr>
+          <w:rFonts w:ascii="Consolas" w:eastAsia="Times New Roman" w:hAnsi="Consolas" w:cs="Times New Roman"/>
+          <w:color w:val="BBBEBF"/>
+          <w:sz w:val="21"/>
+          <w:szCs w:val="21"/>
+        </w:rPr>
+        <w:t xml:space="preserve"> </w:t>
+      </w:r>
+      <w:proofErr w:type="spellStart"/>
+      <w:proofErr w:type="gramStart"/>
+      <w:r>
+        <w:rPr>
+          <w:rFonts w:ascii="Consolas" w:eastAsia="Times New Roman" w:hAnsi="Consolas" w:cs="Times New Roman"/>
+          <w:color w:val="C9D1D9"/>
+          <w:sz w:val="21"/>
+          <w:szCs w:val="21"/>
+        </w:rPr>
+        <w:t>cur</w:t>
+      </w:r>
+      <w:r>
+        <w:rPr>
+          <w:rFonts w:ascii="Consolas" w:eastAsia="Times New Roman" w:hAnsi="Consolas" w:cs="Times New Roman"/>
+          <w:color w:val="BBBEBF"/>
+          <w:sz w:val="21"/>
+          <w:szCs w:val="21"/>
+        </w:rPr>
+        <w:t>.</w:t>
+      </w:r>
+      <w:r>
+        <w:rPr>
+          <w:rFonts w:ascii="Consolas" w:eastAsia="Times New Roman" w:hAnsi="Consolas" w:cs="Times New Roman"/>
+          <w:color w:val="D2A8FF"/>
+          <w:sz w:val="21"/>
+          <w:szCs w:val="21"/>
+        </w:rPr>
+        <w:t>fetchall</w:t>
+      </w:r>
+      <w:proofErr w:type="spellEnd"/>
+      <w:proofErr w:type="gramEnd"/>
+      <w:r>
+        <w:rPr>
+          <w:rFonts w:ascii="Consolas" w:eastAsia="Times New Roman" w:hAnsi="Consolas" w:cs="Times New Roman"/>
+          <w:color w:val="BBBEBF"/>
+          <w:sz w:val="21"/>
+          <w:szCs w:val="21"/>
+        </w:rPr>
+        <w:t>()</w:t>
+      </w:r>
+    </w:p>
+    <w:p>
+      <w:pPr>
+        <w:shd w:val="clear" w:color="auto" w:fill="121314"/>
+        <w:spacing w:after="0" w:line="285" w:lineRule="atLeast"/>
+        <w:rPr>
+          <w:rFonts w:ascii="Consolas" w:eastAsia="Times New Roman" w:hAnsi="Consolas" w:cs="Times New Roman"/>
+          <w:color w:val="BBBEBF"/>
+          <w:sz w:val="21"/>
+          <w:szCs w:val="21"/>
+        </w:rPr>
+      </w:pPr>
+      <w:r>
+        <w:rPr>
+          <w:rFonts w:ascii="Consolas" w:eastAsia="Times New Roman" w:hAnsi="Consolas" w:cs="Times New Roman"/>
+          <w:color w:val="BBBEBF"/>
+          <w:sz w:val="21"/>
+          <w:szCs w:val="21"/>
+        </w:rPr>
+        <w:t xml:space="preserve">    </w:t>
+      </w:r>
+      <w:r>
+        <w:rPr>
+          <w:rFonts w:ascii="Consolas" w:eastAsia="Times New Roman" w:hAnsi="Consolas" w:cs="Times New Roman"/>
+          <w:color w:val="C586C0"/>
+          <w:sz w:val="21"/>
+          <w:szCs w:val="21"/>
+        </w:rPr>
+        <w:t>return</w:t>
+      </w:r>
+      <w:r>
+        <w:rPr>
+          <w:rFonts w:ascii="Consolas" w:eastAsia="Times New Roman" w:hAnsi="Consolas" w:cs="Times New Roman"/>
+          <w:color w:val="BBBEBF"/>
+          <w:sz w:val="21"/>
+          <w:szCs w:val="21"/>
+        </w:rPr>
+        <w:t xml:space="preserve"> </w:t>
+      </w:r>
+      <w:r>
+        <w:rPr>
+          <w:rFonts w:ascii="Consolas" w:eastAsia="Times New Roman" w:hAnsi="Consolas" w:cs="Times New Roman"/>
+          <w:color w:val="C9D1D9"/>
+          <w:sz w:val="21"/>
+          <w:szCs w:val="21"/>
+        </w:rPr>
+        <w:t>stock</w:t>
+      </w:r>
+    </w:p>
+    <w:p>
+      <w:pPr>
+        <w:shd w:val="clear" w:color="auto" w:fill="121314"/>
+        <w:spacing w:after="0" w:line="285" w:lineRule="atLeast"/>
+        <w:rPr>
+          <w:rFonts w:ascii="Consolas" w:eastAsia="Times New Roman" w:hAnsi="Consolas" w:cs="Times New Roman"/>
+          <w:color w:val="BBBEBF"/>
+          <w:sz w:val="21"/>
+          <w:szCs w:val="21"/>
+        </w:rPr>
+      </w:pPr>
+    </w:p>
+    <w:p>
+      <w:pPr>
+        <w:shd w:val="clear" w:color="auto" w:fill="121314"/>
+        <w:spacing w:after="0" w:line="285" w:lineRule="atLeast"/>
+        <w:rPr>
+          <w:rFonts w:ascii="Consolas" w:eastAsia="Times New Roman" w:hAnsi="Consolas" w:cs="Times New Roman"/>
+          <w:color w:val="BBBEBF"/>
+          <w:sz w:val="21"/>
+          <w:szCs w:val="21"/>
+        </w:rPr>
+      </w:pPr>
+      <w:proofErr w:type="spellStart"/>
+      <w:r>
+        <w:rPr>
+          <w:rFonts w:ascii="Consolas" w:eastAsia="Times New Roman" w:hAnsi="Consolas" w:cs="Times New Roman"/>
+          <w:color w:val="C9D1D9"/>
+          <w:sz w:val="21"/>
+          <w:szCs w:val="21"/>
+        </w:rPr>
+        <w:t>stock_data</w:t>
+      </w:r>
+      <w:proofErr w:type="spellEnd"/>
+      <w:r>
+        <w:rPr>
+          <w:rFonts w:ascii="Consolas" w:eastAsia="Times New Roman" w:hAnsi="Consolas" w:cs="Times New Roman"/>
+          <w:color w:val="BBBEBF"/>
+          <w:sz w:val="21"/>
+          <w:szCs w:val="21"/>
+        </w:rPr>
+        <w:t xml:space="preserve"> </w:t>
+      </w:r>
+      <w:r>
+        <w:rPr>
+          <w:rFonts w:ascii="Consolas" w:eastAsia="Times New Roman" w:hAnsi="Consolas" w:cs="Times New Roman"/>
+          <w:color w:val="D4D4D4"/>
+          <w:sz w:val="21"/>
+          <w:szCs w:val="21"/>
+        </w:rPr>
+        <w:t>=</w:t>
+      </w:r>
+      <w:r>
+        <w:rPr>
+          <w:rFonts w:ascii="Consolas" w:eastAsia="Times New Roman" w:hAnsi="Consolas" w:cs="Times New Roman"/>
+          <w:color w:val="BBBEBF"/>
+          <w:sz w:val="21"/>
+          <w:szCs w:val="21"/>
+        </w:rPr>
+        <w:t xml:space="preserve"> </w:t>
+      </w:r>
+      <w:proofErr w:type="spellStart"/>
+      <w:r>
+        <w:rPr>
+          <w:rFonts w:ascii="Consolas" w:eastAsia="Times New Roman" w:hAnsi="Consolas" w:cs="Times New Roman"/>
+          <w:color w:val="D2A8FF"/>
+          <w:sz w:val="21"/>
+          <w:szCs w:val="21"/>
+        </w:rPr>
+        <w:t>get_</w:t>
+      </w:r>
+      <w:proofErr w:type="gramStart"/>
+      <w:r>
+        <w:rPr>
+          <w:rFonts w:ascii="Consolas" w:eastAsia="Times New Roman" w:hAnsi="Consolas" w:cs="Times New Roman"/>
+          <w:color w:val="D2A8FF"/>
+          <w:sz w:val="21"/>
+          <w:szCs w:val="21"/>
+        </w:rPr>
+        <w:t>stock</w:t>
+      </w:r>
+      <w:proofErr w:type="spellEnd"/>
+      <w:r>
+        <w:rPr>
+          <w:rFonts w:ascii="Consolas" w:eastAsia="Times New Roman" w:hAnsi="Consolas" w:cs="Times New Roman"/>
+          <w:color w:val="BBBEBF"/>
+          <w:sz w:val="21"/>
+          <w:szCs w:val="21"/>
+        </w:rPr>
+        <w:t>(</w:t>
+      </w:r>
+      <w:proofErr w:type="gramEnd"/>
+      <w:r>
+        <w:rPr>
+          <w:rFonts w:ascii="Consolas" w:eastAsia="Times New Roman" w:hAnsi="Consolas" w:cs="Times New Roman"/>
+          <w:color w:val="BBBEBF"/>
+          <w:sz w:val="21"/>
+          <w:szCs w:val="21"/>
+        </w:rPr>
+        <w:t>)</w:t>
+      </w:r>
+    </w:p>
+    <w:p>
+      <w:pPr>
+        <w:shd w:val="clear" w:color="auto" w:fill="121314"/>
+        <w:spacing w:after="0" w:line="285" w:lineRule="atLeast"/>
+        <w:rPr>
+          <w:rFonts w:ascii="Consolas" w:eastAsia="Times New Roman" w:hAnsi="Consolas" w:cs="Times New Roman"/>
+          <w:color w:val="BBBEBF"/>
+          <w:sz w:val="21"/>
+          <w:szCs w:val="21"/>
+        </w:rPr>
+      </w:pPr>
+      <w:r>
+        <w:rPr>
+          <w:rFonts w:ascii="Consolas" w:eastAsia="Times New Roman" w:hAnsi="Consolas" w:cs="Times New Roman"/>
+          <w:color w:val="D2A8FF"/>
+          <w:sz w:val="21"/>
+          <w:szCs w:val="21"/>
+        </w:rPr>
+        <w:t>print</w:t>
+      </w:r>
+      <w:r>
+        <w:rPr>
+          <w:rFonts w:ascii="Consolas" w:eastAsia="Times New Roman" w:hAnsi="Consolas" w:cs="Times New Roman"/>
+          <w:color w:val="BBBEBF"/>
+          <w:sz w:val="21"/>
+          <w:szCs w:val="21"/>
+        </w:rPr>
+        <w:t xml:space="preserve"> (</w:t>
+      </w:r>
+      <w:proofErr w:type="spellStart"/>
+      <w:r>
+        <w:rPr>
+          <w:rFonts w:ascii="Consolas" w:eastAsia="Times New Roman" w:hAnsi="Consolas" w:cs="Times New Roman"/>
+          <w:color w:val="C9D1D9"/>
+          <w:sz w:val="21"/>
+          <w:szCs w:val="21"/>
+        </w:rPr>
+        <w:t>stock_data</w:t>
+      </w:r>
+      <w:proofErr w:type="spellEnd"/>
+      <w:r>
+        <w:rPr>
+          <w:rFonts w:ascii="Consolas" w:eastAsia="Times New Roman" w:hAnsi="Consolas" w:cs="Times New Roman"/>
+          <w:color w:val="BBBEBF"/>
+          <w:sz w:val="21"/>
+          <w:szCs w:val="21"/>
+        </w:rPr>
+        <w:t>)</w:t>
+      </w:r>
+    </w:p>
+    <w:p>
+      <w:pPr>
+        <w:shd w:val="clear" w:color="auto" w:fill="121314"/>
+        <w:spacing w:after="240" w:line="285" w:lineRule="atLeast"/>
+        <w:rPr>
+          <w:rFonts w:ascii="Consolas" w:eastAsia="Times New Roman" w:hAnsi="Consolas" w:cs="Times New Roman"/>
+          <w:color w:val="BBBEBF"/>
+          <w:sz w:val="21"/>
+          <w:szCs w:val="21"/>
+        </w:rPr>
+      </w:pPr>
+    </w:p>
+    <w:p>
+      <w:pPr>
+        <w:shd w:val="clear" w:color="auto" w:fill="121314"/>
+        <w:spacing w:after="0" w:line="285" w:lineRule="atLeast"/>
+        <w:rPr>
+          <w:rFonts w:ascii="Consolas" w:eastAsia="Times New Roman" w:hAnsi="Consolas" w:cs="Times New Roman"/>
+          <w:color w:val="BBBEBF"/>
+          <w:sz w:val="21"/>
+          <w:szCs w:val="21"/>
+        </w:rPr>
+      </w:pPr>
+      <w:proofErr w:type="spellStart"/>
+      <w:r>
+        <w:rPr>
+          <w:rFonts w:ascii="Consolas" w:eastAsia="Times New Roman" w:hAnsi="Consolas" w:cs="Times New Roman"/>
+          <w:color w:val="FF7B72"/>
+          <w:sz w:val="21"/>
+          <w:szCs w:val="21"/>
+        </w:rPr>
+        <w:t>def</w:t>
+      </w:r>
+      <w:proofErr w:type="spellEnd"/>
+      <w:r>
+        <w:rPr>
+          <w:rFonts w:ascii="Consolas" w:eastAsia="Times New Roman" w:hAnsi="Consolas" w:cs="Times New Roman"/>
+          <w:color w:val="BBBEBF"/>
+          <w:sz w:val="21"/>
+          <w:szCs w:val="21"/>
+        </w:rPr>
+        <w:t xml:space="preserve"> </w:t>
+      </w:r>
+      <w:proofErr w:type="spellStart"/>
+      <w:r>
+        <w:rPr>
+          <w:rFonts w:ascii="Consolas" w:eastAsia="Times New Roman" w:hAnsi="Consolas" w:cs="Times New Roman"/>
+          <w:color w:val="D2A8FF"/>
+          <w:sz w:val="21"/>
+          <w:szCs w:val="21"/>
+        </w:rPr>
+        <w:t>get_data</w:t>
+      </w:r>
+      <w:proofErr w:type="spellEnd"/>
+      <w:r>
+        <w:rPr>
+          <w:rFonts w:ascii="Consolas" w:eastAsia="Times New Roman" w:hAnsi="Consolas" w:cs="Times New Roman"/>
+          <w:color w:val="BBBEBF"/>
+          <w:sz w:val="21"/>
+          <w:szCs w:val="21"/>
+        </w:rPr>
+        <w:t>(</w:t>
+      </w:r>
+      <w:r>
+        <w:rPr>
+          <w:rFonts w:ascii="Consolas" w:eastAsia="Times New Roman" w:hAnsi="Consolas" w:cs="Times New Roman"/>
+          <w:color w:val="FFA657"/>
+          <w:sz w:val="21"/>
+          <w:szCs w:val="21"/>
+        </w:rPr>
+        <w:t>table</w:t>
+      </w:r>
+      <w:r>
+        <w:rPr>
+          <w:rFonts w:ascii="Consolas" w:eastAsia="Times New Roman" w:hAnsi="Consolas" w:cs="Times New Roman"/>
+          <w:color w:val="BBBEBF"/>
+          <w:sz w:val="21"/>
+          <w:szCs w:val="21"/>
+        </w:rPr>
+        <w:t>):</w:t>
+      </w:r>
+    </w:p>
+    <w:p>
+      <w:pPr>
+        <w:shd w:val="clear" w:color="auto" w:fill="121314"/>
+        <w:spacing w:after="0" w:line="285" w:lineRule="atLeast"/>
+        <w:rPr>
+          <w:rFonts w:ascii="Consolas" w:eastAsia="Times New Roman" w:hAnsi="Consolas" w:cs="Times New Roman"/>
+          <w:color w:val="BBBEBF"/>
+          <w:sz w:val="21"/>
+          <w:szCs w:val="21"/>
+        </w:rPr>
+      </w:pPr>
+      <w:r>
+        <w:rPr>
+          <w:rFonts w:ascii="Consolas" w:eastAsia="Times New Roman" w:hAnsi="Consolas" w:cs="Times New Roman"/>
+          <w:color w:val="BBBEBF"/>
+          <w:sz w:val="21"/>
+          <w:szCs w:val="21"/>
+        </w:rPr>
+        <w:t xml:space="preserve">    </w:t>
+      </w:r>
+      <w:proofErr w:type="spellStart"/>
+      <w:proofErr w:type="gramStart"/>
+      <w:r>
+        <w:rPr>
+          <w:rFonts w:ascii="Consolas" w:eastAsia="Times New Roman" w:hAnsi="Consolas" w:cs="Times New Roman"/>
+          <w:color w:val="C9D1D9"/>
+          <w:sz w:val="21"/>
+          <w:szCs w:val="21"/>
+        </w:rPr>
+        <w:t>cur</w:t>
+      </w:r>
+      <w:r>
+        <w:rPr>
+          <w:rFonts w:ascii="Consolas" w:eastAsia="Times New Roman" w:hAnsi="Consolas" w:cs="Times New Roman"/>
+          <w:color w:val="BBBEBF"/>
+          <w:sz w:val="21"/>
+          <w:szCs w:val="21"/>
+        </w:rPr>
+        <w:t>.</w:t>
+      </w:r>
+      <w:r>
+        <w:rPr>
+          <w:rFonts w:ascii="Consolas" w:eastAsia="Times New Roman" w:hAnsi="Consolas" w:cs="Times New Roman"/>
+          <w:color w:val="D2A8FF"/>
+          <w:sz w:val="21"/>
+          <w:szCs w:val="21"/>
+        </w:rPr>
+        <w:t>execute</w:t>
+      </w:r>
+      <w:proofErr w:type="spellEnd"/>
+      <w:proofErr w:type="gramEnd"/>
+      <w:r>
+        <w:rPr>
+          <w:rFonts w:ascii="Consolas" w:eastAsia="Times New Roman" w:hAnsi="Consolas" w:cs="Times New Roman"/>
+          <w:color w:val="BBBEBF"/>
+          <w:sz w:val="21"/>
+          <w:szCs w:val="21"/>
+        </w:rPr>
+        <w:t>(</w:t>
+      </w:r>
+      <w:proofErr w:type="spellStart"/>
+      <w:r>
+        <w:rPr>
+          <w:rFonts w:ascii="Consolas" w:eastAsia="Times New Roman" w:hAnsi="Consolas" w:cs="Times New Roman"/>
+          <w:color w:val="FF7B72"/>
+          <w:sz w:val="21"/>
+          <w:szCs w:val="21"/>
+        </w:rPr>
+        <w:t>f</w:t>
+      </w:r>
+      <w:r>
+        <w:rPr>
+          <w:rFonts w:ascii="Consolas" w:eastAsia="Times New Roman" w:hAnsi="Consolas" w:cs="Times New Roman"/>
+          <w:color w:val="A5D6FF"/>
+          <w:sz w:val="21"/>
+          <w:szCs w:val="21"/>
+        </w:rPr>
+        <w:t>"select</w:t>
+      </w:r>
+      <w:proofErr w:type="spellEnd"/>
+      <w:r>
+        <w:rPr>
+          <w:rFonts w:ascii="Consolas" w:eastAsia="Times New Roman" w:hAnsi="Consolas" w:cs="Times New Roman"/>
+          <w:color w:val="A5D6FF"/>
+          <w:sz w:val="21"/>
+          <w:szCs w:val="21"/>
+        </w:rPr>
+        <w:t xml:space="preserve"> * from </w:t>
+      </w:r>
+      <w:r>
+        <w:rPr>
+          <w:rFonts w:ascii="Consolas" w:eastAsia="Times New Roman" w:hAnsi="Consolas" w:cs="Times New Roman"/>
+          <w:color w:val="FF7B72"/>
+          <w:sz w:val="21"/>
+          <w:szCs w:val="21"/>
+        </w:rPr>
+        <w:t>{</w:t>
+      </w:r>
+      <w:r>
+        <w:rPr>
+          <w:rFonts w:ascii="Consolas" w:eastAsia="Times New Roman" w:hAnsi="Consolas" w:cs="Times New Roman"/>
+          <w:color w:val="FFA657"/>
+          <w:sz w:val="21"/>
+          <w:szCs w:val="21"/>
+        </w:rPr>
+        <w:t>table</w:t>
+      </w:r>
+      <w:r>
+        <w:rPr>
+          <w:rFonts w:ascii="Consolas" w:eastAsia="Times New Roman" w:hAnsi="Consolas" w:cs="Times New Roman"/>
+          <w:color w:val="FF7B72"/>
+          <w:sz w:val="21"/>
+          <w:szCs w:val="21"/>
+        </w:rPr>
+        <w:t>}</w:t>
+      </w:r>
+      <w:r>
+        <w:rPr>
+          <w:rFonts w:ascii="Consolas" w:eastAsia="Times New Roman" w:hAnsi="Consolas" w:cs="Times New Roman"/>
+          <w:color w:val="A5D6FF"/>
+          <w:sz w:val="21"/>
+          <w:szCs w:val="21"/>
+        </w:rPr>
+        <w:t>"</w:t>
+      </w:r>
+      <w:r>
+        <w:rPr>
+          <w:rFonts w:ascii="Consolas" w:eastAsia="Times New Roman" w:hAnsi="Consolas" w:cs="Times New Roman"/>
+          <w:color w:val="BBBEBF"/>
+          <w:sz w:val="21"/>
+          <w:szCs w:val="21"/>
+        </w:rPr>
+        <w:t>)</w:t>
+      </w:r>
+    </w:p>
+    <w:p>
+      <w:pPr>
+        <w:shd w:val="clear" w:color="auto" w:fill="121314"/>
+        <w:spacing w:after="0" w:line="285" w:lineRule="atLeast"/>
+        <w:rPr>
+          <w:rFonts w:ascii="Consolas" w:eastAsia="Times New Roman" w:hAnsi="Consolas" w:cs="Times New Roman"/>
+          <w:color w:val="BBBEBF"/>
+          <w:sz w:val="21"/>
+          <w:szCs w:val="21"/>
+        </w:rPr>
+      </w:pPr>
+      <w:r>
+        <w:rPr>
+          <w:rFonts w:ascii="Consolas" w:eastAsia="Times New Roman" w:hAnsi="Consolas" w:cs="Times New Roman"/>
+          <w:color w:val="BBBEBF"/>
+          <w:sz w:val="21"/>
+          <w:szCs w:val="21"/>
+        </w:rPr>
+        <w:t xml:space="preserve">    </w:t>
+      </w:r>
+      <w:r>
+        <w:rPr>
+          <w:rFonts w:ascii="Consolas" w:eastAsia="Times New Roman" w:hAnsi="Consolas" w:cs="Times New Roman"/>
+          <w:color w:val="C9D1D9"/>
+          <w:sz w:val="21"/>
+          <w:szCs w:val="21"/>
+        </w:rPr>
+        <w:t>data</w:t>
+      </w:r>
+      <w:r>
+        <w:rPr>
+          <w:rFonts w:ascii="Consolas" w:eastAsia="Times New Roman" w:hAnsi="Consolas" w:cs="Times New Roman"/>
+          <w:color w:val="BBBEBF"/>
+          <w:sz w:val="21"/>
+          <w:szCs w:val="21"/>
+        </w:rPr>
+        <w:t xml:space="preserve"> </w:t>
+      </w:r>
+      <w:r>
+        <w:rPr>
+          <w:rFonts w:ascii="Consolas" w:eastAsia="Times New Roman" w:hAnsi="Consolas" w:cs="Times New Roman"/>
+          <w:color w:val="D4D4D4"/>
+          <w:sz w:val="21"/>
+          <w:szCs w:val="21"/>
+        </w:rPr>
+        <w:t>=</w:t>
+      </w:r>
+      <w:r>
+        <w:rPr>
+          <w:rFonts w:ascii="Consolas" w:eastAsia="Times New Roman" w:hAnsi="Consolas" w:cs="Times New Roman"/>
+          <w:color w:val="BBBEBF"/>
+          <w:sz w:val="21"/>
+          <w:szCs w:val="21"/>
+        </w:rPr>
+        <w:t xml:space="preserve"> </w:t>
+      </w:r>
+      <w:proofErr w:type="spellStart"/>
+      <w:proofErr w:type="gramStart"/>
+      <w:r>
+        <w:rPr>
+          <w:rFonts w:ascii="Consolas" w:eastAsia="Times New Roman" w:hAnsi="Consolas" w:cs="Times New Roman"/>
+          <w:color w:val="C9D1D9"/>
+          <w:sz w:val="21"/>
+          <w:szCs w:val="21"/>
+        </w:rPr>
+        <w:t>cur</w:t>
+      </w:r>
+      <w:r>
+        <w:rPr>
+          <w:rFonts w:ascii="Consolas" w:eastAsia="Times New Roman" w:hAnsi="Consolas" w:cs="Times New Roman"/>
+          <w:color w:val="BBBEBF"/>
+          <w:sz w:val="21"/>
+          <w:szCs w:val="21"/>
+        </w:rPr>
+        <w:t>.</w:t>
+      </w:r>
+      <w:r>
+        <w:rPr>
+          <w:rFonts w:ascii="Consolas" w:eastAsia="Times New Roman" w:hAnsi="Consolas" w:cs="Times New Roman"/>
+          <w:color w:val="D2A8FF"/>
+          <w:sz w:val="21"/>
+          <w:szCs w:val="21"/>
+        </w:rPr>
+        <w:t>fetchall</w:t>
+      </w:r>
+      <w:proofErr w:type="spellEnd"/>
+      <w:proofErr w:type="gramEnd"/>
+      <w:r>
+        <w:rPr>
+          <w:rFonts w:ascii="Consolas" w:eastAsia="Times New Roman" w:hAnsi="Consolas" w:cs="Times New Roman"/>
+          <w:color w:val="BBBEBF"/>
+          <w:sz w:val="21"/>
+          <w:szCs w:val="21"/>
+        </w:rPr>
+        <w:t>()</w:t>
+      </w:r>
+    </w:p>
+    <w:p>
+      <w:pPr>
+        <w:shd w:val="clear" w:color="auto" w:fill="121314"/>
+        <w:spacing w:after="0" w:line="285" w:lineRule="atLeast"/>
+        <w:rPr>
+          <w:rFonts w:ascii="Consolas" w:eastAsia="Times New Roman" w:hAnsi="Consolas" w:cs="Times New Roman"/>
+          <w:color w:val="BBBEBF"/>
+          <w:sz w:val="21"/>
+          <w:szCs w:val="21"/>
+        </w:rPr>
+      </w:pPr>
+      <w:r>
+        <w:rPr>
+          <w:rFonts w:ascii="Consolas" w:eastAsia="Times New Roman" w:hAnsi="Consolas" w:cs="Times New Roman"/>
+          <w:color w:val="BBBEBF"/>
+          <w:sz w:val="21"/>
+          <w:szCs w:val="21"/>
+        </w:rPr>
+        <w:t xml:space="preserve">    </w:t>
+      </w:r>
+      <w:r>
+        <w:rPr>
+          <w:rFonts w:ascii="Consolas" w:eastAsia="Times New Roman" w:hAnsi="Consolas" w:cs="Times New Roman"/>
+          <w:color w:val="C586C0"/>
+          <w:sz w:val="21"/>
+          <w:szCs w:val="21"/>
+        </w:rPr>
+        <w:t>return</w:t>
+      </w:r>
+      <w:r>
+        <w:rPr>
+          <w:rFonts w:ascii="Consolas" w:eastAsia="Times New Roman" w:hAnsi="Consolas" w:cs="Times New Roman"/>
+          <w:color w:val="BBBEBF"/>
+          <w:sz w:val="21"/>
+          <w:szCs w:val="21"/>
+        </w:rPr>
+        <w:t xml:space="preserve"> </w:t>
+      </w:r>
+      <w:r>
+        <w:rPr>
+          <w:rFonts w:ascii="Consolas" w:eastAsia="Times New Roman" w:hAnsi="Consolas" w:cs="Times New Roman"/>
+          <w:color w:val="C9D1D9"/>
+          <w:sz w:val="21"/>
+          <w:szCs w:val="21"/>
+        </w:rPr>
+        <w:t>data</w:t>
+      </w:r>
+      <w:r>
+        <w:rPr>
+          <w:rFonts w:ascii="Consolas" w:eastAsia="Times New Roman" w:hAnsi="Consolas" w:cs="Times New Roman"/>
+          <w:color w:val="BBBEBF"/>
+          <w:sz w:val="21"/>
+          <w:szCs w:val="21"/>
+        </w:rPr>
+        <w:t xml:space="preserve"> </w:t>
+      </w:r>
+    </w:p>
+    <w:p>
+      <w:pPr>
+        <w:shd w:val="clear" w:color="auto" w:fill="121314"/>
+        <w:spacing w:after="240" w:line="285" w:lineRule="atLeast"/>
+        <w:rPr>
+          <w:rFonts w:ascii="Consolas" w:eastAsia="Times New Roman" w:hAnsi="Consolas" w:cs="Times New Roman"/>
+          <w:color w:val="BBBEBF"/>
+          <w:sz w:val="21"/>
+          <w:szCs w:val="21"/>
+        </w:rPr>
+      </w:pPr>
+    </w:p>
+    <w:p>
+      <w:pPr>
+        <w:shd w:val="clear" w:color="auto" w:fill="121314"/>
+        <w:spacing w:after="0" w:line="285" w:lineRule="atLeast"/>
+        <w:rPr>
+          <w:rFonts w:ascii="Consolas" w:eastAsia="Times New Roman" w:hAnsi="Consolas" w:cs="Times New Roman"/>
+          <w:color w:val="BBBEBF"/>
+          <w:sz w:val="21"/>
+          <w:szCs w:val="21"/>
+        </w:rPr>
+      </w:pPr>
+      <w:r>
+        <w:rPr>
+          <w:rFonts w:ascii="Consolas" w:eastAsia="Times New Roman" w:hAnsi="Consolas" w:cs="Times New Roman"/>
+          <w:color w:val="C9D1D9"/>
+          <w:sz w:val="21"/>
+          <w:szCs w:val="21"/>
+        </w:rPr>
+        <w:t>product</w:t>
+      </w:r>
+      <w:r>
+        <w:rPr>
+          <w:rFonts w:ascii="Consolas" w:eastAsia="Times New Roman" w:hAnsi="Consolas" w:cs="Times New Roman"/>
+          <w:color w:val="BBBEBF"/>
+          <w:sz w:val="21"/>
+          <w:szCs w:val="21"/>
+        </w:rPr>
+        <w:t xml:space="preserve"> </w:t>
+      </w:r>
+      <w:r>
+        <w:rPr>
+          <w:rFonts w:ascii="Consolas" w:eastAsia="Times New Roman" w:hAnsi="Consolas" w:cs="Times New Roman"/>
+          <w:color w:val="D4D4D4"/>
+          <w:sz w:val="21"/>
+          <w:szCs w:val="21"/>
+        </w:rPr>
+        <w:t>=</w:t>
+      </w:r>
+      <w:r>
+        <w:rPr>
+          <w:rFonts w:ascii="Consolas" w:eastAsia="Times New Roman" w:hAnsi="Consolas" w:cs="Times New Roman"/>
+          <w:color w:val="BBBEBF"/>
+          <w:sz w:val="21"/>
+          <w:szCs w:val="21"/>
+        </w:rPr>
+        <w:t xml:space="preserve"> </w:t>
+      </w:r>
+      <w:proofErr w:type="spellStart"/>
+      <w:r>
+        <w:rPr>
+          <w:rFonts w:ascii="Consolas" w:eastAsia="Times New Roman" w:hAnsi="Consolas" w:cs="Times New Roman"/>
+          <w:color w:val="D2A8FF"/>
+          <w:sz w:val="21"/>
+          <w:szCs w:val="21"/>
+        </w:rPr>
+        <w:t>get_data</w:t>
+      </w:r>
+      <w:proofErr w:type="spellEnd"/>
+      <w:r>
+        <w:rPr>
+          <w:rFonts w:ascii="Consolas" w:eastAsia="Times New Roman" w:hAnsi="Consolas" w:cs="Times New Roman"/>
+          <w:color w:val="BBBEBF"/>
+          <w:sz w:val="21"/>
+          <w:szCs w:val="21"/>
+        </w:rPr>
+        <w:t>(</w:t>
+      </w:r>
+      <w:r>
+        <w:rPr>
+          <w:rFonts w:ascii="Consolas" w:eastAsia="Times New Roman" w:hAnsi="Consolas" w:cs="Times New Roman"/>
+          <w:color w:val="A5D6FF"/>
+          <w:sz w:val="21"/>
+          <w:szCs w:val="21"/>
+        </w:rPr>
+        <w:t>'products'</w:t>
+      </w:r>
+      <w:r>
+        <w:rPr>
+          <w:rFonts w:ascii="Consolas" w:eastAsia="Times New Roman" w:hAnsi="Consolas" w:cs="Times New Roman"/>
+          <w:color w:val="BBBEBF"/>
+          <w:sz w:val="21"/>
+          <w:szCs w:val="21"/>
+        </w:rPr>
+        <w:t>)</w:t>
+      </w:r>
+    </w:p>
+    <w:p>
+      <w:pPr>
+        <w:shd w:val="clear" w:color="auto" w:fill="121314"/>
+        <w:spacing w:after="0" w:line="285" w:lineRule="atLeast"/>
+        <w:rPr>
+          <w:rFonts w:ascii="Consolas" w:eastAsia="Times New Roman" w:hAnsi="Consolas" w:cs="Times New Roman"/>
+          <w:color w:val="BBBEBF"/>
+          <w:sz w:val="21"/>
+          <w:szCs w:val="21"/>
+        </w:rPr>
+      </w:pPr>
+      <w:r>
+        <w:rPr>
+          <w:rFonts w:ascii="Consolas" w:eastAsia="Times New Roman" w:hAnsi="Consolas" w:cs="Times New Roman"/>
+          <w:color w:val="C9D1D9"/>
+          <w:sz w:val="21"/>
+          <w:szCs w:val="21"/>
+        </w:rPr>
+        <w:t>sales</w:t>
+      </w:r>
+      <w:r>
+        <w:rPr>
+          <w:rFonts w:ascii="Consolas" w:eastAsia="Times New Roman" w:hAnsi="Consolas" w:cs="Times New Roman"/>
+          <w:color w:val="BBBEBF"/>
+          <w:sz w:val="21"/>
+          <w:szCs w:val="21"/>
+        </w:rPr>
+        <w:t xml:space="preserve"> </w:t>
+      </w:r>
+      <w:r>
+        <w:rPr>
+          <w:rFonts w:ascii="Consolas" w:eastAsia="Times New Roman" w:hAnsi="Consolas" w:cs="Times New Roman"/>
+          <w:color w:val="D4D4D4"/>
+          <w:sz w:val="21"/>
+          <w:szCs w:val="21"/>
+        </w:rPr>
+        <w:t>=</w:t>
+      </w:r>
+      <w:r>
+        <w:rPr>
+          <w:rFonts w:ascii="Consolas" w:eastAsia="Times New Roman" w:hAnsi="Consolas" w:cs="Times New Roman"/>
+          <w:color w:val="BBBEBF"/>
+          <w:sz w:val="21"/>
+          <w:szCs w:val="21"/>
+        </w:rPr>
+        <w:t xml:space="preserve"> </w:t>
+      </w:r>
+      <w:proofErr w:type="spellStart"/>
+      <w:r>
+        <w:rPr>
+          <w:rFonts w:ascii="Consolas" w:eastAsia="Times New Roman" w:hAnsi="Consolas" w:cs="Times New Roman"/>
+          <w:color w:val="D2A8FF"/>
+          <w:sz w:val="21"/>
+          <w:szCs w:val="21"/>
+        </w:rPr>
+        <w:t>get_data</w:t>
+      </w:r>
+      <w:proofErr w:type="spellEnd"/>
+      <w:r>
+        <w:rPr>
+          <w:rFonts w:ascii="Consolas" w:eastAsia="Times New Roman" w:hAnsi="Consolas" w:cs="Times New Roman"/>
+          <w:color w:val="BBBEBF"/>
+          <w:sz w:val="21"/>
+          <w:szCs w:val="21"/>
+        </w:rPr>
+        <w:t>(</w:t>
+      </w:r>
+      <w:r>
+        <w:rPr>
+          <w:rFonts w:ascii="Consolas" w:eastAsia="Times New Roman" w:hAnsi="Consolas" w:cs="Times New Roman"/>
+          <w:color w:val="A5D6FF"/>
+          <w:sz w:val="21"/>
+          <w:szCs w:val="21"/>
+        </w:rPr>
+        <w:t>'sales'</w:t>
+      </w:r>
+      <w:r>
+        <w:rPr>
+          <w:rFonts w:ascii="Consolas" w:eastAsia="Times New Roman" w:hAnsi="Consolas" w:cs="Times New Roman"/>
+          <w:color w:val="BBBEBF"/>
+          <w:sz w:val="21"/>
+          <w:szCs w:val="21"/>
+        </w:rPr>
+        <w:t>)</w:t>
+      </w:r>
+    </w:p>
+    <w:p>
+      <w:pPr>
+        <w:shd w:val="clear" w:color="auto" w:fill="121314"/>
+        <w:spacing w:after="0" w:line="285" w:lineRule="atLeast"/>
+        <w:rPr>
+          <w:rFonts w:ascii="Consolas" w:eastAsia="Times New Roman" w:hAnsi="Consolas" w:cs="Times New Roman"/>
+          <w:color w:val="BBBEBF"/>
+          <w:sz w:val="21"/>
+          <w:szCs w:val="21"/>
+        </w:rPr>
+      </w:pPr>
+    </w:p>
+    <w:p>
+      <w:pPr>
+        <w:shd w:val="clear" w:color="auto" w:fill="121314"/>
+        <w:spacing w:after="0" w:line="285" w:lineRule="atLeast"/>
+        <w:rPr>
+          <w:rFonts w:ascii="Consolas" w:eastAsia="Times New Roman" w:hAnsi="Consolas" w:cs="Times New Roman"/>
+          <w:color w:val="BBBEBF"/>
+          <w:sz w:val="21"/>
+          <w:szCs w:val="21"/>
+        </w:rPr>
+      </w:pPr>
+      <w:proofErr w:type="spellStart"/>
+      <w:r>
+        <w:rPr>
+          <w:rFonts w:ascii="Consolas" w:eastAsia="Times New Roman" w:hAnsi="Consolas" w:cs="Times New Roman"/>
+          <w:color w:val="FF7B72"/>
+          <w:sz w:val="21"/>
+          <w:szCs w:val="21"/>
+        </w:rPr>
+        <w:t>def</w:t>
+      </w:r>
+      <w:proofErr w:type="spellEnd"/>
+      <w:r>
+        <w:rPr>
+          <w:rFonts w:ascii="Consolas" w:eastAsia="Times New Roman" w:hAnsi="Consolas" w:cs="Times New Roman"/>
+          <w:color w:val="BBBEBF"/>
+          <w:sz w:val="21"/>
+          <w:szCs w:val="21"/>
+        </w:rPr>
+        <w:t xml:space="preserve"> </w:t>
+      </w:r>
+      <w:proofErr w:type="spellStart"/>
+      <w:r>
+        <w:rPr>
+          <w:rFonts w:ascii="Consolas" w:eastAsia="Times New Roman" w:hAnsi="Consolas" w:cs="Times New Roman"/>
+          <w:color w:val="D2A8FF"/>
+          <w:sz w:val="21"/>
+          <w:szCs w:val="21"/>
+        </w:rPr>
+        <w:t>insert_products</w:t>
+      </w:r>
+      <w:proofErr w:type="spellEnd"/>
+      <w:r>
+        <w:rPr>
+          <w:rFonts w:ascii="Consolas" w:eastAsia="Times New Roman" w:hAnsi="Consolas" w:cs="Times New Roman"/>
+          <w:color w:val="BBBEBF"/>
+          <w:sz w:val="21"/>
+          <w:szCs w:val="21"/>
+        </w:rPr>
+        <w:t>(</w:t>
+      </w:r>
+      <w:proofErr w:type="spellStart"/>
+      <w:r>
+        <w:rPr>
+          <w:rFonts w:ascii="Consolas" w:eastAsia="Times New Roman" w:hAnsi="Consolas" w:cs="Times New Roman"/>
+          <w:color w:val="FFA657"/>
+          <w:sz w:val="21"/>
+          <w:szCs w:val="21"/>
+        </w:rPr>
+        <w:t>product_details</w:t>
+      </w:r>
+      <w:proofErr w:type="spellEnd"/>
+      <w:r>
+        <w:rPr>
+          <w:rFonts w:ascii="Consolas" w:eastAsia="Times New Roman" w:hAnsi="Consolas" w:cs="Times New Roman"/>
+          <w:color w:val="BBBEBF"/>
+          <w:sz w:val="21"/>
+          <w:szCs w:val="21"/>
+        </w:rPr>
+        <w:t>):</w:t>
+      </w:r>
+    </w:p>
+    <w:p>
+      <w:pPr>
+        <w:shd w:val="clear" w:color="auto" w:fill="121314"/>
+        <w:spacing w:after="0" w:line="285" w:lineRule="atLeast"/>
+        <w:rPr>
+          <w:rFonts w:ascii="Consolas" w:eastAsia="Times New Roman" w:hAnsi="Consolas" w:cs="Times New Roman"/>
+          <w:color w:val="BBBEBF"/>
+          <w:sz w:val="21"/>
+          <w:szCs w:val="21"/>
+        </w:rPr>
+      </w:pPr>
+      <w:r>
+        <w:rPr>
+          <w:rFonts w:ascii="Consolas" w:eastAsia="Times New Roman" w:hAnsi="Consolas" w:cs="Times New Roman"/>
+          <w:color w:val="BBBEBF"/>
+          <w:sz w:val="21"/>
+          <w:szCs w:val="21"/>
+        </w:rPr>
+        <w:t xml:space="preserve">    </w:t>
+      </w:r>
+      <w:proofErr w:type="spellStart"/>
+      <w:proofErr w:type="gramStart"/>
+      <w:r>
+        <w:rPr>
+          <w:rFonts w:ascii="Consolas" w:eastAsia="Times New Roman" w:hAnsi="Consolas" w:cs="Times New Roman"/>
+          <w:color w:val="C9D1D9"/>
+          <w:sz w:val="21"/>
+          <w:szCs w:val="21"/>
+        </w:rPr>
+        <w:t>cur</w:t>
+      </w:r>
+      <w:r>
+        <w:rPr>
+          <w:rFonts w:ascii="Consolas" w:eastAsia="Times New Roman" w:hAnsi="Consolas" w:cs="Times New Roman"/>
+          <w:color w:val="BBBEBF"/>
+          <w:sz w:val="21"/>
+          <w:szCs w:val="21"/>
+        </w:rPr>
+        <w:t>.</w:t>
+      </w:r>
+      <w:r>
+        <w:rPr>
+          <w:rFonts w:ascii="Consolas" w:eastAsia="Times New Roman" w:hAnsi="Consolas" w:cs="Times New Roman"/>
+          <w:color w:val="D2A8FF"/>
+          <w:sz w:val="21"/>
+          <w:szCs w:val="21"/>
+        </w:rPr>
+        <w:t>execute</w:t>
+      </w:r>
+      <w:proofErr w:type="spellEnd"/>
+      <w:proofErr w:type="gramEnd"/>
+      <w:r>
+        <w:rPr>
+          <w:rFonts w:ascii="Consolas" w:eastAsia="Times New Roman" w:hAnsi="Consolas" w:cs="Times New Roman"/>
+          <w:color w:val="BBBEBF"/>
+          <w:sz w:val="21"/>
+          <w:szCs w:val="21"/>
+        </w:rPr>
+        <w:t>(</w:t>
+      </w:r>
+      <w:proofErr w:type="spellStart"/>
+      <w:r>
+        <w:rPr>
+          <w:rFonts w:ascii="Consolas" w:eastAsia="Times New Roman" w:hAnsi="Consolas" w:cs="Times New Roman"/>
+          <w:color w:val="FF7B72"/>
+          <w:sz w:val="21"/>
+          <w:szCs w:val="21"/>
+        </w:rPr>
+        <w:t>f</w:t>
+      </w:r>
+      <w:r>
+        <w:rPr>
+          <w:rFonts w:ascii="Consolas" w:eastAsia="Times New Roman" w:hAnsi="Consolas" w:cs="Times New Roman"/>
+          <w:color w:val="A5D6FF"/>
+          <w:sz w:val="21"/>
+          <w:szCs w:val="21"/>
+        </w:rPr>
+        <w:t>"insert</w:t>
+      </w:r>
+      <w:proofErr w:type="spellEnd"/>
+      <w:r>
+        <w:rPr>
+          <w:rFonts w:ascii="Consolas" w:eastAsia="Times New Roman" w:hAnsi="Consolas" w:cs="Times New Roman"/>
+          <w:color w:val="A5D6FF"/>
+          <w:sz w:val="21"/>
+          <w:szCs w:val="21"/>
+        </w:rPr>
+        <w:t xml:space="preserve"> into products(name,buying_price,selling_price)values</w:t>
+      </w:r>
+      <w:r>
+        <w:rPr>
+          <w:rFonts w:ascii="Consolas" w:eastAsia="Times New Roman" w:hAnsi="Consolas" w:cs="Times New Roman"/>
+          <w:color w:val="FF7B72"/>
+          <w:sz w:val="21"/>
+          <w:szCs w:val="21"/>
+        </w:rPr>
+        <w:t>{</w:t>
+      </w:r>
+      <w:r>
+        <w:rPr>
+          <w:rFonts w:ascii="Consolas" w:eastAsia="Times New Roman" w:hAnsi="Consolas" w:cs="Times New Roman"/>
+          <w:color w:val="FFA657"/>
+          <w:sz w:val="21"/>
+          <w:szCs w:val="21"/>
+        </w:rPr>
+        <w:t>product_details</w:t>
+      </w:r>
+      <w:r>
+        <w:rPr>
+          <w:rFonts w:ascii="Consolas" w:eastAsia="Times New Roman" w:hAnsi="Consolas" w:cs="Times New Roman"/>
+          <w:color w:val="FF7B72"/>
+          <w:sz w:val="21"/>
+          <w:szCs w:val="21"/>
+        </w:rPr>
+        <w:t>}</w:t>
+      </w:r>
+      <w:r>
+        <w:rPr>
+          <w:rFonts w:ascii="Consolas" w:eastAsia="Times New Roman" w:hAnsi="Consolas" w:cs="Times New Roman"/>
+          <w:color w:val="A5D6FF"/>
+          <w:sz w:val="21"/>
+          <w:szCs w:val="21"/>
+        </w:rPr>
+        <w:t>"</w:t>
+      </w:r>
+      <w:r>
+        <w:rPr>
+          <w:rFonts w:ascii="Consolas" w:eastAsia="Times New Roman" w:hAnsi="Consolas" w:cs="Times New Roman"/>
+          <w:color w:val="BBBEBF"/>
+          <w:sz w:val="21"/>
+          <w:szCs w:val="21"/>
+        </w:rPr>
+        <w:t>)</w:t>
+      </w:r>
+    </w:p>
+    <w:p>
+      <w:pPr>
+        <w:shd w:val="clear" w:color="auto" w:fill="121314"/>
+        <w:spacing w:after="0" w:line="285" w:lineRule="atLeast"/>
+        <w:rPr>
+          <w:rFonts w:ascii="Consolas" w:eastAsia="Times New Roman" w:hAnsi="Consolas" w:cs="Times New Roman"/>
+          <w:color w:val="BBBEBF"/>
+          <w:sz w:val="21"/>
+          <w:szCs w:val="21"/>
+        </w:rPr>
+      </w:pPr>
+      <w:r>
+        <w:rPr>
+          <w:rFonts w:ascii="Consolas" w:eastAsia="Times New Roman" w:hAnsi="Consolas" w:cs="Times New Roman"/>
+          <w:color w:val="BBBEBF"/>
+          <w:sz w:val="21"/>
+          <w:szCs w:val="21"/>
+        </w:rPr>
+        <w:t xml:space="preserve">    </w:t>
+      </w:r>
+      <w:proofErr w:type="spellStart"/>
+      <w:proofErr w:type="gramStart"/>
+      <w:r>
+        <w:rPr>
+          <w:rFonts w:ascii="Consolas" w:eastAsia="Times New Roman" w:hAnsi="Consolas" w:cs="Times New Roman"/>
+          <w:color w:val="C9D1D9"/>
+          <w:sz w:val="21"/>
+          <w:szCs w:val="21"/>
+        </w:rPr>
+        <w:t>conn</w:t>
+      </w:r>
+      <w:r>
+        <w:rPr>
+          <w:rFonts w:ascii="Consolas" w:eastAsia="Times New Roman" w:hAnsi="Consolas" w:cs="Times New Roman"/>
+          <w:color w:val="BBBEBF"/>
+          <w:sz w:val="21"/>
+          <w:szCs w:val="21"/>
+        </w:rPr>
+        <w:t>.</w:t>
+      </w:r>
+      <w:r>
+        <w:rPr>
+          <w:rFonts w:ascii="Consolas" w:eastAsia="Times New Roman" w:hAnsi="Consolas" w:cs="Times New Roman"/>
+          <w:color w:val="D2A8FF"/>
+          <w:sz w:val="21"/>
+          <w:szCs w:val="21"/>
+        </w:rPr>
+        <w:t>commit</w:t>
+      </w:r>
+      <w:proofErr w:type="spellEnd"/>
+      <w:proofErr w:type="gramEnd"/>
+      <w:r>
+        <w:rPr>
+          <w:rFonts w:ascii="Consolas" w:eastAsia="Times New Roman" w:hAnsi="Consolas" w:cs="Times New Roman"/>
+          <w:color w:val="BBBEBF"/>
+          <w:sz w:val="21"/>
+          <w:szCs w:val="21"/>
+        </w:rPr>
+        <w:t>()</w:t>
+      </w:r>
+    </w:p>
+    <w:p>
+      <w:pPr>
+        <w:shd w:val="clear" w:color="auto" w:fill="121314"/>
+        <w:spacing w:after="0" w:line="285" w:lineRule="atLeast"/>
+        <w:rPr>
+          <w:rFonts w:ascii="Consolas" w:eastAsia="Times New Roman" w:hAnsi="Consolas" w:cs="Times New Roman"/>
+          <w:color w:val="BBBEBF"/>
+          <w:sz w:val="21"/>
+          <w:szCs w:val="21"/>
+        </w:rPr>
+      </w:pPr>
+    </w:p>
+    <w:p>
+      <w:pPr>
+        <w:shd w:val="clear" w:color="auto" w:fill="121314"/>
+        <w:spacing w:after="0" w:line="285" w:lineRule="atLeast"/>
+        <w:rPr>
+          <w:rFonts w:ascii="Consolas" w:eastAsia="Times New Roman" w:hAnsi="Consolas" w:cs="Times New Roman"/>
+          <w:color w:val="BBBEBF"/>
+          <w:sz w:val="21"/>
+          <w:szCs w:val="21"/>
+        </w:rPr>
+      </w:pPr>
+      <w:r>
+        <w:rPr>
+          <w:rFonts w:ascii="Consolas" w:eastAsia="Times New Roman" w:hAnsi="Consolas" w:cs="Times New Roman"/>
+          <w:color w:val="C9D1D9"/>
+          <w:sz w:val="21"/>
+          <w:szCs w:val="21"/>
+        </w:rPr>
+        <w:t>product1</w:t>
+      </w:r>
+      <w:r>
+        <w:rPr>
+          <w:rFonts w:ascii="Consolas" w:eastAsia="Times New Roman" w:hAnsi="Consolas" w:cs="Times New Roman"/>
+          <w:color w:val="BBBEBF"/>
+          <w:sz w:val="21"/>
+          <w:szCs w:val="21"/>
+        </w:rPr>
+        <w:t xml:space="preserve"> </w:t>
+      </w:r>
+      <w:r>
+        <w:rPr>
+          <w:rFonts w:ascii="Consolas" w:eastAsia="Times New Roman" w:hAnsi="Consolas" w:cs="Times New Roman"/>
+          <w:color w:val="D4D4D4"/>
+          <w:sz w:val="21"/>
+          <w:szCs w:val="21"/>
+        </w:rPr>
+        <w:t>=</w:t>
+      </w:r>
+      <w:r>
+        <w:rPr>
+          <w:rFonts w:ascii="Consolas" w:eastAsia="Times New Roman" w:hAnsi="Consolas" w:cs="Times New Roman"/>
+          <w:color w:val="BBBEBF"/>
+          <w:sz w:val="21"/>
+          <w:szCs w:val="21"/>
+        </w:rPr>
+        <w:t xml:space="preserve"> (</w:t>
+      </w:r>
+      <w:r>
+        <w:rPr>
+          <w:rFonts w:ascii="Consolas" w:eastAsia="Times New Roman" w:hAnsi="Consolas" w:cs="Times New Roman"/>
+          <w:color w:val="A5D6FF"/>
+          <w:sz w:val="21"/>
+          <w:szCs w:val="21"/>
+        </w:rPr>
+        <w:t>'</w:t>
+      </w:r>
+      <w:proofErr w:type="spellStart"/>
+      <w:r>
+        <w:rPr>
+          <w:rFonts w:ascii="Consolas" w:eastAsia="Times New Roman" w:hAnsi="Consolas" w:cs="Times New Roman"/>
+          <w:color w:val="A5D6FF"/>
+          <w:sz w:val="21"/>
+          <w:szCs w:val="21"/>
+        </w:rPr>
+        <w:t>iphone</w:t>
+      </w:r>
+      <w:proofErr w:type="spellEnd"/>
+      <w:r>
+        <w:rPr>
+          <w:rFonts w:ascii="Consolas" w:eastAsia="Times New Roman" w:hAnsi="Consolas" w:cs="Times New Roman"/>
+          <w:color w:val="A5D6FF"/>
+          <w:sz w:val="21"/>
+          <w:szCs w:val="21"/>
+        </w:rPr>
+        <w:t xml:space="preserve"> 12'</w:t>
+      </w:r>
+      <w:r>
+        <w:rPr>
+          <w:rFonts w:ascii="Consolas" w:eastAsia="Times New Roman" w:hAnsi="Consolas" w:cs="Times New Roman"/>
+          <w:color w:val="BBBEBF"/>
+          <w:sz w:val="21"/>
+          <w:szCs w:val="21"/>
+        </w:rPr>
+        <w:t>,</w:t>
+      </w:r>
+      <w:r>
+        <w:rPr>
+          <w:rFonts w:ascii="Consolas" w:eastAsia="Times New Roman" w:hAnsi="Consolas" w:cs="Times New Roman"/>
+          <w:color w:val="B5CEA8"/>
+          <w:sz w:val="21"/>
+          <w:szCs w:val="21"/>
+        </w:rPr>
+        <w:t>45000</w:t>
+      </w:r>
+      <w:r>
+        <w:rPr>
+          <w:rFonts w:ascii="Consolas" w:eastAsia="Times New Roman" w:hAnsi="Consolas" w:cs="Times New Roman"/>
+          <w:color w:val="BBBEBF"/>
+          <w:sz w:val="21"/>
+          <w:szCs w:val="21"/>
+        </w:rPr>
+        <w:t>,</w:t>
+      </w:r>
+      <w:r>
+        <w:rPr>
+          <w:rFonts w:ascii="Consolas" w:eastAsia="Times New Roman" w:hAnsi="Consolas" w:cs="Times New Roman"/>
+          <w:color w:val="B5CEA8"/>
+          <w:sz w:val="21"/>
+          <w:szCs w:val="21"/>
+        </w:rPr>
+        <w:t>55000</w:t>
+      </w:r>
+      <w:r>
+        <w:rPr>
+          <w:rFonts w:ascii="Consolas" w:eastAsia="Times New Roman" w:hAnsi="Consolas" w:cs="Times New Roman"/>
+          <w:color w:val="BBBEBF"/>
+          <w:sz w:val="21"/>
+          <w:szCs w:val="21"/>
+        </w:rPr>
+        <w:t>)</w:t>
+      </w:r>
+    </w:p>
+    <w:p>
+      <w:pPr>
+        <w:shd w:val="clear" w:color="auto" w:fill="121314"/>
+        <w:spacing w:after="0" w:line="285" w:lineRule="atLeast"/>
+        <w:rPr>
+          <w:rFonts w:ascii="Consolas" w:eastAsia="Times New Roman" w:hAnsi="Consolas" w:cs="Times New Roman"/>
+          <w:color w:val="BBBEBF"/>
+          <w:sz w:val="21"/>
+          <w:szCs w:val="21"/>
+        </w:rPr>
+      </w:pPr>
+      <w:r>
+        <w:rPr>
+          <w:rFonts w:ascii="Consolas" w:eastAsia="Times New Roman" w:hAnsi="Consolas" w:cs="Times New Roman"/>
+          <w:color w:val="C9D1D9"/>
+          <w:sz w:val="21"/>
+          <w:szCs w:val="21"/>
+        </w:rPr>
+        <w:t>product2</w:t>
+      </w:r>
+      <w:r>
+        <w:rPr>
+          <w:rFonts w:ascii="Consolas" w:eastAsia="Times New Roman" w:hAnsi="Consolas" w:cs="Times New Roman"/>
+          <w:color w:val="BBBEBF"/>
+          <w:sz w:val="21"/>
+          <w:szCs w:val="21"/>
+        </w:rPr>
+        <w:t xml:space="preserve"> </w:t>
+      </w:r>
+      <w:r>
+        <w:rPr>
+          <w:rFonts w:ascii="Consolas" w:eastAsia="Times New Roman" w:hAnsi="Consolas" w:cs="Times New Roman"/>
+          <w:color w:val="D4D4D4"/>
+          <w:sz w:val="21"/>
+          <w:szCs w:val="21"/>
+        </w:rPr>
+        <w:t>=</w:t>
+      </w:r>
+      <w:r>
+        <w:rPr>
+          <w:rFonts w:ascii="Consolas" w:eastAsia="Times New Roman" w:hAnsi="Consolas" w:cs="Times New Roman"/>
+          <w:color w:val="BBBEBF"/>
+          <w:sz w:val="21"/>
+          <w:szCs w:val="21"/>
+        </w:rPr>
+        <w:t xml:space="preserve"> (</w:t>
+      </w:r>
+      <w:r>
+        <w:rPr>
+          <w:rFonts w:ascii="Consolas" w:eastAsia="Times New Roman" w:hAnsi="Consolas" w:cs="Times New Roman"/>
+          <w:color w:val="A5D6FF"/>
+          <w:sz w:val="21"/>
+          <w:szCs w:val="21"/>
+        </w:rPr>
+        <w:t>'calculator'</w:t>
+      </w:r>
+      <w:r>
+        <w:rPr>
+          <w:rFonts w:ascii="Consolas" w:eastAsia="Times New Roman" w:hAnsi="Consolas" w:cs="Times New Roman"/>
+          <w:color w:val="BBBEBF"/>
+          <w:sz w:val="21"/>
+          <w:szCs w:val="21"/>
+        </w:rPr>
+        <w:t>,</w:t>
+      </w:r>
+      <w:r>
+        <w:rPr>
+          <w:rFonts w:ascii="Consolas" w:eastAsia="Times New Roman" w:hAnsi="Consolas" w:cs="Times New Roman"/>
+          <w:color w:val="B5CEA8"/>
+          <w:sz w:val="21"/>
+          <w:szCs w:val="21"/>
+        </w:rPr>
+        <w:t>1000</w:t>
+      </w:r>
+      <w:r>
+        <w:rPr>
+          <w:rFonts w:ascii="Consolas" w:eastAsia="Times New Roman" w:hAnsi="Consolas" w:cs="Times New Roman"/>
+          <w:color w:val="BBBEBF"/>
+          <w:sz w:val="21"/>
+          <w:szCs w:val="21"/>
+        </w:rPr>
+        <w:t>,</w:t>
+      </w:r>
+      <w:r>
+        <w:rPr>
+          <w:rFonts w:ascii="Consolas" w:eastAsia="Times New Roman" w:hAnsi="Consolas" w:cs="Times New Roman"/>
+          <w:color w:val="B5CEA8"/>
+          <w:sz w:val="21"/>
+          <w:szCs w:val="21"/>
+        </w:rPr>
+        <w:t>1500</w:t>
+      </w:r>
+      <w:r>
+        <w:rPr>
+          <w:rFonts w:ascii="Consolas" w:eastAsia="Times New Roman" w:hAnsi="Consolas" w:cs="Times New Roman"/>
+          <w:color w:val="BBBEBF"/>
+          <w:sz w:val="21"/>
+          <w:szCs w:val="21"/>
+        </w:rPr>
+        <w:t>)</w:t>
+      </w:r>
+    </w:p>
+    <w:p>
+      <w:pPr>
+        <w:shd w:val="clear" w:color="auto" w:fill="121314"/>
+        <w:spacing w:after="0" w:line="285" w:lineRule="atLeast"/>
+        <w:rPr>
+          <w:rFonts w:ascii="Consolas" w:eastAsia="Times New Roman" w:hAnsi="Consolas" w:cs="Times New Roman"/>
+          <w:color w:val="BBBEBF"/>
+          <w:sz w:val="21"/>
+          <w:szCs w:val="21"/>
+        </w:rPr>
+      </w:pPr>
+      <w:proofErr w:type="spellStart"/>
+      <w:r>
+        <w:rPr>
+          <w:rFonts w:ascii="Consolas" w:eastAsia="Times New Roman" w:hAnsi="Consolas" w:cs="Times New Roman"/>
+          <w:color w:val="D2A8FF"/>
+          <w:sz w:val="21"/>
+          <w:szCs w:val="21"/>
+        </w:rPr>
+        <w:t>insert_products</w:t>
+      </w:r>
+      <w:proofErr w:type="spellEnd"/>
+      <w:r>
+        <w:rPr>
+          <w:rFonts w:ascii="Consolas" w:eastAsia="Times New Roman" w:hAnsi="Consolas" w:cs="Times New Roman"/>
+          <w:color w:val="BBBEBF"/>
+          <w:sz w:val="21"/>
+          <w:szCs w:val="21"/>
+        </w:rPr>
+        <w:t>(</w:t>
+      </w:r>
+      <w:r>
+        <w:rPr>
+          <w:rFonts w:ascii="Consolas" w:eastAsia="Times New Roman" w:hAnsi="Consolas" w:cs="Times New Roman"/>
+          <w:color w:val="C9D1D9"/>
+          <w:sz w:val="21"/>
+          <w:szCs w:val="21"/>
+        </w:rPr>
+        <w:t>product1</w:t>
+      </w:r>
+      <w:r>
+        <w:rPr>
+          <w:rFonts w:ascii="Consolas" w:eastAsia="Times New Roman" w:hAnsi="Consolas" w:cs="Times New Roman"/>
+          <w:color w:val="BBBEBF"/>
+          <w:sz w:val="21"/>
+          <w:szCs w:val="21"/>
+        </w:rPr>
+        <w:t>)</w:t>
+      </w:r>
+    </w:p>
+    <w:p>
+      <w:pPr>
+        <w:shd w:val="clear" w:color="auto" w:fill="121314"/>
+        <w:spacing w:after="0" w:line="285" w:lineRule="atLeast"/>
+        <w:rPr>
+          <w:rFonts w:ascii="Consolas" w:eastAsia="Times New Roman" w:hAnsi="Consolas" w:cs="Times New Roman"/>
+          <w:color w:val="BBBEBF"/>
+          <w:sz w:val="21"/>
+          <w:szCs w:val="21"/>
+        </w:rPr>
+      </w:pPr>
+      <w:proofErr w:type="spellStart"/>
+      <w:r>
+        <w:rPr>
+          <w:rFonts w:ascii="Consolas" w:eastAsia="Times New Roman" w:hAnsi="Consolas" w:cs="Times New Roman"/>
+          <w:color w:val="D2A8FF"/>
+          <w:sz w:val="21"/>
+          <w:szCs w:val="21"/>
+        </w:rPr>
+        <w:t>insert_products</w:t>
+      </w:r>
+      <w:proofErr w:type="spellEnd"/>
+      <w:r>
+        <w:rPr>
+          <w:rFonts w:ascii="Consolas" w:eastAsia="Times New Roman" w:hAnsi="Consolas" w:cs="Times New Roman"/>
+          <w:color w:val="BBBEBF"/>
+          <w:sz w:val="21"/>
+          <w:szCs w:val="21"/>
+        </w:rPr>
+        <w:t>(</w:t>
+      </w:r>
+      <w:r>
+        <w:rPr>
+          <w:rFonts w:ascii="Consolas" w:eastAsia="Times New Roman" w:hAnsi="Consolas" w:cs="Times New Roman"/>
+          <w:color w:val="C9D1D9"/>
+          <w:sz w:val="21"/>
+          <w:szCs w:val="21"/>
+        </w:rPr>
+        <w:t>product2</w:t>
+      </w:r>
+      <w:r>
+        <w:rPr>
+          <w:rFonts w:ascii="Consolas" w:eastAsia="Times New Roman" w:hAnsi="Consolas" w:cs="Times New Roman"/>
+          <w:color w:val="BBBEBF"/>
+          <w:sz w:val="21"/>
+          <w:szCs w:val="21"/>
+        </w:rPr>
+        <w:t>)</w:t>
+      </w:r>
+    </w:p>
+    <w:p>
+      <w:pPr>
+        <w:shd w:val="clear" w:color="auto" w:fill="121314"/>
+        <w:spacing w:after="0" w:line="285" w:lineRule="atLeast"/>
+        <w:rPr>
+          <w:rFonts w:ascii="Consolas" w:eastAsia="Times New Roman" w:hAnsi="Consolas" w:cs="Times New Roman"/>
+          <w:color w:val="BBBEBF"/>
+          <w:sz w:val="21"/>
+          <w:szCs w:val="21"/>
+        </w:rPr>
+      </w:pPr>
+    </w:p>
+    <w:p>
+      <w:pPr>
+        <w:shd w:val="clear" w:color="auto" w:fill="121314"/>
+        <w:spacing w:after="0" w:line="285" w:lineRule="atLeast"/>
+        <w:rPr>
+          <w:rFonts w:ascii="Consolas" w:eastAsia="Times New Roman" w:hAnsi="Consolas" w:cs="Times New Roman"/>
+          <w:color w:val="BBBEBF"/>
+          <w:sz w:val="21"/>
+          <w:szCs w:val="21"/>
+        </w:rPr>
+      </w:pPr>
+      <w:r>
+        <w:rPr>
+          <w:rFonts w:ascii="Consolas" w:eastAsia="Times New Roman" w:hAnsi="Consolas" w:cs="Times New Roman"/>
+          <w:color w:val="8B949E"/>
+          <w:sz w:val="21"/>
+          <w:szCs w:val="21"/>
+        </w:rPr>
+        <w:t>#SQL MUST KNOW</w:t>
+      </w:r>
+    </w:p>
+    <w:p>
+      <w:pPr>
+        <w:shd w:val="clear" w:color="auto" w:fill="121314"/>
+        <w:spacing w:after="0" w:line="285" w:lineRule="atLeast"/>
+        <w:rPr>
+          <w:rFonts w:ascii="Consolas" w:eastAsia="Times New Roman" w:hAnsi="Consolas" w:cs="Times New Roman"/>
+          <w:color w:val="BBBEBF"/>
+          <w:sz w:val="21"/>
+          <w:szCs w:val="21"/>
+        </w:rPr>
+      </w:pPr>
+      <w:r>
+        <w:rPr>
+          <w:rFonts w:ascii="Consolas" w:eastAsia="Times New Roman" w:hAnsi="Consolas" w:cs="Times New Roman"/>
+          <w:color w:val="8B949E"/>
+          <w:sz w:val="21"/>
+          <w:szCs w:val="21"/>
+        </w:rPr>
+        <w:t xml:space="preserve">#1. </w:t>
+      </w:r>
+      <w:proofErr w:type="spellStart"/>
+      <w:r>
+        <w:rPr>
+          <w:rFonts w:ascii="Consolas" w:eastAsia="Times New Roman" w:hAnsi="Consolas" w:cs="Times New Roman"/>
+          <w:color w:val="8B949E"/>
+          <w:sz w:val="21"/>
+          <w:szCs w:val="21"/>
+        </w:rPr>
+        <w:t>bASIC</w:t>
+      </w:r>
+      <w:proofErr w:type="spellEnd"/>
+      <w:r>
+        <w:rPr>
+          <w:rFonts w:ascii="Consolas" w:eastAsia="Times New Roman" w:hAnsi="Consolas" w:cs="Times New Roman"/>
+          <w:color w:val="8B949E"/>
+          <w:sz w:val="21"/>
+          <w:szCs w:val="21"/>
+        </w:rPr>
+        <w:t xml:space="preserve"> SQL QUERIES</w:t>
+      </w:r>
+    </w:p>
+    <w:p>
+      <w:pPr>
+        <w:shd w:val="clear" w:color="auto" w:fill="121314"/>
+        <w:spacing w:after="0" w:line="285" w:lineRule="atLeast"/>
+        <w:rPr>
+          <w:rFonts w:ascii="Consolas" w:eastAsia="Times New Roman" w:hAnsi="Consolas" w:cs="Times New Roman"/>
+          <w:color w:val="BBBEBF"/>
+          <w:sz w:val="21"/>
+          <w:szCs w:val="21"/>
+        </w:rPr>
+      </w:pPr>
+      <w:r>
+        <w:rPr>
+          <w:rFonts w:ascii="Consolas" w:eastAsia="Times New Roman" w:hAnsi="Consolas" w:cs="Times New Roman"/>
+          <w:color w:val="8B949E"/>
+          <w:sz w:val="21"/>
+          <w:szCs w:val="21"/>
+        </w:rPr>
+        <w:t xml:space="preserve">#2. </w:t>
+      </w:r>
+      <w:proofErr w:type="spellStart"/>
+      <w:r>
+        <w:rPr>
+          <w:rFonts w:ascii="Consolas" w:eastAsia="Times New Roman" w:hAnsi="Consolas" w:cs="Times New Roman"/>
+          <w:color w:val="8B949E"/>
+          <w:sz w:val="21"/>
+          <w:szCs w:val="21"/>
+        </w:rPr>
+        <w:t>pRIMARY</w:t>
+      </w:r>
+      <w:proofErr w:type="spellEnd"/>
+      <w:r>
+        <w:rPr>
+          <w:rFonts w:ascii="Consolas" w:eastAsia="Times New Roman" w:hAnsi="Consolas" w:cs="Times New Roman"/>
+          <w:color w:val="8B949E"/>
+          <w:sz w:val="21"/>
+          <w:szCs w:val="21"/>
+        </w:rPr>
+        <w:t xml:space="preserve"> AND FOREIGN KEYS</w:t>
+      </w:r>
+    </w:p>
+    <w:p>
+      <w:pPr>
+        <w:shd w:val="clear" w:color="auto" w:fill="121314"/>
+        <w:spacing w:after="0" w:line="285" w:lineRule="atLeast"/>
+        <w:rPr>
+          <w:rFonts w:ascii="Consolas" w:eastAsia="Times New Roman" w:hAnsi="Consolas" w:cs="Times New Roman"/>
+          <w:color w:val="BBBEBF"/>
+          <w:sz w:val="21"/>
+          <w:szCs w:val="21"/>
+        </w:rPr>
+      </w:pPr>
+      <w:r>
+        <w:rPr>
+          <w:rFonts w:ascii="Consolas" w:eastAsia="Times New Roman" w:hAnsi="Consolas" w:cs="Times New Roman"/>
+          <w:color w:val="8B949E"/>
+          <w:sz w:val="21"/>
+          <w:szCs w:val="21"/>
+        </w:rPr>
+        <w:t>#3. Joins</w:t>
+      </w:r>
+    </w:p>
+    <w:p>
+      <w:pPr>
+        <w:shd w:val="clear" w:color="auto" w:fill="121314"/>
+        <w:spacing w:after="0" w:line="285" w:lineRule="atLeast"/>
+        <w:rPr>
+          <w:rFonts w:ascii="Consolas" w:eastAsia="Times New Roman" w:hAnsi="Consolas" w:cs="Times New Roman"/>
+          <w:color w:val="BBBEBF"/>
+          <w:sz w:val="21"/>
+          <w:szCs w:val="21"/>
+        </w:rPr>
+      </w:pPr>
+      <w:r>
+        <w:rPr>
+          <w:rFonts w:ascii="Consolas" w:eastAsia="Times New Roman" w:hAnsi="Consolas" w:cs="Times New Roman"/>
+          <w:color w:val="8B949E"/>
+          <w:sz w:val="21"/>
+          <w:szCs w:val="21"/>
+        </w:rPr>
+        <w:t>#4. aggregate functions(</w:t>
+      </w:r>
+      <w:proofErr w:type="spellStart"/>
+      <w:proofErr w:type="gramStart"/>
+      <w:r>
+        <w:rPr>
+          <w:rFonts w:ascii="Consolas" w:eastAsia="Times New Roman" w:hAnsi="Consolas" w:cs="Times New Roman"/>
+          <w:color w:val="8B949E"/>
+          <w:sz w:val="21"/>
+          <w:szCs w:val="21"/>
+        </w:rPr>
+        <w:t>max,min</w:t>
+      </w:r>
+      <w:proofErr w:type="gramEnd"/>
+      <w:r>
+        <w:rPr>
+          <w:rFonts w:ascii="Consolas" w:eastAsia="Times New Roman" w:hAnsi="Consolas" w:cs="Times New Roman"/>
+          <w:color w:val="8B949E"/>
+          <w:sz w:val="21"/>
+          <w:szCs w:val="21"/>
+        </w:rPr>
+        <w:t>,avg,count,sum</w:t>
+      </w:r>
+      <w:proofErr w:type="spellEnd"/>
+      <w:r>
+        <w:rPr>
+          <w:rFonts w:ascii="Consolas" w:eastAsia="Times New Roman" w:hAnsi="Consolas" w:cs="Times New Roman"/>
+          <w:color w:val="8B949E"/>
+          <w:sz w:val="21"/>
+          <w:szCs w:val="21"/>
+        </w:rPr>
+        <w:t>)</w:t>
+      </w:r>
+    </w:p>
+    <w:p>
+      <w:pPr>
+        <w:shd w:val="clear" w:color="auto" w:fill="121314"/>
+        <w:spacing w:after="0" w:line="285" w:lineRule="atLeast"/>
+        <w:rPr>
+          <w:rFonts w:ascii="Consolas" w:eastAsia="Times New Roman" w:hAnsi="Consolas" w:cs="Times New Roman"/>
+          <w:color w:val="BBBEBF"/>
+          <w:sz w:val="21"/>
+          <w:szCs w:val="21"/>
+        </w:rPr>
+      </w:pPr>
+      <w:r>
+        <w:rPr>
+          <w:rFonts w:ascii="Consolas" w:eastAsia="Times New Roman" w:hAnsi="Consolas" w:cs="Times New Roman"/>
+          <w:color w:val="8B949E"/>
+          <w:sz w:val="21"/>
+          <w:szCs w:val="21"/>
+        </w:rPr>
+        <w:t>#5. group by order by</w:t>
+      </w:r>
+    </w:p>
+    <w:p>
+      <w:pPr>
+        <w:shd w:val="clear" w:color="auto" w:fill="121314"/>
+        <w:spacing w:after="0" w:line="285" w:lineRule="atLeast"/>
+        <w:rPr>
+          <w:rFonts w:ascii="Consolas" w:eastAsia="Times New Roman" w:hAnsi="Consolas" w:cs="Times New Roman"/>
+          <w:color w:val="BBBEBF"/>
+          <w:sz w:val="21"/>
+          <w:szCs w:val="21"/>
+        </w:rPr>
+      </w:pPr>
+      <w:r>
+        <w:rPr>
+          <w:rFonts w:ascii="Consolas" w:eastAsia="Times New Roman" w:hAnsi="Consolas" w:cs="Times New Roman"/>
+          <w:color w:val="8B949E"/>
+          <w:sz w:val="21"/>
+          <w:szCs w:val="21"/>
+        </w:rPr>
+        <w:t>#6. where clause</w:t>
+      </w:r>
+    </w:p>
+    <w:p>
+      <w:pPr>
+        <w:shd w:val="clear" w:color="auto" w:fill="121314"/>
+        <w:spacing w:after="0" w:line="285" w:lineRule="atLeast"/>
+        <w:rPr>
+          <w:rFonts w:ascii="Consolas" w:eastAsia="Times New Roman" w:hAnsi="Consolas" w:cs="Times New Roman"/>
+          <w:color w:val="BBBEBF"/>
+          <w:sz w:val="21"/>
+          <w:szCs w:val="21"/>
+        </w:rPr>
+      </w:pPr>
+    </w:p>
+    <w:p>
+      <w:pPr>
+        <w:shd w:val="clear" w:color="auto" w:fill="121314"/>
+        <w:spacing w:after="0" w:line="285" w:lineRule="atLeast"/>
+        <w:rPr>
+          <w:rFonts w:ascii="Consolas" w:eastAsia="Times New Roman" w:hAnsi="Consolas" w:cs="Times New Roman"/>
+          <w:color w:val="BBBEBF"/>
+          <w:sz w:val="21"/>
+          <w:szCs w:val="21"/>
+        </w:rPr>
+      </w:pPr>
+      <w:r>
+        <w:rPr>
+          <w:rFonts w:ascii="Consolas" w:eastAsia="Times New Roman" w:hAnsi="Consolas" w:cs="Times New Roman"/>
+          <w:color w:val="8B949E"/>
+          <w:sz w:val="21"/>
+          <w:szCs w:val="21"/>
+        </w:rPr>
+        <w:t>#PYTHON MUST KNOW</w:t>
+      </w:r>
+    </w:p>
+    <w:p>
+      <w:pPr>
+        <w:shd w:val="clear" w:color="auto" w:fill="121314"/>
+        <w:spacing w:after="0" w:line="285" w:lineRule="atLeast"/>
+        <w:rPr>
+          <w:rFonts w:ascii="Consolas" w:eastAsia="Times New Roman" w:hAnsi="Consolas" w:cs="Times New Roman"/>
+          <w:color w:val="BBBEBF"/>
+          <w:sz w:val="21"/>
+          <w:szCs w:val="21"/>
+        </w:rPr>
+      </w:pPr>
+      <w:r>
+        <w:rPr>
+          <w:rFonts w:ascii="Consolas" w:eastAsia="Times New Roman" w:hAnsi="Consolas" w:cs="Times New Roman"/>
+          <w:color w:val="8B949E"/>
+          <w:sz w:val="21"/>
+          <w:szCs w:val="21"/>
+        </w:rPr>
+        <w:t>#1. functions</w:t>
+      </w:r>
+    </w:p>
+    <w:p>
+      <w:pPr>
+        <w:shd w:val="clear" w:color="auto" w:fill="121314"/>
+        <w:spacing w:after="0" w:line="285" w:lineRule="atLeast"/>
+        <w:rPr>
+          <w:rFonts w:ascii="Consolas" w:eastAsia="Times New Roman" w:hAnsi="Consolas" w:cs="Times New Roman"/>
+          <w:color w:val="BBBEBF"/>
+          <w:sz w:val="21"/>
+          <w:szCs w:val="21"/>
+        </w:rPr>
+      </w:pPr>
+      <w:r>
+        <w:rPr>
+          <w:rFonts w:ascii="Consolas" w:eastAsia="Times New Roman" w:hAnsi="Consolas" w:cs="Times New Roman"/>
+          <w:color w:val="8B949E"/>
+          <w:sz w:val="21"/>
+          <w:szCs w:val="21"/>
+        </w:rPr>
+        <w:t>#2. loops</w:t>
+      </w:r>
+    </w:p>
+    <w:p>
+      <w:pPr>
+        <w:shd w:val="clear" w:color="auto" w:fill="121314"/>
+        <w:spacing w:after="0" w:line="285" w:lineRule="atLeast"/>
+        <w:rPr>
+          <w:rFonts w:ascii="Consolas" w:eastAsia="Times New Roman" w:hAnsi="Consolas" w:cs="Times New Roman"/>
+          <w:color w:val="BBBEBF"/>
+          <w:sz w:val="21"/>
+          <w:szCs w:val="21"/>
+        </w:rPr>
+      </w:pPr>
+      <w:r>
+        <w:rPr>
+          <w:rFonts w:ascii="Consolas" w:eastAsia="Times New Roman" w:hAnsi="Consolas" w:cs="Times New Roman"/>
+          <w:color w:val="8B949E"/>
+          <w:sz w:val="21"/>
+          <w:szCs w:val="21"/>
+        </w:rPr>
+        <w:t>#3. if statements</w:t>
+      </w:r>
+    </w:p>
+    <w:p>
+      <w:pPr>
+        <w:shd w:val="clear" w:color="auto" w:fill="121314"/>
+        <w:spacing w:after="0" w:line="285" w:lineRule="atLeast"/>
+        <w:rPr>
+          <w:rFonts w:ascii="Consolas" w:eastAsia="Times New Roman" w:hAnsi="Consolas" w:cs="Times New Roman"/>
+          <w:color w:val="BBBEBF"/>
+          <w:sz w:val="21"/>
+          <w:szCs w:val="21"/>
+        </w:rPr>
+      </w:pPr>
+      <w:r>
+        <w:rPr>
+          <w:rFonts w:ascii="Consolas" w:eastAsia="Times New Roman" w:hAnsi="Consolas" w:cs="Times New Roman"/>
+          <w:color w:val="8B949E"/>
+          <w:sz w:val="21"/>
+          <w:szCs w:val="21"/>
+        </w:rPr>
+        <w:t xml:space="preserve">#4. python data structures -lists &amp; </w:t>
+      </w:r>
+      <w:proofErr w:type="spellStart"/>
+      <w:r>
+        <w:rPr>
+          <w:rFonts w:ascii="Consolas" w:eastAsia="Times New Roman" w:hAnsi="Consolas" w:cs="Times New Roman"/>
+          <w:color w:val="8B949E"/>
+          <w:sz w:val="21"/>
+          <w:szCs w:val="21"/>
+        </w:rPr>
+        <w:t>taples</w:t>
+      </w:r>
+      <w:proofErr w:type="spellEnd"/>
+      <w:r>
+        <w:rPr>
+          <w:rFonts w:ascii="Consolas" w:eastAsia="Times New Roman" w:hAnsi="Consolas" w:cs="Times New Roman"/>
+          <w:color w:val="8B949E"/>
+          <w:sz w:val="21"/>
+          <w:szCs w:val="21"/>
+        </w:rPr>
+        <w:t xml:space="preserve"> and their properties</w:t>
+      </w:r>
+    </w:p>
+    <w:p>
+      <w:pPr>
+        <w:shd w:val="clear" w:color="auto" w:fill="121314"/>
+        <w:spacing w:after="0" w:line="285" w:lineRule="atLeast"/>
+        <w:rPr>
+          <w:rFonts w:ascii="Consolas" w:eastAsia="Times New Roman" w:hAnsi="Consolas" w:cs="Times New Roman"/>
+          <w:color w:val="BBBEBF"/>
+          <w:sz w:val="21"/>
+          <w:szCs w:val="21"/>
+        </w:rPr>
+      </w:pPr>
+      <w:r>
+        <w:rPr>
+          <w:rFonts w:ascii="Consolas" w:eastAsia="Times New Roman" w:hAnsi="Consolas" w:cs="Times New Roman"/>
+          <w:color w:val="8B949E"/>
+          <w:sz w:val="21"/>
+          <w:szCs w:val="21"/>
+        </w:rPr>
+        <w:lastRenderedPageBreak/>
+        <w:t xml:space="preserve">#5. </w:t>
+      </w:r>
+      <w:proofErr w:type="spellStart"/>
+      <w:r>
+        <w:rPr>
+          <w:rFonts w:ascii="Consolas" w:eastAsia="Times New Roman" w:hAnsi="Consolas" w:cs="Times New Roman"/>
+          <w:color w:val="8B949E"/>
+          <w:sz w:val="21"/>
+          <w:szCs w:val="21"/>
+        </w:rPr>
+        <w:t>undersatn</w:t>
+      </w:r>
+      <w:proofErr w:type="spellEnd"/>
+      <w:r>
+        <w:rPr>
+          <w:rFonts w:ascii="Consolas" w:eastAsia="Times New Roman" w:hAnsi="Consolas" w:cs="Times New Roman"/>
+          <w:color w:val="8B949E"/>
+          <w:sz w:val="21"/>
+          <w:szCs w:val="21"/>
+        </w:rPr>
+        <w:t xml:space="preserve"> data types</w:t>
+      </w:r>
+    </w:p>
+    <w:p>
+      <w:pPr>
+        <w:shd w:val="clear" w:color="auto" w:fill="121314"/>
+        <w:spacing w:after="0" w:line="285" w:lineRule="atLeast"/>
+        <w:rPr>
+          <w:rFonts w:ascii="Consolas" w:eastAsia="Times New Roman" w:hAnsi="Consolas" w:cs="Times New Roman"/>
+          <w:color w:val="BBBEBF"/>
+          <w:sz w:val="21"/>
+          <w:szCs w:val="21"/>
+        </w:rPr>
+      </w:pPr>
+    </w:p>
+    <w:p>
+      <w:pPr>
+        <w:shd w:val="clear" w:color="auto" w:fill="121314"/>
+        <w:spacing w:after="0" w:line="285" w:lineRule="atLeast"/>
+        <w:rPr>
+          <w:rFonts w:ascii="Consolas" w:eastAsia="Times New Roman" w:hAnsi="Consolas" w:cs="Times New Roman"/>
+          <w:color w:val="BBBEBF"/>
+          <w:sz w:val="21"/>
+          <w:szCs w:val="21"/>
+        </w:rPr>
+      </w:pPr>
+      <w:r>
+        <w:rPr>
+          <w:rFonts w:ascii="Consolas" w:eastAsia="Times New Roman" w:hAnsi="Consolas" w:cs="Times New Roman"/>
+          <w:color w:val="8B949E"/>
+          <w:sz w:val="21"/>
+          <w:szCs w:val="21"/>
+        </w:rPr>
+        <w:t>#</w:t>
+      </w:r>
+      <w:proofErr w:type="spellStart"/>
+      <w:r>
+        <w:rPr>
+          <w:rFonts w:ascii="Consolas" w:eastAsia="Times New Roman" w:hAnsi="Consolas" w:cs="Times New Roman"/>
+          <w:color w:val="8B949E"/>
+          <w:sz w:val="21"/>
+          <w:szCs w:val="21"/>
+        </w:rPr>
+        <w:t>taks</w:t>
+      </w:r>
+      <w:proofErr w:type="spellEnd"/>
+      <w:r>
+        <w:rPr>
+          <w:rFonts w:ascii="Consolas" w:eastAsia="Times New Roman" w:hAnsi="Consolas" w:cs="Times New Roman"/>
+          <w:color w:val="8B949E"/>
+          <w:sz w:val="21"/>
+          <w:szCs w:val="21"/>
+        </w:rPr>
+        <w:t xml:space="preserve"> 13 Apr</w:t>
+      </w:r>
+    </w:p>
+    <w:p>
+      <w:pPr>
+        <w:shd w:val="clear" w:color="auto" w:fill="121314"/>
+        <w:spacing w:after="0" w:line="285" w:lineRule="atLeast"/>
+        <w:rPr>
+          <w:rFonts w:ascii="Consolas" w:eastAsia="Times New Roman" w:hAnsi="Consolas" w:cs="Times New Roman"/>
+          <w:color w:val="BBBEBF"/>
+          <w:sz w:val="21"/>
+          <w:szCs w:val="21"/>
+        </w:rPr>
+      </w:pPr>
+      <w:r>
+        <w:rPr>
+          <w:rFonts w:ascii="Consolas" w:eastAsia="Times New Roman" w:hAnsi="Consolas" w:cs="Times New Roman"/>
+          <w:color w:val="8B949E"/>
+          <w:sz w:val="21"/>
+          <w:szCs w:val="21"/>
+        </w:rPr>
+        <w:t xml:space="preserve">#1. using functions, </w:t>
+      </w:r>
+      <w:proofErr w:type="gramStart"/>
+      <w:r>
+        <w:rPr>
+          <w:rFonts w:ascii="Consolas" w:eastAsia="Times New Roman" w:hAnsi="Consolas" w:cs="Times New Roman"/>
+          <w:color w:val="8B949E"/>
+          <w:sz w:val="21"/>
+          <w:szCs w:val="21"/>
+        </w:rPr>
+        <w:t>insert:#</w:t>
+      </w:r>
+      <w:proofErr w:type="gramEnd"/>
+      <w:r>
+        <w:rPr>
+          <w:rFonts w:ascii="Consolas" w:eastAsia="Times New Roman" w:hAnsi="Consolas" w:cs="Times New Roman"/>
+          <w:color w:val="8B949E"/>
+          <w:sz w:val="21"/>
+          <w:szCs w:val="21"/>
+        </w:rPr>
+        <w:t>stock #sales #users</w:t>
+      </w:r>
+    </w:p>
+    <w:p>
+      <w:pPr>
+        <w:shd w:val="clear" w:color="auto" w:fill="121314"/>
+        <w:spacing w:after="0" w:line="285" w:lineRule="atLeast"/>
+        <w:rPr>
+          <w:rFonts w:ascii="Consolas" w:eastAsia="Times New Roman" w:hAnsi="Consolas" w:cs="Times New Roman"/>
+          <w:color w:val="BBBEBF"/>
+          <w:sz w:val="21"/>
+          <w:szCs w:val="21"/>
+        </w:rPr>
+      </w:pPr>
+      <w:r>
+        <w:rPr>
+          <w:rFonts w:ascii="Consolas" w:eastAsia="Times New Roman" w:hAnsi="Consolas" w:cs="Times New Roman"/>
+          <w:color w:val="8B949E"/>
+          <w:sz w:val="21"/>
+          <w:szCs w:val="21"/>
+        </w:rPr>
+        <w:t xml:space="preserve">#2. Write </w:t>
+      </w:r>
+      <w:proofErr w:type="spellStart"/>
+      <w:r>
+        <w:rPr>
+          <w:rFonts w:ascii="Consolas" w:eastAsia="Times New Roman" w:hAnsi="Consolas" w:cs="Times New Roman"/>
+          <w:color w:val="8B949E"/>
+          <w:sz w:val="21"/>
+          <w:szCs w:val="21"/>
+        </w:rPr>
+        <w:t>sql</w:t>
+      </w:r>
+      <w:proofErr w:type="spellEnd"/>
+      <w:r>
+        <w:rPr>
+          <w:rFonts w:ascii="Consolas" w:eastAsia="Times New Roman" w:hAnsi="Consolas" w:cs="Times New Roman"/>
+          <w:color w:val="8B949E"/>
+          <w:sz w:val="21"/>
+          <w:szCs w:val="21"/>
+        </w:rPr>
+        <w:t xml:space="preserve"> queries to fetch the following data:</w:t>
+      </w:r>
+    </w:p>
+    <w:p>
+      <w:pPr>
+        <w:shd w:val="clear" w:color="auto" w:fill="121314"/>
+        <w:spacing w:after="0" w:line="285" w:lineRule="atLeast"/>
+        <w:rPr>
+          <w:rFonts w:ascii="Consolas" w:eastAsia="Times New Roman" w:hAnsi="Consolas" w:cs="Times New Roman"/>
+          <w:color w:val="BBBEBF"/>
+          <w:sz w:val="21"/>
+          <w:szCs w:val="21"/>
+        </w:rPr>
+      </w:pPr>
+      <w:r>
+        <w:rPr>
+          <w:rFonts w:ascii="Consolas" w:eastAsia="Times New Roman" w:hAnsi="Consolas" w:cs="Times New Roman"/>
+          <w:color w:val="8B949E"/>
+          <w:sz w:val="21"/>
+          <w:szCs w:val="21"/>
+        </w:rPr>
+        <w:t>#-sales per product</w:t>
+      </w:r>
+    </w:p>
+    <w:p>
+      <w:pPr>
+        <w:shd w:val="clear" w:color="auto" w:fill="121314"/>
+        <w:spacing w:after="0" w:line="285" w:lineRule="atLeast"/>
+        <w:rPr>
+          <w:rFonts w:ascii="Consolas" w:eastAsia="Times New Roman" w:hAnsi="Consolas" w:cs="Times New Roman"/>
+          <w:color w:val="BBBEBF"/>
+          <w:sz w:val="21"/>
+          <w:szCs w:val="21"/>
+        </w:rPr>
+      </w:pPr>
+      <w:r>
+        <w:rPr>
+          <w:rFonts w:ascii="Consolas" w:eastAsia="Times New Roman" w:hAnsi="Consolas" w:cs="Times New Roman"/>
+          <w:color w:val="8B949E"/>
+          <w:sz w:val="21"/>
+          <w:szCs w:val="21"/>
+        </w:rPr>
+        <w:t>#-sales per day</w:t>
+      </w:r>
+    </w:p>
+    <w:p>
+      <w:pPr>
+        <w:shd w:val="clear" w:color="auto" w:fill="121314"/>
+        <w:spacing w:after="0" w:line="285" w:lineRule="atLeast"/>
+        <w:rPr>
+          <w:rFonts w:ascii="Consolas" w:eastAsia="Times New Roman" w:hAnsi="Consolas" w:cs="Times New Roman"/>
+          <w:color w:val="BBBEBF"/>
+          <w:sz w:val="21"/>
+          <w:szCs w:val="21"/>
+        </w:rPr>
+      </w:pPr>
+      <w:r>
+        <w:rPr>
+          <w:rFonts w:ascii="Consolas" w:eastAsia="Times New Roman" w:hAnsi="Consolas" w:cs="Times New Roman"/>
+          <w:color w:val="8B949E"/>
+          <w:sz w:val="21"/>
+          <w:szCs w:val="21"/>
+        </w:rPr>
+        <w:t>#-profit per product</w:t>
+      </w:r>
+    </w:p>
+    <w:p>
+      <w:pPr>
+        <w:shd w:val="clear" w:color="auto" w:fill="121314"/>
+        <w:spacing w:after="0" w:line="285" w:lineRule="atLeast"/>
+        <w:rPr>
+          <w:rFonts w:ascii="Consolas" w:eastAsia="Times New Roman" w:hAnsi="Consolas" w:cs="Times New Roman"/>
+          <w:color w:val="BBBEBF"/>
+          <w:sz w:val="21"/>
+          <w:szCs w:val="21"/>
+        </w:rPr>
+      </w:pPr>
+      <w:r>
+        <w:rPr>
+          <w:rFonts w:ascii="Consolas" w:eastAsia="Times New Roman" w:hAnsi="Consolas" w:cs="Times New Roman"/>
+          <w:color w:val="8B949E"/>
+          <w:sz w:val="21"/>
+          <w:szCs w:val="21"/>
+        </w:rPr>
+        <w:t>#-profit per day</w:t>
+      </w:r>
+    </w:p>
+    <w:p>
+      <w:pPr>
+        <w:shd w:val="clear" w:color="auto" w:fill="121314"/>
+        <w:spacing w:after="0" w:line="285" w:lineRule="atLeast"/>
+        <w:rPr>
+          <w:rFonts w:ascii="Consolas" w:eastAsia="Times New Roman" w:hAnsi="Consolas" w:cs="Times New Roman"/>
+          <w:color w:val="BBBEBF"/>
+          <w:sz w:val="21"/>
+          <w:szCs w:val="21"/>
+        </w:rPr>
+      </w:pPr>
+    </w:p>
+    <w:p>
+      <w:pPr>
+        <w:shd w:val="clear" w:color="auto" w:fill="121314"/>
+        <w:spacing w:after="0" w:line="285" w:lineRule="atLeast"/>
+        <w:rPr>
+          <w:rFonts w:ascii="Consolas" w:eastAsia="Times New Roman" w:hAnsi="Consolas" w:cs="Times New Roman"/>
+          <w:color w:val="BBBEBF"/>
+          <w:sz w:val="21"/>
+          <w:szCs w:val="21"/>
+        </w:rPr>
+      </w:pPr>
+      <w:r>
+        <w:rPr>
+          <w:rFonts w:ascii="Consolas" w:eastAsia="Times New Roman" w:hAnsi="Consolas" w:cs="Times New Roman"/>
+          <w:color w:val="8B949E"/>
+          <w:sz w:val="21"/>
+          <w:szCs w:val="21"/>
+        </w:rPr>
+        <w:t>#Joins</w:t>
+      </w:r>
+    </w:p>
+    <w:p>
+      <w:pPr>
+        <w:shd w:val="clear" w:color="auto" w:fill="121314"/>
+        <w:spacing w:after="0" w:line="285" w:lineRule="atLeast"/>
+        <w:rPr>
+          <w:rFonts w:ascii="Consolas" w:eastAsia="Times New Roman" w:hAnsi="Consolas" w:cs="Times New Roman"/>
+          <w:color w:val="BBBEBF"/>
+          <w:sz w:val="21"/>
+          <w:szCs w:val="21"/>
+        </w:rPr>
+      </w:pPr>
+      <w:r>
+        <w:rPr>
+          <w:rFonts w:ascii="Consolas" w:eastAsia="Times New Roman" w:hAnsi="Consolas" w:cs="Times New Roman"/>
+          <w:color w:val="8B949E"/>
+          <w:sz w:val="21"/>
+          <w:szCs w:val="21"/>
+        </w:rPr>
+        <w:t xml:space="preserve">#select products.name as </w:t>
+      </w:r>
+      <w:proofErr w:type="spellStart"/>
+      <w:r>
+        <w:rPr>
+          <w:rFonts w:ascii="Consolas" w:eastAsia="Times New Roman" w:hAnsi="Consolas" w:cs="Times New Roman"/>
+          <w:color w:val="8B949E"/>
+          <w:sz w:val="21"/>
+          <w:szCs w:val="21"/>
+        </w:rPr>
+        <w:t>p_name</w:t>
+      </w:r>
+      <w:proofErr w:type="spellEnd"/>
+      <w:r>
+        <w:rPr>
+          <w:rFonts w:ascii="Consolas" w:eastAsia="Times New Roman" w:hAnsi="Consolas" w:cs="Times New Roman"/>
+          <w:color w:val="8B949E"/>
+          <w:sz w:val="21"/>
+          <w:szCs w:val="21"/>
+        </w:rPr>
+        <w:t>, sum(</w:t>
+      </w:r>
+      <w:proofErr w:type="spellStart"/>
+      <w:r>
+        <w:rPr>
+          <w:rFonts w:ascii="Consolas" w:eastAsia="Times New Roman" w:hAnsi="Consolas" w:cs="Times New Roman"/>
+          <w:color w:val="8B949E"/>
+          <w:sz w:val="21"/>
+          <w:szCs w:val="21"/>
+        </w:rPr>
+        <w:t>quatity</w:t>
+      </w:r>
+      <w:proofErr w:type="spellEnd"/>
+      <w:r>
+        <w:rPr>
+          <w:rFonts w:ascii="Consolas" w:eastAsia="Times New Roman" w:hAnsi="Consolas" w:cs="Times New Roman"/>
+          <w:color w:val="8B949E"/>
+          <w:sz w:val="21"/>
+          <w:szCs w:val="21"/>
+        </w:rPr>
+        <w:t>*</w:t>
+      </w:r>
+      <w:proofErr w:type="spellStart"/>
+      <w:r>
+        <w:rPr>
+          <w:rFonts w:ascii="Consolas" w:eastAsia="Times New Roman" w:hAnsi="Consolas" w:cs="Times New Roman"/>
+          <w:color w:val="8B949E"/>
+          <w:sz w:val="21"/>
+          <w:szCs w:val="21"/>
+        </w:rPr>
+        <w:t>selling_price</w:t>
+      </w:r>
+      <w:proofErr w:type="spellEnd"/>
+      <w:r>
+        <w:rPr>
+          <w:rFonts w:ascii="Consolas" w:eastAsia="Times New Roman" w:hAnsi="Consolas" w:cs="Times New Roman"/>
+          <w:color w:val="8B949E"/>
+          <w:sz w:val="21"/>
+          <w:szCs w:val="21"/>
+        </w:rPr>
+        <w:t xml:space="preserve">) as </w:t>
+      </w:r>
+      <w:proofErr w:type="spellStart"/>
+      <w:r>
+        <w:rPr>
+          <w:rFonts w:ascii="Consolas" w:eastAsia="Times New Roman" w:hAnsi="Consolas" w:cs="Times New Roman"/>
+          <w:color w:val="8B949E"/>
+          <w:sz w:val="21"/>
+          <w:szCs w:val="21"/>
+        </w:rPr>
+        <w:t>total_sales</w:t>
+      </w:r>
+      <w:proofErr w:type="spellEnd"/>
+      <w:r>
+        <w:rPr>
+          <w:rFonts w:ascii="Consolas" w:eastAsia="Times New Roman" w:hAnsi="Consolas" w:cs="Times New Roman"/>
+          <w:color w:val="8B949E"/>
+          <w:sz w:val="21"/>
+          <w:szCs w:val="21"/>
+        </w:rPr>
+        <w:t xml:space="preserve"> form sales join products</w:t>
+      </w:r>
+    </w:p>
+    <w:p>
+      <w:pPr>
+        <w:shd w:val="clear" w:color="auto" w:fill="121314"/>
+        <w:spacing w:after="0" w:line="285" w:lineRule="atLeast"/>
+        <w:rPr>
+          <w:rFonts w:ascii="Consolas" w:eastAsia="Times New Roman" w:hAnsi="Consolas" w:cs="Times New Roman"/>
+          <w:color w:val="BBBEBF"/>
+          <w:sz w:val="21"/>
+          <w:szCs w:val="21"/>
+        </w:rPr>
+      </w:pPr>
+      <w:r>
+        <w:rPr>
+          <w:rFonts w:ascii="Consolas" w:eastAsia="Times New Roman" w:hAnsi="Consolas" w:cs="Times New Roman"/>
+          <w:color w:val="8B949E"/>
+          <w:sz w:val="21"/>
+          <w:szCs w:val="21"/>
+        </w:rPr>
+        <w:t>#on products.id=</w:t>
+      </w:r>
+      <w:proofErr w:type="spellStart"/>
+      <w:r>
+        <w:rPr>
+          <w:rFonts w:ascii="Consolas" w:eastAsia="Times New Roman" w:hAnsi="Consolas" w:cs="Times New Roman"/>
+          <w:color w:val="8B949E"/>
+          <w:sz w:val="21"/>
+          <w:szCs w:val="21"/>
+        </w:rPr>
+        <w:t>sales.pid</w:t>
+      </w:r>
+      <w:proofErr w:type="spellEnd"/>
+      <w:r>
+        <w:rPr>
+          <w:rFonts w:ascii="Consolas" w:eastAsia="Times New Roman" w:hAnsi="Consolas" w:cs="Times New Roman"/>
+          <w:color w:val="8B949E"/>
+          <w:sz w:val="21"/>
+          <w:szCs w:val="21"/>
+        </w:rPr>
+        <w:t xml:space="preserve"> group by </w:t>
+      </w:r>
+      <w:proofErr w:type="spellStart"/>
+      <w:r>
+        <w:rPr>
+          <w:rFonts w:ascii="Consolas" w:eastAsia="Times New Roman" w:hAnsi="Consolas" w:cs="Times New Roman"/>
+          <w:color w:val="8B949E"/>
+          <w:sz w:val="21"/>
+          <w:szCs w:val="21"/>
+        </w:rPr>
+        <w:t>p_name</w:t>
+      </w:r>
+      <w:proofErr w:type="spellEnd"/>
+      <w:r>
+        <w:rPr>
+          <w:rFonts w:ascii="Consolas" w:eastAsia="Times New Roman" w:hAnsi="Consolas" w:cs="Times New Roman"/>
+          <w:color w:val="8B949E"/>
+          <w:sz w:val="21"/>
+          <w:szCs w:val="21"/>
+        </w:rPr>
+        <w:t>;</w:t>
       </w:r>
     </w:p>
     <w:p/>
